--- a/docs/解决方案型测试授权需求方案.docx
+++ b/docs/解决方案型测试授权需求方案.docx
@@ -792,6 +792,112 @@
           </w:p>
         </w:tc>
       </w:tr>
+      <w:tr>
+        <w:tc>
+          <w:tcPr>
+            <w:tcW w:type="dxa" w:w="2160"/>
+            <w:tcBorders>
+              <w:top w:val="single" w:color="CBCDD1" w:sz="4" w:space="0"/>
+              <w:left w:val="single" w:color="CBCDD1" w:sz="4" w:space="0"/>
+              <w:bottom w:val="single" w:color="CBCDD1" w:sz="4" w:space="0"/>
+              <w:right w:val="single" w:color="CBCDD1" w:sz="4" w:space="0"/>
+            </w:tcBorders>
+            <w:vAlign w:val="center"/>
+          </w:tcPr>
+          <w:p>
+            <w:pPr>
+              <w:spacing w:before="40" w:after="40" w:line="276" w:lineRule="auto"/>
+            </w:pPr>
+            <w:r>
+              <w:rPr>
+                <w:rFonts w:eastAsia="宋体-简" w:ascii="宋体-简" w:hAnsi="宋体-简" w:cs="宋体-简"/>
+                <w:b w:val="0"/>
+                <w:color w:val="000000"/>
+                <w:sz w:val="22"/>
+              </w:rPr>
+              <w:t>2026 年 9 月 20 日</w:t>
+            </w:r>
+          </w:p>
+        </w:tc>
+        <w:tc>
+          <w:tcPr>
+            <w:tcW w:type="dxa" w:w="1224"/>
+            <w:tcBorders>
+              <w:top w:val="single" w:color="CBCDD1" w:sz="4" w:space="0"/>
+              <w:left w:val="single" w:color="CBCDD1" w:sz="4" w:space="0"/>
+              <w:bottom w:val="single" w:color="CBCDD1" w:sz="4" w:space="0"/>
+              <w:right w:val="single" w:color="CBCDD1" w:sz="4" w:space="0"/>
+            </w:tcBorders>
+            <w:vAlign w:val="center"/>
+          </w:tcPr>
+          <w:p>
+            <w:pPr>
+              <w:spacing w:before="40" w:after="40" w:line="276" w:lineRule="auto"/>
+            </w:pPr>
+            <w:r>
+              <w:rPr>
+                <w:rFonts w:eastAsia="宋体-简" w:ascii="宋体-简" w:hAnsi="宋体-简" w:cs="宋体-简"/>
+                <w:b w:val="0"/>
+                <w:color w:val="000000"/>
+                <w:sz w:val="22"/>
+              </w:rPr>
+              <w:t>钱金城</w:t>
+            </w:r>
+          </w:p>
+        </w:tc>
+        <w:tc>
+          <w:tcPr>
+            <w:tcW w:type="dxa" w:w="3024"/>
+            <w:tcBorders>
+              <w:top w:val="single" w:color="CBCDD1" w:sz="4" w:space="0"/>
+              <w:left w:val="single" w:color="CBCDD1" w:sz="4" w:space="0"/>
+              <w:bottom w:val="single" w:color="CBCDD1" w:sz="4" w:space="0"/>
+              <w:right w:val="single" w:color="CBCDD1" w:sz="4" w:space="0"/>
+            </w:tcBorders>
+            <w:vAlign w:val="center"/>
+          </w:tcPr>
+          <w:p>
+            <w:pPr>
+              <w:spacing w:before="40" w:after="40" w:line="276" w:lineRule="auto"/>
+            </w:pPr>
+            <w:r>
+              <w:rPr>
+                <w:rFonts w:eastAsia="宋体-简" w:ascii="宋体-简" w:hAnsi="宋体-简" w:cs="宋体-简"/>
+                <w:b w:val="0"/>
+                <w:color w:val="000000"/>
+                <w:sz w:val="22"/>
+              </w:rPr>
+              <w:t>强化业务信息自由配置引擎与四大核心对齐点</w:t>
+            </w:r>
+          </w:p>
+        </w:tc>
+        <w:tc>
+          <w:tcPr>
+            <w:tcW w:type="dxa" w:w="4320"/>
+            <w:tcBorders>
+              <w:top w:val="single" w:color="CBCDD1" w:sz="4" w:space="0"/>
+              <w:left w:val="single" w:color="CBCDD1" w:sz="4" w:space="0"/>
+              <w:bottom w:val="single" w:color="CBCDD1" w:sz="4" w:space="0"/>
+              <w:right w:val="single" w:color="CBCDD1" w:sz="4" w:space="0"/>
+            </w:tcBorders>
+            <w:vAlign w:val="center"/>
+          </w:tcPr>
+          <w:p>
+            <w:pPr>
+              <w:spacing w:before="40" w:after="40" w:line="276" w:lineRule="auto"/>
+            </w:pPr>
+            <w:r>
+              <w:rPr>
+                <w:rFonts w:eastAsia="宋体-简" w:ascii="宋体-简" w:hAnsi="宋体-简" w:cs="宋体-简"/>
+                <w:b w:val="0"/>
+                <w:color w:val="000000"/>
+                <w:sz w:val="22"/>
+              </w:rPr>
+              <w:t>1. 业务申请信息支持字段名与类型（单选/多选/单行/多行/文件/数字）及选项自由配置；2. 云图 ID 升格为客户全局顶级身份与前置强校验；3. 新增所属行业对齐 XaaS；4. 成对协同组件至少选一个互斥守底交互。</w:t>
+            </w:r>
+          </w:p>
+        </w:tc>
+      </w:tr>
     </w:tbl>
     <w:p>
       <w:pPr>
@@ -899,7 +1005,7 @@
           <w:color w:val="000000"/>
           <w:sz w:val="23"/>
         </w:rPr>
-        <w:t>系统支持一张申请单承接多个产品线（设备线与 XaaS 线并存），方案范围只读锁定，统一授权到期时间，全产品原子化开通与异常回滚；并响应业务方建议，实现业务申请信息与产品授权组合的灵活配置，避免方案推广时频繁进行代码开发。</w:t>
+        <w:t>系统支持一张申请单承接多个产品线（设备线与 XaaS 线并存），方案范围只读锁定，统一授权到期时间，全产品原子化开通与异常回滚；并响应业务方建议，实现业务申请信息与产品授权组合的灵活自由配置，避免方案推广时频繁进行代码开发。</w:t>
       </w:r>
     </w:p>
     <w:p>
@@ -1121,7 +1227,7 @@
                 <w:color w:val="000000"/>
                 <w:sz w:val="22"/>
               </w:rPr>
-              <w:t>解决方案配置抽屉</w:t>
+              <w:t>解决方案配置中心</w:t>
             </w:r>
           </w:p>
         </w:tc>
@@ -1147,7 +1253,7 @@
                 <w:color w:val="000000"/>
                 <w:sz w:val="22"/>
               </w:rPr>
-              <w:t>维护解决方案编码、名称、产品线组合、授权天数及启停状态</w:t>
+              <w:t>维护解决方案编码、名称、产品组合、授权天数及业务申请信息字段引擎</w:t>
             </w:r>
           </w:p>
         </w:tc>
@@ -1253,7 +1359,7 @@
                 <w:color w:val="000000"/>
                 <w:sz w:val="22"/>
               </w:rPr>
-              <w:t>提供关联借测单与纯软件本地申请两种入口</w:t>
+              <w:t>提供关联借测单与纯软件本地申请两种入口，客户信息由 CRM 带入，必选所属行业</w:t>
             </w:r>
           </w:p>
         </w:tc>
@@ -1359,7 +1465,7 @@
                 <w:color w:val="000000"/>
                 <w:sz w:val="22"/>
               </w:rPr>
-              <w:t>展示方案编码、名称、关联产品线标签列表 及统一授权时间</w:t>
+              <w:t>展示方案编码、名称、关联产品线标签列表及统一授权时间</w:t>
             </w:r>
           </w:p>
         </w:tc>
@@ -1465,7 +1571,7 @@
                 <w:color w:val="000000"/>
                 <w:sz w:val="22"/>
               </w:rPr>
-              <w:t>根据方案特性动态渲染专属业务评估信息（DSOC/加速/组网）</w:t>
+              <w:t>根据方案配置引擎动态自适应渲染专属业务评估信息（DSOC/加速/组网/MSS/DSP等）</w:t>
             </w:r>
           </w:p>
         </w:tc>
@@ -1491,7 +1597,7 @@
                 <w:color w:val="000000"/>
                 <w:sz w:val="22"/>
               </w:rPr>
-              <w:t>与底层产品线参数解耦，支持模板化配置与调研文档上传</w:t>
+              <w:t>字段名、类型、多选项自由配置，调研基准直接对齐规则表</w:t>
             </w:r>
           </w:p>
         </w:tc>
@@ -1571,7 +1677,7 @@
                 <w:color w:val="000000"/>
                 <w:sz w:val="22"/>
               </w:rPr>
-              <w:t>垂直导航逐项切换产品线参数，支持按需产品线滑动开关</w:t>
+              <w:t>垂直导航逐项切换产品线参数，支持按需开关与成对协同组件互斥守底交互</w:t>
             </w:r>
           </w:p>
         </w:tc>
@@ -1597,7 +1703,7 @@
                 <w:color w:val="000000"/>
                 <w:sz w:val="22"/>
               </w:rPr>
-              <w:t>未上线产品线默认关闭且免校验，开启后纳入整单必填校验</w:t>
+              <w:t>STA/AF、AF/aES 守底交互至少开启一个，未上线按需线默认关闭</w:t>
             </w:r>
           </w:p>
         </w:tc>
@@ -1967,7 +2073,7 @@
                 <w:color w:val="000000"/>
                 <w:sz w:val="22"/>
               </w:rPr>
-              <w:t>维护解决方案与产品线映射关系及授权天数；向资产系统提供只读配置查询；提供借测单校验与带出；提供多产品线参数工作台；执行 W3 整单审批；调度下游中台原子授权与失败回滚；生成并展示 SOL 汇总与展开明细记录。</w:t>
+              <w:t>维护解决方案与产品线映射关系、统一授权天数及业务申请信息字段引擎；向资产系统提供只读配置查询；提供借测单校验与带出；提供多产品线参数工作台；执行 W3 整单审批；调度下游中台原子授权与失败回滚；生成并展示 SOL 汇总与展开明细记录。</w:t>
             </w:r>
           </w:p>
         </w:tc>
@@ -2741,7 +2847,7 @@
                 <w:color w:val="000000"/>
                 <w:sz w:val="22"/>
               </w:rPr>
-              <w:t>客户云图身份口径</w:t>
+              <w:t>客户全局云图身份口径</w:t>
             </w:r>
           </w:p>
         </w:tc>
@@ -2767,7 +2873,61 @@
                 <w:color w:val="000000"/>
                 <w:sz w:val="22"/>
               </w:rPr>
-              <w:t>含 XaaS 产品线的方案，授权对象为客户云图账号下的云图ID，缺失云图身份直接阻断提交。</w:t>
+              <w:t>云图ID升格为客户全局顶层身份；含 XaaS 产品线的方案，已选客户缺失有效云图身份直接全单强阻断提交。</w:t>
+            </w:r>
+          </w:p>
+        </w:tc>
+      </w:tr>
+      <w:tr>
+        <w:tc>
+          <w:tcPr>
+            <w:tcW w:type="dxa" w:w="2592"/>
+            <w:tcBorders>
+              <w:top w:val="single" w:color="CBCDD1" w:sz="4" w:space="0"/>
+              <w:left w:val="single" w:color="CBCDD1" w:sz="4" w:space="0"/>
+              <w:bottom w:val="single" w:color="CBCDD1" w:sz="4" w:space="0"/>
+              <w:right w:val="single" w:color="CBCDD1" w:sz="4" w:space="0"/>
+            </w:tcBorders>
+            <w:vAlign w:val="center"/>
+          </w:tcPr>
+          <w:p>
+            <w:pPr>
+              <w:spacing w:before="40" w:after="40" w:line="276" w:lineRule="auto"/>
+            </w:pPr>
+            <w:r>
+              <w:rPr>
+                <w:rFonts w:eastAsia="宋体-简" w:ascii="宋体-简" w:hAnsi="宋体-简" w:cs="宋体-简"/>
+                <w:b w:val="0"/>
+                <w:color w:val="000000"/>
+                <w:sz w:val="22"/>
+              </w:rPr>
+              <w:t>成对协同组件守底口径</w:t>
+            </w:r>
+          </w:p>
+        </w:tc>
+        <w:tc>
+          <w:tcPr>
+            <w:tcW w:type="dxa" w:w="8063"/>
+            <w:tcBorders>
+              <w:top w:val="single" w:color="CBCDD1" w:sz="4" w:space="0"/>
+              <w:left w:val="single" w:color="CBCDD1" w:sz="4" w:space="0"/>
+              <w:bottom w:val="single" w:color="CBCDD1" w:sz="4" w:space="0"/>
+              <w:right w:val="single" w:color="CBCDD1" w:sz="4" w:space="0"/>
+            </w:tcBorders>
+            <w:vAlign w:val="center"/>
+          </w:tcPr>
+          <w:p>
+            <w:pPr>
+              <w:spacing w:before="40" w:after="40" w:line="276" w:lineRule="auto"/>
+            </w:pPr>
+            <w:r>
+              <w:rPr>
+                <w:rFonts w:eastAsia="宋体-简" w:ascii="宋体-简" w:hAnsi="宋体-简" w:cs="宋体-简"/>
+                <w:b w:val="0"/>
+                <w:color w:val="000000"/>
+                <w:sz w:val="22"/>
+              </w:rPr>
+              <w:t>具有成对互补协同关系的组件（如 STA/AF、AF/aES），允许同时开启；关闭一个另一个必须自动开启，严禁同时关闭。</w:t>
             </w:r>
           </w:p>
         </w:tc>
@@ -2821,7 +2981,7 @@
           <w:color w:val="000000"/>
           <w:sz w:val="23"/>
         </w:rPr>
-        <w:t>1、W3 配置管理员在「系统设置」→「解决方案配置」维护方案编码、名称、产品线组合及统一授权天数（authDays）；新资产系统通过只读接口获取启用的方案数据。</w:t>
+        <w:t>1、W3 配置管理员在「系统设置」→「解决方案配置」维护方案编码、名称、产品线组合、统一授权天数（authDays）以及业务申请信息模板与自由配置字段；新资产系统通过只读接口获取启用的方案数据。</w:t>
       </w:r>
     </w:p>
     <w:p>
@@ -2849,7 +3009,7 @@
           <w:color w:val="000000"/>
           <w:sz w:val="23"/>
         </w:rPr>
-        <w:t>3、业务人员主动登录 W3，进入「解决方案型授权」页面，选择“关联借测单”或“纯软件本地申请”。关联借测单时，输入客户筛选该客户名下的合法借测单，点击“查询并关联”。</w:t>
+        <w:t>3、业务人员主动登录 W3，进入「解决方案型授权」页面，选择“关联借测单”或“纯软件本地申请”。输入客户筛选合法借测单，系统自动带出 CRM 客户信息并在客户概要即时回显客户全局云图身份；申请人下拉选择所属行业（必选，对齐 XaaS 字典）。</w:t>
       </w:r>
     </w:p>
     <w:p>
@@ -2863,7 +3023,7 @@
           <w:color w:val="000000"/>
           <w:sz w:val="23"/>
         </w:rPr>
-        <w:t>4、W3 实时校验借测单准入状态：必须为“审批通过且未归还、未撤销”。校验通过后带出借测单号、申请人、客户、期限及审批结论，并在「方案范围」锁定方案及产品线（只读不可改），按配置天数动态计算统一授权到期时间。</w:t>
+        <w:t>4、W3 实时校验借测单准入状态：必须为“审批通过且未归还、未撤销”。校验通过后带出借测关键信息，并在「方案范围」锁定方案及产品线（只读不可改），按配置天数动态计算统一授权到期时间。</w:t>
       </w:r>
     </w:p>
     <w:p>
@@ -2877,7 +3037,7 @@
           <w:color w:val="000000"/>
           <w:sz w:val="23"/>
         </w:rPr>
-        <w:t>5、若为分布式安全运营、全球加速或全球组网方案，系统展开「业务申请信息」区块，用户补充主打场景、驱动力、预期效果、调研文档或客户需求等专属评估信息。</w:t>
+        <w:t>5、若方案配置了业务申请信息字段，系统展开「业务申请信息」区块，前端引擎自适应渲染文本输入、单选、多选、文件上传等动态表单组件，用户补充主打场景、驱动力、预期效果、调研文档或竞对等评估信息。</w:t>
       </w:r>
     </w:p>
     <w:p>
@@ -2891,7 +3051,7 @@
           <w:color w:val="000000"/>
           <w:sz w:val="23"/>
         </w:rPr>
-        <w:t>6、进入「授权参数」多产品线工作台，申请人按左侧导航逐个填写产品参数；未上线的按需产品线（如 SASE-SWG）默认关闭，不参与校验；设备线配置版本、设备 ID 及模块卡片；XaaS 线配置云服务参数并校验客户云图身份；所有产品线授权到期日强制对齐统一到期时间。</w:t>
+        <w:t>6、进入「授权参数」多产品线工作台，申请人按左侧导航逐个填写产品参数；未上线的按需产品线（如 SASE-SWG）默认关闭，不参与校验；成对协同组件（如 STA/AF、AF/aES）执行至少开启一个的守底联动；设备线配置版本、设备 ID 及模块卡片；XaaS 线配置云服务参数并校验客户全局云图身份；所有产品线授权到期日强制对齐统一到期时间。</w:t>
       </w:r>
     </w:p>
     <w:p>
@@ -2979,7 +3139,7 @@
           <w:color w:val="000000"/>
           <w:sz w:val="23"/>
         </w:rPr>
-        <w:t>系统由管理员在配置中心统一维护解决方案与产品线清单的基线配置。初始状态下，系统展示已维护的解决方案定义列表，包含方案编码、方案名称、关联产品线集合、统一授权天数及当前启用状态；列表默认按更新时间倒序排列。新资产系统通过接口同步读取处于“启用”状态的方案配置；若系统中未配置任何方案或方案全部处于停用状态，测试授权申请端不可发起解决方案型授权。</w:t>
+        <w:t>系统由管理员在配置中心统一维护解决方案与产品线清单的基线配置。初始状态下，系统展示已维护的解决方案定义列表，包含方案编码、方案名称、关联产品线集合、业务申请信息模板及字段项、统一授权天数及当前启用状态；列表默认按更新时间倒序排列。新资产系统通过接口同步读取处于“启用”状态的方案配置；若系统中未配置任何方案或方案全部处于停用状态，测试授权申请端不可发起解决方案型授权。</w:t>
       </w:r>
     </w:p>
     <w:p>
@@ -3007,7 +3167,13 @@
           <w:color w:val="000000"/>
           <w:sz w:val="23"/>
         </w:rPr>
-        <w:t>管理员可按方案编码或方案名称进行关键字检索，或按状态（全部/启用/停用）筛选方案；支持新增与编辑解决方案，录入方案编码、方案名称、统一授权天数，并勾选其所包含的产品线范围（支持硬件设备产品线与 XaaS 云服务产品线混排）；支持对已有方案进行一键启用/停用切换，停用后新资产系统与测试授权申请端即时不可选；提供模拟接口读取功能，支持实时查看新资产系统调用的方案配置数据快照。</w:t>
+        <w:t>管理员可按方案编码或方案名称进行关键字检索，或按状态（全部/启用/停用）筛选方案；支持新增与编辑解决方案：</w:t>
+        <w:br/>
+        <w:t>（1）基础信息录入：录入方案编码、方案名称、统一授权天数（大于0的正整数），并勾选其所包含的产品线范围（支持硬件设备产品线与 XaaS 云服务产品线混排）；</w:t>
+        <w:br/>
+        <w:t>（2）业务申请信息自由配置引擎（业务核心诉求落地）：方案提供业务信息模板选择（包括标准通用无业务信息、分布式安全运营 DSOC、全球加速 ACCEL、全球组网 NETWORK、安全托管服务 MSS、数据安全方案 DSP 及自定义动态字段配置）；管理员可自由添加业务调研字段、修改字段名称、选择控件类型（单行文本、多行文本、单选下拉、多选复选框、附件上传、数字）；针对单选下拉与多选复选框控件，支持管理员自由录入和维护可选项列表（多个选项使用英文逗号分隔），并支持设置必填标记与删除字段；彻底实现业务调研信息免代码发版随配随用；</w:t>
+        <w:br/>
+        <w:t>（3）启停状态与接口快照：支持对已有方案进行一键启用/停用切换，停用后新资产系统与测试授权申请端即时不可选；提供模拟接口读取功能，支持实时查看新资产系统调用的方案配置数据快照。</w:t>
       </w:r>
     </w:p>
     <w:p>
@@ -3035,7 +3201,7 @@
           <w:color w:val="000000"/>
           <w:sz w:val="23"/>
         </w:rPr>
-        <w:t>方案编码必填且全局唯一，不可包含特殊字符，新增后锁定只读不可修改；方案名称必填且系统内不可重名；统一授权天数必填，必须为大于 0 的正整数（用于后续申请时统一锁定全方案各产品线的授权周期）；关联产品线必选，至少勾选一条产品线；已产生历史测试授权单据的方案禁止物理删除，仅允许变更为停用状态。</w:t>
+        <w:t>方案编码必填且全局唯一，不可包含特殊字符，新增后锁定只读不可修改；方案名称必填且系统内不可重名；统一授权天数必填，必须为大于 0 的正整数（用于后续申请时统一锁定全方案各产品线的授权周期）；关联产品线必选，至少勾选一条产品线；若配置了业务申请信息字段，字段名称不可为空；已产生历史测试授权单据的方案禁止物理删除，仅允许变更为停用状态。</w:t>
       </w:r>
     </w:p>
     <w:p>
@@ -3091,7 +3257,7 @@
           <w:color w:val="000000"/>
           <w:sz w:val="23"/>
         </w:rPr>
-        <w:t>方案列表展示准确，支持多维度检索与启停流转；方案编码与名称防重校验拦截生效；授权天数非正整数、产品线未勾选等异常前置阻断；停用方案在申请端和资产系统中即时不可选；配置变更后不影响历史单据数据完整性。</w:t>
+        <w:t>方案列表展示准确，支持多维度检索与启停流转；方案编码与名称防重校验拦截生效；授权天数非正整数、产品线未勾选等异常前置阻断；业务申请信息字段引擎支持自由增删改查及选项配置；停用方案在申请端和资产系统中即时不可选；配置变更后不影响历史单据数据完整性。</w:t>
       </w:r>
     </w:p>
     <w:tbl>
@@ -3153,7 +3319,7 @@
         </w:tc>
         <w:tc>
           <w:tcPr>
-            <w:tcW w:type="dxa" w:w="2160"/>
+            <w:tcW w:type="dxa" w:w="2015"/>
             <w:tcBorders>
               <w:top w:val="single" w:color="CBCDD1" w:sz="4" w:space="0"/>
               <w:left w:val="single" w:color="CBCDD1" w:sz="4" w:space="0"/>
@@ -3180,7 +3346,7 @@
         </w:tc>
         <w:tc>
           <w:tcPr>
-            <w:tcW w:type="dxa" w:w="1728"/>
+            <w:tcW w:type="dxa" w:w="1584"/>
             <w:tcBorders>
               <w:top w:val="single" w:color="CBCDD1" w:sz="4" w:space="0"/>
               <w:left w:val="single" w:color="CBCDD1" w:sz="4" w:space="0"/>
@@ -3289,7 +3455,7 @@
         </w:tc>
         <w:tc>
           <w:tcPr>
-            <w:tcW w:type="dxa" w:w="2160"/>
+            <w:tcW w:type="dxa" w:w="2015"/>
             <w:tcBorders>
               <w:top w:val="single" w:color="CBCDD1" w:sz="4" w:space="0"/>
               <w:left w:val="single" w:color="CBCDD1" w:sz="4" w:space="0"/>
@@ -3315,7 +3481,7 @@
         </w:tc>
         <w:tc>
           <w:tcPr>
-            <w:tcW w:type="dxa" w:w="1728"/>
+            <w:tcW w:type="dxa" w:w="1584"/>
             <w:tcBorders>
               <w:top w:val="single" w:color="CBCDD1" w:sz="4" w:space="0"/>
               <w:left w:val="single" w:color="CBCDD1" w:sz="4" w:space="0"/>
@@ -3421,7 +3587,7 @@
         </w:tc>
         <w:tc>
           <w:tcPr>
-            <w:tcW w:type="dxa" w:w="2160"/>
+            <w:tcW w:type="dxa" w:w="2015"/>
             <w:tcBorders>
               <w:top w:val="single" w:color="CBCDD1" w:sz="4" w:space="0"/>
               <w:left w:val="single" w:color="CBCDD1" w:sz="4" w:space="0"/>
@@ -3447,7 +3613,7 @@
         </w:tc>
         <w:tc>
           <w:tcPr>
-            <w:tcW w:type="dxa" w:w="1728"/>
+            <w:tcW w:type="dxa" w:w="1584"/>
             <w:tcBorders>
               <w:top w:val="single" w:color="CBCDD1" w:sz="4" w:space="0"/>
               <w:left w:val="single" w:color="CBCDD1" w:sz="4" w:space="0"/>
@@ -3553,7 +3719,7 @@
         </w:tc>
         <w:tc>
           <w:tcPr>
-            <w:tcW w:type="dxa" w:w="2160"/>
+            <w:tcW w:type="dxa" w:w="2015"/>
             <w:tcBorders>
               <w:top w:val="single" w:color="CBCDD1" w:sz="4" w:space="0"/>
               <w:left w:val="single" w:color="CBCDD1" w:sz="4" w:space="0"/>
@@ -3579,7 +3745,7 @@
         </w:tc>
         <w:tc>
           <w:tcPr>
-            <w:tcW w:type="dxa" w:w="1728"/>
+            <w:tcW w:type="dxa" w:w="1584"/>
             <w:tcBorders>
               <w:top w:val="single" w:color="CBCDD1" w:sz="4" w:space="0"/>
               <w:left w:val="single" w:color="CBCDD1" w:sz="4" w:space="0"/>
@@ -3679,39 +3845,39 @@
                 <w:color w:val="000000"/>
                 <w:sz w:val="22"/>
               </w:rPr>
-              <w:t>授权时间</w:t>
-            </w:r>
-          </w:p>
-        </w:tc>
-        <w:tc>
-          <w:tcPr>
-            <w:tcW w:type="dxa" w:w="2160"/>
-            <w:tcBorders>
-              <w:top w:val="single" w:color="CBCDD1" w:sz="4" w:space="0"/>
-              <w:left w:val="single" w:color="CBCDD1" w:sz="4" w:space="0"/>
-              <w:bottom w:val="single" w:color="CBCDD1" w:sz="4" w:space="0"/>
-              <w:right w:val="single" w:color="CBCDD1" w:sz="4" w:space="0"/>
-            </w:tcBorders>
-            <w:vAlign w:val="center"/>
-          </w:tcPr>
-          <w:p>
-            <w:pPr>
-              <w:spacing w:before="40" w:after="40" w:line="276" w:lineRule="auto"/>
-            </w:pPr>
-            <w:r>
-              <w:rPr>
-                <w:rFonts w:eastAsia="宋体-简" w:ascii="宋体-简" w:hAnsi="宋体-简" w:cs="宋体-简"/>
-                <w:b w:val="0"/>
-                <w:color w:val="000000"/>
-                <w:sz w:val="22"/>
-              </w:rPr>
-              <w:t>管理员录入天数</w:t>
-            </w:r>
-          </w:p>
-        </w:tc>
-        <w:tc>
-          <w:tcPr>
-            <w:tcW w:type="dxa" w:w="1728"/>
+              <w:t>业务申请信息</w:t>
+            </w:r>
+          </w:p>
+        </w:tc>
+        <w:tc>
+          <w:tcPr>
+            <w:tcW w:type="dxa" w:w="2015"/>
+            <w:tcBorders>
+              <w:top w:val="single" w:color="CBCDD1" w:sz="4" w:space="0"/>
+              <w:left w:val="single" w:color="CBCDD1" w:sz="4" w:space="0"/>
+              <w:bottom w:val="single" w:color="CBCDD1" w:sz="4" w:space="0"/>
+              <w:right w:val="single" w:color="CBCDD1" w:sz="4" w:space="0"/>
+            </w:tcBorders>
+            <w:vAlign w:val="center"/>
+          </w:tcPr>
+          <w:p>
+            <w:pPr>
+              <w:spacing w:before="40" w:after="40" w:line="276" w:lineRule="auto"/>
+            </w:pPr>
+            <w:r>
+              <w:rPr>
+                <w:rFonts w:eastAsia="宋体-简" w:ascii="宋体-简" w:hAnsi="宋体-简" w:cs="宋体-简"/>
+                <w:b w:val="0"/>
+                <w:color w:val="000000"/>
+                <w:sz w:val="22"/>
+              </w:rPr>
+              <w:t>配置中心自由配置</w:t>
+            </w:r>
+          </w:p>
+        </w:tc>
+        <w:tc>
+          <w:tcPr>
+            <w:tcW w:type="dxa" w:w="1584"/>
             <w:tcBorders>
               <w:top w:val="single" w:color="CBCDD1" w:sz="4" w:space="0"/>
               <w:left w:val="single" w:color="CBCDD1" w:sz="4" w:space="0"/>
@@ -3757,7 +3923,7 @@
                 <w:color w:val="000000"/>
                 <w:sz w:val="22"/>
               </w:rPr>
-              <w:t>是</w:t>
+              <w:t>按方案需要</w:t>
             </w:r>
           </w:p>
         </w:tc>
@@ -3783,7 +3949,7 @@
                 <w:color w:val="000000"/>
                 <w:sz w:val="22"/>
               </w:rPr>
-              <w:t>正整数天数，如 30、60、90，用于申请时计算统一到期日</w:t>
+              <w:t>选择预置业务模板或自定义动态字段（字段名、类型、多选项、必填项自由配置）</w:t>
             </w:r>
           </w:p>
         </w:tc>
@@ -3811,13 +3977,145 @@
                 <w:color w:val="000000"/>
                 <w:sz w:val="22"/>
               </w:rPr>
+              <w:t>授权时间</w:t>
+            </w:r>
+          </w:p>
+        </w:tc>
+        <w:tc>
+          <w:tcPr>
+            <w:tcW w:type="dxa" w:w="2015"/>
+            <w:tcBorders>
+              <w:top w:val="single" w:color="CBCDD1" w:sz="4" w:space="0"/>
+              <w:left w:val="single" w:color="CBCDD1" w:sz="4" w:space="0"/>
+              <w:bottom w:val="single" w:color="CBCDD1" w:sz="4" w:space="0"/>
+              <w:right w:val="single" w:color="CBCDD1" w:sz="4" w:space="0"/>
+            </w:tcBorders>
+            <w:vAlign w:val="center"/>
+          </w:tcPr>
+          <w:p>
+            <w:pPr>
+              <w:spacing w:before="40" w:after="40" w:line="276" w:lineRule="auto"/>
+            </w:pPr>
+            <w:r>
+              <w:rPr>
+                <w:rFonts w:eastAsia="宋体-简" w:ascii="宋体-简" w:hAnsi="宋体-简" w:cs="宋体-简"/>
+                <w:b w:val="0"/>
+                <w:color w:val="000000"/>
+                <w:sz w:val="22"/>
+              </w:rPr>
+              <w:t>管理员录入天数</w:t>
+            </w:r>
+          </w:p>
+        </w:tc>
+        <w:tc>
+          <w:tcPr>
+            <w:tcW w:type="dxa" w:w="1584"/>
+            <w:tcBorders>
+              <w:top w:val="single" w:color="CBCDD1" w:sz="4" w:space="0"/>
+              <w:left w:val="single" w:color="CBCDD1" w:sz="4" w:space="0"/>
+              <w:bottom w:val="single" w:color="CBCDD1" w:sz="4" w:space="0"/>
+              <w:right w:val="single" w:color="CBCDD1" w:sz="4" w:space="0"/>
+            </w:tcBorders>
+            <w:vAlign w:val="center"/>
+          </w:tcPr>
+          <w:p>
+            <w:pPr>
+              <w:spacing w:before="40" w:after="40" w:line="276" w:lineRule="auto"/>
+            </w:pPr>
+            <w:r>
+              <w:rPr>
+                <w:rFonts w:eastAsia="宋体-简" w:ascii="宋体-简" w:hAnsi="宋体-简" w:cs="宋体-简"/>
+                <w:b w:val="0"/>
+                <w:color w:val="000000"/>
+                <w:sz w:val="22"/>
+              </w:rPr>
+              <w:t>是</w:t>
+            </w:r>
+          </w:p>
+        </w:tc>
+        <w:tc>
+          <w:tcPr>
+            <w:tcW w:type="dxa" w:w="1152"/>
+            <w:tcBorders>
+              <w:top w:val="single" w:color="CBCDD1" w:sz="4" w:space="0"/>
+              <w:left w:val="single" w:color="CBCDD1" w:sz="4" w:space="0"/>
+              <w:bottom w:val="single" w:color="CBCDD1" w:sz="4" w:space="0"/>
+              <w:right w:val="single" w:color="CBCDD1" w:sz="4" w:space="0"/>
+            </w:tcBorders>
+            <w:vAlign w:val="center"/>
+          </w:tcPr>
+          <w:p>
+            <w:pPr>
+              <w:spacing w:before="40" w:after="40" w:line="276" w:lineRule="auto"/>
+            </w:pPr>
+            <w:r>
+              <w:rPr>
+                <w:rFonts w:eastAsia="宋体-简" w:ascii="宋体-简" w:hAnsi="宋体-简" w:cs="宋体-简"/>
+                <w:b w:val="0"/>
+                <w:color w:val="000000"/>
+                <w:sz w:val="22"/>
+              </w:rPr>
+              <w:t>是</w:t>
+            </w:r>
+          </w:p>
+        </w:tc>
+        <w:tc>
+          <w:tcPr>
+            <w:tcW w:type="dxa" w:w="3888"/>
+            <w:tcBorders>
+              <w:top w:val="single" w:color="CBCDD1" w:sz="4" w:space="0"/>
+              <w:left w:val="single" w:color="CBCDD1" w:sz="4" w:space="0"/>
+              <w:bottom w:val="single" w:color="CBCDD1" w:sz="4" w:space="0"/>
+              <w:right w:val="single" w:color="CBCDD1" w:sz="4" w:space="0"/>
+            </w:tcBorders>
+            <w:vAlign w:val="center"/>
+          </w:tcPr>
+          <w:p>
+            <w:pPr>
+              <w:spacing w:before="40" w:after="40" w:line="276" w:lineRule="auto"/>
+            </w:pPr>
+            <w:r>
+              <w:rPr>
+                <w:rFonts w:eastAsia="宋体-简" w:ascii="宋体-简" w:hAnsi="宋体-简" w:cs="宋体-简"/>
+                <w:b w:val="0"/>
+                <w:color w:val="000000"/>
+                <w:sz w:val="22"/>
+              </w:rPr>
+              <w:t>正整数天数，如 30、60、90，用于申请时计算统一到期日</w:t>
+            </w:r>
+          </w:p>
+        </w:tc>
+      </w:tr>
+      <w:tr>
+        <w:tc>
+          <w:tcPr>
+            <w:tcW w:type="dxa" w:w="1728"/>
+            <w:tcBorders>
+              <w:top w:val="single" w:color="CBCDD1" w:sz="4" w:space="0"/>
+              <w:left w:val="single" w:color="CBCDD1" w:sz="4" w:space="0"/>
+              <w:bottom w:val="single" w:color="CBCDD1" w:sz="4" w:space="0"/>
+              <w:right w:val="single" w:color="CBCDD1" w:sz="4" w:space="0"/>
+            </w:tcBorders>
+            <w:vAlign w:val="center"/>
+          </w:tcPr>
+          <w:p>
+            <w:pPr>
+              <w:spacing w:before="40" w:after="40" w:line="276" w:lineRule="auto"/>
+            </w:pPr>
+            <w:r>
+              <w:rPr>
+                <w:rFonts w:eastAsia="宋体-简" w:ascii="宋体-简" w:hAnsi="宋体-简" w:cs="宋体-简"/>
+                <w:b w:val="0"/>
+                <w:color w:val="000000"/>
+                <w:sz w:val="22"/>
+              </w:rPr>
               <w:t>状态</w:t>
             </w:r>
           </w:p>
         </w:tc>
         <w:tc>
           <w:tcPr>
-            <w:tcW w:type="dxa" w:w="2160"/>
+            <w:tcW w:type="dxa" w:w="2015"/>
             <w:tcBorders>
               <w:top w:val="single" w:color="CBCDD1" w:sz="4" w:space="0"/>
               <w:left w:val="single" w:color="CBCDD1" w:sz="4" w:space="0"/>
@@ -3843,7 +4141,7 @@
         </w:tc>
         <w:tc>
           <w:tcPr>
-            <w:tcW w:type="dxa" w:w="1728"/>
+            <w:tcW w:type="dxa" w:w="1584"/>
             <w:tcBorders>
               <w:top w:val="single" w:color="CBCDD1" w:sz="4" w:space="0"/>
               <w:left w:val="single" w:color="CBCDD1" w:sz="4" w:space="0"/>
@@ -3937,7 +4235,7 @@
           <w:color w:val="595959"/>
           <w:sz w:val="20"/>
         </w:rPr>
-        <w:t>图 1  解决方案配置管理原型参考</w:t>
+        <w:t>图 1  解决方案配置管理与业务字段引擎原型参考</w:t>
       </w:r>
     </w:p>
     <w:p>
@@ -4025,7 +4323,13 @@
           <w:color w:val="000000"/>
           <w:sz w:val="23"/>
         </w:rPr>
-        <w:t>在关联借测单模式下，申请人先搜索并选定客户，系统实时拉取该客户名下在新资产系统中已审批的所有借测单数据供选择。点击「查询并关联」，系统执行借测单准入强校验：仅“审批通过且未归还、未撤销”且未被其他有效测试授权占用的借测单允许准入。准入通过后带出借测关键信息（借测单号、申请人、客户、期限、产品数），并自动锁定加载方案范围。若借测单处于“审批中/未审批”、“已归还”、“已撤销”或“已被关联占用”，系统弹出明确阻断提示卡片，严禁进入后续环节。在纯软件申请模式下，申请人直接选择已启用的方案，录入接收邮箱（选填）并关联客户，同样自动锁定加载方案范围。方案范围固化锁定：方案包含的产品线清单及统一授权天数（authDays）严格只读锁定，杜绝申请人手工增删或替换产品线；系统依据 authDays 自动联动计算统一授权到期日（申请日 + authDays），并强制分发至方案下所有产品线，保持全方案授权周期严格一致。</w:t>
+        <w:t>（1）客户基础信息带入：申请人搜索并选定客户，系统自动从 CRM/主数据带出客户名称、销售负责人、客户类型（KA/普通），并在客户概要中即时展示客户全局云图身份状态；</w:t>
+        <w:br/>
+        <w:t>（2）所属行业选择（与 XaaS 保持一致）：在客户基本信息区域新增「所属行业」下拉选择（必填项），其行业字典（政府、金融、能源、大企业、交通、数字政府、部委、教育、医疗等）与平台现有 XaaS 授权字典保持严格一致，保障跨产品线行业统计维度统一；</w:t>
+        <w:br/>
+        <w:t>（3）准入强校验与借测单关联：在关联借测单模式下，系统实时拉取该客户名下在新资产系统中已审批的所有借测单数据。点击「查询并关联」，系统执行借测单准入强校验：仅“审批通过且未归还、未撤销”且未被占用的借测单允许准入。准入通过后带出借测关键信息（借测单号、申请人、客户、期限、产品数），并自动锁定加载方案范围。若借测单处于“审批中/未审批”、“已归还”、“已撤销”或“已被关联占用”，系统弹出明确阻断提示卡片，严禁进入后续环节；</w:t>
+        <w:br/>
+        <w:t>（4）方案范围固化锁定：方案包含的产品线清单及统一授权天数（authDays）严格只读锁定，杜绝申请人手工增删或替换产品线；系统依据 authDays 自动联动计算统一授权到期日（申请日 + authDays），并强制分发至方案下所有产品线，保持全方案授权周期严格一致。纯软件申请模式同样选择启用方案并锁定方案范围与到期日。</w:t>
       </w:r>
     </w:p>
     <w:p>
@@ -4053,7 +4357,7 @@
           <w:color w:val="000000"/>
           <w:sz w:val="23"/>
         </w:rPr>
-        <w:t>授权类型必选；关联借测单模式下客户与合法借测单必选；纯软件模式下方案与客户必选；仅“审批通过且未归还、未撤销”借测单可通过准入校验；方案产品组合只读不可篡改；统一授权到期时间不可为空。</w:t>
+        <w:t>授权类型必选；关联借测单模式下客户与合法借测单必选；纯软件模式下方案与客户必选；所属行业必选且必须在合法行业字典内；仅“审批通过且未归还、未撤销”借测单可通过准入校验；方案产品组合只读不可篡改；统一授权到期时间不可为空。</w:t>
       </w:r>
     </w:p>
     <w:p>
@@ -4081,7 +4385,7 @@
           <w:color w:val="000000"/>
           <w:sz w:val="23"/>
         </w:rPr>
-        <w:t>将申请来源标识（borrow / local）、借测单全量元数据快照、锁定的方案编码、名称、产品线列表及统一到期日深拷贝存入单据模型中，随单提交。</w:t>
+        <w:t>将申请来源标识（borrow / local）、客户基础信息快照、所属行业、借测单全量元数据快照、锁定的方案编码、名称、产品线列表及统一到期日深拷贝存入单据模型中，随单提交。</w:t>
       </w:r>
     </w:p>
     <w:p>
@@ -4109,7 +4413,7 @@
           <w:color w:val="000000"/>
           <w:sz w:val="23"/>
         </w:rPr>
-        <w:t>两类入口切换顺畅且数据互斥隔离；未审批、已归还、已撤销借测单 100% 阻断拦截；合法借测单回填准确；方案范围与产品清单严格只读锁定；统一授权到期日准确联动至所有产品线。</w:t>
+        <w:t>两类入口切换顺畅且数据互斥隔离；所属行业必填校验拦截生效且字典与 XaaS 完全对齐；未审批、已归还、已撤销借测单 100% 阻断拦截；合法借测单回填准确；方案范围与产品清单严格只读锁定；统一授权到期日准确联动至所有产品线。</w:t>
       </w:r>
     </w:p>
     <w:tbl>
@@ -4171,7 +4475,7 @@
         </w:tc>
         <w:tc>
           <w:tcPr>
-            <w:tcW w:type="dxa" w:w="2160"/>
+            <w:tcW w:type="dxa" w:w="2015"/>
             <w:tcBorders>
               <w:top w:val="single" w:color="CBCDD1" w:sz="4" w:space="0"/>
               <w:left w:val="single" w:color="CBCDD1" w:sz="4" w:space="0"/>
@@ -4252,7 +4556,7 @@
         </w:tc>
         <w:tc>
           <w:tcPr>
-            <w:tcW w:type="dxa" w:w="3600"/>
+            <w:tcW w:type="dxa" w:w="3456"/>
             <w:tcBorders>
               <w:top w:val="single" w:color="CBCDD1" w:sz="4" w:space="0"/>
               <w:left w:val="single" w:color="CBCDD1" w:sz="4" w:space="0"/>
@@ -4307,7 +4611,7 @@
         </w:tc>
         <w:tc>
           <w:tcPr>
-            <w:tcW w:type="dxa" w:w="2160"/>
+            <w:tcW w:type="dxa" w:w="2015"/>
             <w:tcBorders>
               <w:top w:val="single" w:color="CBCDD1" w:sz="4" w:space="0"/>
               <w:left w:val="single" w:color="CBCDD1" w:sz="4" w:space="0"/>
@@ -4385,7 +4689,7 @@
         </w:tc>
         <w:tc>
           <w:tcPr>
-            <w:tcW w:type="dxa" w:w="3600"/>
+            <w:tcW w:type="dxa" w:w="3456"/>
             <w:tcBorders>
               <w:top w:val="single" w:color="CBCDD1" w:sz="4" w:space="0"/>
               <w:left w:val="single" w:color="CBCDD1" w:sz="4" w:space="0"/>
@@ -4433,33 +4737,33 @@
                 <w:color w:val="000000"/>
                 <w:sz w:val="22"/>
               </w:rPr>
-              <w:t>客户</w:t>
-            </w:r>
-          </w:p>
-        </w:tc>
-        <w:tc>
-          <w:tcPr>
-            <w:tcW w:type="dxa" w:w="2160"/>
-            <w:tcBorders>
-              <w:top w:val="single" w:color="CBCDD1" w:sz="4" w:space="0"/>
-              <w:left w:val="single" w:color="CBCDD1" w:sz="4" w:space="0"/>
-              <w:bottom w:val="single" w:color="CBCDD1" w:sz="4" w:space="0"/>
-              <w:right w:val="single" w:color="CBCDD1" w:sz="4" w:space="0"/>
-            </w:tcBorders>
-            <w:vAlign w:val="center"/>
-          </w:tcPr>
-          <w:p>
-            <w:pPr>
-              <w:spacing w:before="40" w:after="40" w:line="276" w:lineRule="auto"/>
-            </w:pPr>
-            <w:r>
-              <w:rPr>
-                <w:rFonts w:eastAsia="宋体-简" w:ascii="宋体-简" w:hAnsi="宋体-简" w:cs="宋体-简"/>
-                <w:b w:val="0"/>
-                <w:color w:val="000000"/>
-                <w:sz w:val="22"/>
-              </w:rPr>
-              <w:t>主数据客户名录</w:t>
+              <w:t>所属行业</w:t>
+            </w:r>
+          </w:p>
+        </w:tc>
+        <w:tc>
+          <w:tcPr>
+            <w:tcW w:type="dxa" w:w="2015"/>
+            <w:tcBorders>
+              <w:top w:val="single" w:color="CBCDD1" w:sz="4" w:space="0"/>
+              <w:left w:val="single" w:color="CBCDD1" w:sz="4" w:space="0"/>
+              <w:bottom w:val="single" w:color="CBCDD1" w:sz="4" w:space="0"/>
+              <w:right w:val="single" w:color="CBCDD1" w:sz="4" w:space="0"/>
+            </w:tcBorders>
+            <w:vAlign w:val="center"/>
+          </w:tcPr>
+          <w:p>
+            <w:pPr>
+              <w:spacing w:before="40" w:after="40" w:line="276" w:lineRule="auto"/>
+            </w:pPr>
+            <w:r>
+              <w:rPr>
+                <w:rFonts w:eastAsia="宋体-简" w:ascii="宋体-简" w:hAnsi="宋体-简" w:cs="宋体-简"/>
+                <w:b w:val="0"/>
+                <w:color w:val="000000"/>
+                <w:sz w:val="22"/>
+              </w:rPr>
+              <w:t>下拉选择</w:t>
             </w:r>
           </w:p>
         </w:tc>
@@ -4517,27 +4821,27 @@
         </w:tc>
         <w:tc>
           <w:tcPr>
-            <w:tcW w:type="dxa" w:w="3600"/>
-            <w:tcBorders>
-              <w:top w:val="single" w:color="CBCDD1" w:sz="4" w:space="0"/>
-              <w:left w:val="single" w:color="CBCDD1" w:sz="4" w:space="0"/>
-              <w:bottom w:val="single" w:color="CBCDD1" w:sz="4" w:space="0"/>
-              <w:right w:val="single" w:color="CBCDD1" w:sz="4" w:space="0"/>
-            </w:tcBorders>
-            <w:vAlign w:val="center"/>
-          </w:tcPr>
-          <w:p>
-            <w:pPr>
-              <w:spacing w:before="40" w:after="40" w:line="276" w:lineRule="auto"/>
-            </w:pPr>
-            <w:r>
-              <w:rPr>
-                <w:rFonts w:eastAsia="宋体-简" w:ascii="宋体-简" w:hAnsi="宋体-简" w:cs="宋体-简"/>
-                <w:b w:val="0"/>
-                <w:color w:val="000000"/>
-                <w:sz w:val="22"/>
-              </w:rPr>
-              <w:t>输入名称/编码下拉点选，展示 KA/普通徽章与云图账号</w:t>
+            <w:tcW w:type="dxa" w:w="3456"/>
+            <w:tcBorders>
+              <w:top w:val="single" w:color="CBCDD1" w:sz="4" w:space="0"/>
+              <w:left w:val="single" w:color="CBCDD1" w:sz="4" w:space="0"/>
+              <w:bottom w:val="single" w:color="CBCDD1" w:sz="4" w:space="0"/>
+              <w:right w:val="single" w:color="CBCDD1" w:sz="4" w:space="0"/>
+            </w:tcBorders>
+            <w:vAlign w:val="center"/>
+          </w:tcPr>
+          <w:p>
+            <w:pPr>
+              <w:spacing w:before="40" w:after="40" w:line="276" w:lineRule="auto"/>
+            </w:pPr>
+            <w:r>
+              <w:rPr>
+                <w:rFonts w:eastAsia="宋体-简" w:ascii="宋体-简" w:hAnsi="宋体-简" w:cs="宋体-简"/>
+                <w:b w:val="0"/>
+                <w:color w:val="000000"/>
+                <w:sz w:val="22"/>
+              </w:rPr>
+              <w:t>客户所属行业分类，与平台现有 XaaS 授权字典严格保持一致</w:t>
             </w:r>
           </w:p>
         </w:tc>
@@ -4565,33 +4869,33 @@
                 <w:color w:val="000000"/>
                 <w:sz w:val="22"/>
               </w:rPr>
-              <w:t>借测单号</w:t>
-            </w:r>
-          </w:p>
-        </w:tc>
-        <w:tc>
-          <w:tcPr>
-            <w:tcW w:type="dxa" w:w="2160"/>
-            <w:tcBorders>
-              <w:top w:val="single" w:color="CBCDD1" w:sz="4" w:space="0"/>
-              <w:left w:val="single" w:color="CBCDD1" w:sz="4" w:space="0"/>
-              <w:bottom w:val="single" w:color="CBCDD1" w:sz="4" w:space="0"/>
-              <w:right w:val="single" w:color="CBCDD1" w:sz="4" w:space="0"/>
-            </w:tcBorders>
-            <w:vAlign w:val="center"/>
-          </w:tcPr>
-          <w:p>
-            <w:pPr>
-              <w:spacing w:before="40" w:after="40" w:line="276" w:lineRule="auto"/>
-            </w:pPr>
-            <w:r>
-              <w:rPr>
-                <w:rFonts w:eastAsia="宋体-简" w:ascii="宋体-简" w:hAnsi="宋体-简" w:cs="宋体-简"/>
-                <w:b w:val="0"/>
-                <w:color w:val="000000"/>
-                <w:sz w:val="22"/>
-              </w:rPr>
-              <w:t>新资产系统</w:t>
+              <w:t>客户</w:t>
+            </w:r>
+          </w:p>
+        </w:tc>
+        <w:tc>
+          <w:tcPr>
+            <w:tcW w:type="dxa" w:w="2015"/>
+            <w:tcBorders>
+              <w:top w:val="single" w:color="CBCDD1" w:sz="4" w:space="0"/>
+              <w:left w:val="single" w:color="CBCDD1" w:sz="4" w:space="0"/>
+              <w:bottom w:val="single" w:color="CBCDD1" w:sz="4" w:space="0"/>
+              <w:right w:val="single" w:color="CBCDD1" w:sz="4" w:space="0"/>
+            </w:tcBorders>
+            <w:vAlign w:val="center"/>
+          </w:tcPr>
+          <w:p>
+            <w:pPr>
+              <w:spacing w:before="40" w:after="40" w:line="276" w:lineRule="auto"/>
+            </w:pPr>
+            <w:r>
+              <w:rPr>
+                <w:rFonts w:eastAsia="宋体-简" w:ascii="宋体-简" w:hAnsi="宋体-简" w:cs="宋体-简"/>
+                <w:b w:val="0"/>
+                <w:color w:val="000000"/>
+                <w:sz w:val="22"/>
+              </w:rPr>
+              <w:t>主数据客户名录</w:t>
             </w:r>
           </w:p>
         </w:tc>
@@ -4643,33 +4947,33 @@
                 <w:color w:val="000000"/>
                 <w:sz w:val="22"/>
               </w:rPr>
-              <w:t>关联借测单必选</w:t>
-            </w:r>
-          </w:p>
-        </w:tc>
-        <w:tc>
-          <w:tcPr>
-            <w:tcW w:type="dxa" w:w="3600"/>
-            <w:tcBorders>
-              <w:top w:val="single" w:color="CBCDD1" w:sz="4" w:space="0"/>
-              <w:left w:val="single" w:color="CBCDD1" w:sz="4" w:space="0"/>
-              <w:bottom w:val="single" w:color="CBCDD1" w:sz="4" w:space="0"/>
-              <w:right w:val="single" w:color="CBCDD1" w:sz="4" w:space="0"/>
-            </w:tcBorders>
-            <w:vAlign w:val="center"/>
-          </w:tcPr>
-          <w:p>
-            <w:pPr>
-              <w:spacing w:before="40" w:after="40" w:line="276" w:lineRule="auto"/>
-            </w:pPr>
-            <w:r>
-              <w:rPr>
-                <w:rFonts w:eastAsia="宋体-简" w:ascii="宋体-简" w:hAnsi="宋体-简" w:cs="宋体-简"/>
-                <w:b w:val="0"/>
-                <w:color w:val="000000"/>
-                <w:sz w:val="22"/>
-              </w:rPr>
-              <w:t>选定客户后级联激活，展示单号与借测状态</w:t>
+              <w:t>是</w:t>
+            </w:r>
+          </w:p>
+        </w:tc>
+        <w:tc>
+          <w:tcPr>
+            <w:tcW w:type="dxa" w:w="3456"/>
+            <w:tcBorders>
+              <w:top w:val="single" w:color="CBCDD1" w:sz="4" w:space="0"/>
+              <w:left w:val="single" w:color="CBCDD1" w:sz="4" w:space="0"/>
+              <w:bottom w:val="single" w:color="CBCDD1" w:sz="4" w:space="0"/>
+              <w:right w:val="single" w:color="CBCDD1" w:sz="4" w:space="0"/>
+            </w:tcBorders>
+            <w:vAlign w:val="center"/>
+          </w:tcPr>
+          <w:p>
+            <w:pPr>
+              <w:spacing w:before="40" w:after="40" w:line="276" w:lineRule="auto"/>
+            </w:pPr>
+            <w:r>
+              <w:rPr>
+                <w:rFonts w:eastAsia="宋体-简" w:ascii="宋体-简" w:hAnsi="宋体-简" w:cs="宋体-简"/>
+                <w:b w:val="0"/>
+                <w:color w:val="000000"/>
+                <w:sz w:val="22"/>
+              </w:rPr>
+              <w:t>输入名称/编码下拉点选，展示 KA/普通徽章与全局云图账号</w:t>
             </w:r>
           </w:p>
         </w:tc>
@@ -4697,33 +5001,33 @@
                 <w:color w:val="000000"/>
                 <w:sz w:val="22"/>
               </w:rPr>
-              <w:t>解决方案</w:t>
-            </w:r>
-          </w:p>
-        </w:tc>
-        <w:tc>
-          <w:tcPr>
-            <w:tcW w:type="dxa" w:w="2160"/>
-            <w:tcBorders>
-              <w:top w:val="single" w:color="CBCDD1" w:sz="4" w:space="0"/>
-              <w:left w:val="single" w:color="CBCDD1" w:sz="4" w:space="0"/>
-              <w:bottom w:val="single" w:color="CBCDD1" w:sz="4" w:space="0"/>
-              <w:right w:val="single" w:color="CBCDD1" w:sz="4" w:space="0"/>
-            </w:tcBorders>
-            <w:vAlign w:val="center"/>
-          </w:tcPr>
-          <w:p>
-            <w:pPr>
-              <w:spacing w:before="40" w:after="40" w:line="276" w:lineRule="auto"/>
-            </w:pPr>
-            <w:r>
-              <w:rPr>
-                <w:rFonts w:eastAsia="宋体-简" w:ascii="宋体-简" w:hAnsi="宋体-简" w:cs="宋体-简"/>
-                <w:b w:val="0"/>
-                <w:color w:val="000000"/>
-                <w:sz w:val="22"/>
-              </w:rPr>
-              <w:t>W3 启用方案库</w:t>
+              <w:t>借测单号</w:t>
+            </w:r>
+          </w:p>
+        </w:tc>
+        <w:tc>
+          <w:tcPr>
+            <w:tcW w:type="dxa" w:w="2015"/>
+            <w:tcBorders>
+              <w:top w:val="single" w:color="CBCDD1" w:sz="4" w:space="0"/>
+              <w:left w:val="single" w:color="CBCDD1" w:sz="4" w:space="0"/>
+              <w:bottom w:val="single" w:color="CBCDD1" w:sz="4" w:space="0"/>
+              <w:right w:val="single" w:color="CBCDD1" w:sz="4" w:space="0"/>
+            </w:tcBorders>
+            <w:vAlign w:val="center"/>
+          </w:tcPr>
+          <w:p>
+            <w:pPr>
+              <w:spacing w:before="40" w:after="40" w:line="276" w:lineRule="auto"/>
+            </w:pPr>
+            <w:r>
+              <w:rPr>
+                <w:rFonts w:eastAsia="宋体-简" w:ascii="宋体-简" w:hAnsi="宋体-简" w:cs="宋体-简"/>
+                <w:b w:val="0"/>
+                <w:color w:val="000000"/>
+                <w:sz w:val="22"/>
+              </w:rPr>
+              <w:t>新资产系统</w:t>
             </w:r>
           </w:p>
         </w:tc>
@@ -4775,33 +5079,33 @@
                 <w:color w:val="000000"/>
                 <w:sz w:val="22"/>
               </w:rPr>
-              <w:t>纯软件申请必选</w:t>
-            </w:r>
-          </w:p>
-        </w:tc>
-        <w:tc>
-          <w:tcPr>
-            <w:tcW w:type="dxa" w:w="3600"/>
-            <w:tcBorders>
-              <w:top w:val="single" w:color="CBCDD1" w:sz="4" w:space="0"/>
-              <w:left w:val="single" w:color="CBCDD1" w:sz="4" w:space="0"/>
-              <w:bottom w:val="single" w:color="CBCDD1" w:sz="4" w:space="0"/>
-              <w:right w:val="single" w:color="CBCDD1" w:sz="4" w:space="0"/>
-            </w:tcBorders>
-            <w:vAlign w:val="center"/>
-          </w:tcPr>
-          <w:p>
-            <w:pPr>
-              <w:spacing w:before="40" w:after="40" w:line="276" w:lineRule="auto"/>
-            </w:pPr>
-            <w:r>
-              <w:rPr>
-                <w:rFonts w:eastAsia="宋体-简" w:ascii="宋体-简" w:hAnsi="宋体-简" w:cs="宋体-简"/>
-                <w:b w:val="0"/>
-                <w:color w:val="000000"/>
-                <w:sz w:val="22"/>
-              </w:rPr>
-              <w:t>格式如 SOL-ACCEL-006 | 全球加速方案-SaaS版</w:t>
+              <w:t>关联借测单必选</w:t>
+            </w:r>
+          </w:p>
+        </w:tc>
+        <w:tc>
+          <w:tcPr>
+            <w:tcW w:type="dxa" w:w="3456"/>
+            <w:tcBorders>
+              <w:top w:val="single" w:color="CBCDD1" w:sz="4" w:space="0"/>
+              <w:left w:val="single" w:color="CBCDD1" w:sz="4" w:space="0"/>
+              <w:bottom w:val="single" w:color="CBCDD1" w:sz="4" w:space="0"/>
+              <w:right w:val="single" w:color="CBCDD1" w:sz="4" w:space="0"/>
+            </w:tcBorders>
+            <w:vAlign w:val="center"/>
+          </w:tcPr>
+          <w:p>
+            <w:pPr>
+              <w:spacing w:before="40" w:after="40" w:line="276" w:lineRule="auto"/>
+            </w:pPr>
+            <w:r>
+              <w:rPr>
+                <w:rFonts w:eastAsia="宋体-简" w:ascii="宋体-简" w:hAnsi="宋体-简" w:cs="宋体-简"/>
+                <w:b w:val="0"/>
+                <w:color w:val="000000"/>
+                <w:sz w:val="22"/>
+              </w:rPr>
+              <w:t>选定客户后级联激活，展示单号与借测状态</w:t>
             </w:r>
           </w:p>
         </w:tc>
@@ -4829,13 +5133,145 @@
                 <w:color w:val="000000"/>
                 <w:sz w:val="22"/>
               </w:rPr>
+              <w:t>解决方案</w:t>
+            </w:r>
+          </w:p>
+        </w:tc>
+        <w:tc>
+          <w:tcPr>
+            <w:tcW w:type="dxa" w:w="2015"/>
+            <w:tcBorders>
+              <w:top w:val="single" w:color="CBCDD1" w:sz="4" w:space="0"/>
+              <w:left w:val="single" w:color="CBCDD1" w:sz="4" w:space="0"/>
+              <w:bottom w:val="single" w:color="CBCDD1" w:sz="4" w:space="0"/>
+              <w:right w:val="single" w:color="CBCDD1" w:sz="4" w:space="0"/>
+            </w:tcBorders>
+            <w:vAlign w:val="center"/>
+          </w:tcPr>
+          <w:p>
+            <w:pPr>
+              <w:spacing w:before="40" w:after="40" w:line="276" w:lineRule="auto"/>
+            </w:pPr>
+            <w:r>
+              <w:rPr>
+                <w:rFonts w:eastAsia="宋体-简" w:ascii="宋体-简" w:hAnsi="宋体-简" w:cs="宋体-简"/>
+                <w:b w:val="0"/>
+                <w:color w:val="000000"/>
+                <w:sz w:val="22"/>
+              </w:rPr>
+              <w:t>W3 启用方案库</w:t>
+            </w:r>
+          </w:p>
+        </w:tc>
+        <w:tc>
+          <w:tcPr>
+            <w:tcW w:type="dxa" w:w="1440"/>
+            <w:tcBorders>
+              <w:top w:val="single" w:color="CBCDD1" w:sz="4" w:space="0"/>
+              <w:left w:val="single" w:color="CBCDD1" w:sz="4" w:space="0"/>
+              <w:bottom w:val="single" w:color="CBCDD1" w:sz="4" w:space="0"/>
+              <w:right w:val="single" w:color="CBCDD1" w:sz="4" w:space="0"/>
+            </w:tcBorders>
+            <w:vAlign w:val="center"/>
+          </w:tcPr>
+          <w:p>
+            <w:pPr>
+              <w:spacing w:before="40" w:after="40" w:line="276" w:lineRule="auto"/>
+            </w:pPr>
+            <w:r>
+              <w:rPr>
+                <w:rFonts w:eastAsia="宋体-简" w:ascii="宋体-简" w:hAnsi="宋体-简" w:cs="宋体-简"/>
+                <w:b w:val="0"/>
+                <w:color w:val="000000"/>
+                <w:sz w:val="22"/>
+              </w:rPr>
+              <w:t>是</w:t>
+            </w:r>
+          </w:p>
+        </w:tc>
+        <w:tc>
+          <w:tcPr>
+            <w:tcW w:type="dxa" w:w="1728"/>
+            <w:tcBorders>
+              <w:top w:val="single" w:color="CBCDD1" w:sz="4" w:space="0"/>
+              <w:left w:val="single" w:color="CBCDD1" w:sz="4" w:space="0"/>
+              <w:bottom w:val="single" w:color="CBCDD1" w:sz="4" w:space="0"/>
+              <w:right w:val="single" w:color="CBCDD1" w:sz="4" w:space="0"/>
+            </w:tcBorders>
+            <w:vAlign w:val="center"/>
+          </w:tcPr>
+          <w:p>
+            <w:pPr>
+              <w:spacing w:before="40" w:after="40" w:line="276" w:lineRule="auto"/>
+            </w:pPr>
+            <w:r>
+              <w:rPr>
+                <w:rFonts w:eastAsia="宋体-简" w:ascii="宋体-简" w:hAnsi="宋体-简" w:cs="宋体-简"/>
+                <w:b w:val="0"/>
+                <w:color w:val="000000"/>
+                <w:sz w:val="22"/>
+              </w:rPr>
+              <w:t>纯软件申请必选</w:t>
+            </w:r>
+          </w:p>
+        </w:tc>
+        <w:tc>
+          <w:tcPr>
+            <w:tcW w:type="dxa" w:w="3456"/>
+            <w:tcBorders>
+              <w:top w:val="single" w:color="CBCDD1" w:sz="4" w:space="0"/>
+              <w:left w:val="single" w:color="CBCDD1" w:sz="4" w:space="0"/>
+              <w:bottom w:val="single" w:color="CBCDD1" w:sz="4" w:space="0"/>
+              <w:right w:val="single" w:color="CBCDD1" w:sz="4" w:space="0"/>
+            </w:tcBorders>
+            <w:vAlign w:val="center"/>
+          </w:tcPr>
+          <w:p>
+            <w:pPr>
+              <w:spacing w:before="40" w:after="40" w:line="276" w:lineRule="auto"/>
+            </w:pPr>
+            <w:r>
+              <w:rPr>
+                <w:rFonts w:eastAsia="宋体-简" w:ascii="宋体-简" w:hAnsi="宋体-简" w:cs="宋体-简"/>
+                <w:b w:val="0"/>
+                <w:color w:val="000000"/>
+                <w:sz w:val="22"/>
+              </w:rPr>
+              <w:t>格式如 SOL-ACCEL-006 | 全球加速方案-SaaS版</w:t>
+            </w:r>
+          </w:p>
+        </w:tc>
+      </w:tr>
+      <w:tr>
+        <w:tc>
+          <w:tcPr>
+            <w:tcW w:type="dxa" w:w="1728"/>
+            <w:tcBorders>
+              <w:top w:val="single" w:color="CBCDD1" w:sz="4" w:space="0"/>
+              <w:left w:val="single" w:color="CBCDD1" w:sz="4" w:space="0"/>
+              <w:bottom w:val="single" w:color="CBCDD1" w:sz="4" w:space="0"/>
+              <w:right w:val="single" w:color="CBCDD1" w:sz="4" w:space="0"/>
+            </w:tcBorders>
+            <w:vAlign w:val="center"/>
+          </w:tcPr>
+          <w:p>
+            <w:pPr>
+              <w:spacing w:before="40" w:after="40" w:line="276" w:lineRule="auto"/>
+            </w:pPr>
+            <w:r>
+              <w:rPr>
+                <w:rFonts w:eastAsia="宋体-简" w:ascii="宋体-简" w:hAnsi="宋体-简" w:cs="宋体-简"/>
+                <w:b w:val="0"/>
+                <w:color w:val="000000"/>
+                <w:sz w:val="22"/>
+              </w:rPr>
               <w:t>接收邮箱</w:t>
             </w:r>
           </w:p>
         </w:tc>
         <w:tc>
           <w:tcPr>
-            <w:tcW w:type="dxa" w:w="2160"/>
+            <w:tcW w:type="dxa" w:w="2015"/>
             <w:tcBorders>
               <w:top w:val="single" w:color="CBCDD1" w:sz="4" w:space="0"/>
               <w:left w:val="single" w:color="CBCDD1" w:sz="4" w:space="0"/>
@@ -4913,7 +5349,7 @@
         </w:tc>
         <w:tc>
           <w:tcPr>
-            <w:tcW w:type="dxa" w:w="3600"/>
+            <w:tcW w:type="dxa" w:w="3456"/>
             <w:tcBorders>
               <w:top w:val="single" w:color="CBCDD1" w:sz="4" w:space="0"/>
               <w:left w:val="single" w:color="CBCDD1" w:sz="4" w:space="0"/>
@@ -4955,7 +5391,7 @@
           <w:color w:val="595959"/>
           <w:sz w:val="20"/>
         </w:rPr>
-        <w:t>图 2  关联借测单与准入状态校验原型参考</w:t>
+        <w:t>图 2  关联借测单、所属行业与准入状态校验原型参考</w:t>
       </w:r>
     </w:p>
     <w:p>
@@ -4999,7 +5435,7 @@
           <w:color w:val="000000"/>
           <w:sz w:val="23"/>
         </w:rPr>
-        <w:t>方案范围锁定后，系统根据《安全方案测试申请规则.xlsx》中该方案绑定的组件清单与业务模板，初始化「业务申请信息」与「多产品线参数工作台」两部分填报区域。业务信息部分根据方案规则动态呈现专属调研字段（初始处于待填报状态）；产品线工作台初始化该方案下所有产品线的参数填报面板，核心必选产品线默认处于待填报状态，按需/可选产品线默认处于未激活状态。针对 XaaS 云服务产品线（SASE-GA、SASE-SWG、SASE-ZTNA、SaaS-XDR、MSS 等），系统自动隐藏硬件设备字段，并根据已选客户自动检测并带出客户在云图中台绑定的「云图 ID（tenantId）」；若客户尚未在云图中台开户，系统处于未开户阻断状态。</w:t>
+        <w:t>方案范围锁定后，系统根据方案配置中心维护的业务申请信息字段定义以及《安全方案测试申请规则.xlsx》，初始化「业务申请信息」与「多产品线参数工作台」两部分填报区域。业务信息部分根据方案绑定的字段模型动态呈现专属调研字段（初始处于待填报状态）；产品线工作台初始化该方案下所有产品线的参数填报面板，核心必选产品线默认处于待填报状态，按需/可选产品线默认处于未激活状态。针对 XaaS 云服务产品线（SASE-GA、SASE-SWG、SASE-ZTNA、SaaS-XDR、MSS 等），系统自动隐藏硬件设备字段，并根据已选客户检测并回显全局「云图 ID（tenantId）」；若客户尚未在云图中台开户，系统处于全局未入驻强阻断状态。</w:t>
       </w:r>
     </w:p>
     <w:p>
@@ -5027,23 +5463,21 @@
           <w:color w:val="000000"/>
           <w:sz w:val="23"/>
         </w:rPr>
-        <w:t>（1）业务申请信息动态渲染：系统所支持的安全解决方案（包括全球加速方案、全球组网方案、安全托管方案、托管式安全运营方案、分布式安全运营方案、数据安全方案等）以及各方案所需的业务调研信息字段（如测试主打场景、驱动力、预期效果、调研文档、竞对等），统一以《安全方案测试申请规则.xlsx》为基线进行动态渲染配置，申请人无需关心技术底层表单结构。后续新增方案或调整调研字段，通过后台规则配置即时生效，无需开发介入。</w:t>
+        <w:t>（1）业务申请信息自由配置引擎渲染：业务申请信息彻底解耦底层技术代码，根据方案配置中心维护的字段模型（支持单行/多行文本、单选下拉、多选复选框、附件上传、数字）自适应渲染；业务规则以《安全方案测试申请规则.xlsx》为基准动态驱动，推广新方案或微调调研字段完全免开发发版；</w:t>
         <w:br/>
-        <w:t>（2）多产品线按需填报：申请人可在左侧产品线列表中切换当前填报产品，已录入数据平滑保留；针对按需/可选产品线，申请人可点击开关激活，激活后右侧展开该产品参数配置表单并纳入必填校验范围；关闭时免除校验并不参与本次申请。</w:t>
+        <w:t>（2）成对协同组件“至少选一个”互斥守底交互（重点规范）：针对具有成对协同属性的组件（如安全托管服务方案中的 STA 与 AF，或 AF 与 aES 等），系统在多产品线导航及开关层面提供互斥守底保障：允许两个组件同时开启；若用户点击关闭其中一个组件，系统检测到另一个组件若处于关闭状态，将自动触发另一个组件保持开启或自动将其开启，严禁两者同时处于关闭状态，防止因关键依赖组件全部关闭导致方案无法交付或服务失效；</w:t>
         <w:br/>
-        <w:t>（3）硬件设备产品线参数填报：继承借测单回填的设备 ID 与设备 SN，申请人选定软件版本，并可按需开启或选配功能模块卡片（如 AC/AF 的安全订阅、HCI 的算力存储规格）。</w:t>
+        <w:t>（3）硬件设备产品线参数填报：继承借测单回填的设备 ID 与设备 SN，申请人选定软件版本，并可按需开启或选配功能模块卡片（如 AC/AF 的安全订阅、HCI 的算力存储规格）；</w:t>
         <w:br/>
-        <w:t>（4）XaaS 产品线与云图 ID 强校验交互（重点规范）：</w:t>
+        <w:t>（4）客户全局云图身份与 XaaS 强校验规范（重点规范）：</w:t>
         <w:br/>
-        <w:t xml:space="preserve">  - 完全隐藏硬件字段：XaaS 产品界面彻底隐藏“设备 ID”与“设备 SN”输入项与展示项，杜绝伪硬件信息；</w:t>
+        <w:t xml:space="preserve">  - 全局身份定位于客户主体：云图 ID（tenantId）作为客户顶层全局租户身份，而非某个子产品的局部参数；选定客户后，系统在客户基本信息卡片中即时回显全局云图身份标签（如“云图ID: [tenantId]”或红色高亮“未关联云图账号”）；</w:t>
         <w:br/>
-        <w:t xml:space="preserve">  - 云图 ID (tenantId) 为唯一授权主体：系统自动读取并校验客户在深信服云图中台关联的租户账号与云图 ID；</w:t>
+        <w:t xml:space="preserve">  - 包含 XaaS 全单坚决强阻断：方案若包含任一 XaaS 产品线，已选客户必须具备合法有效的云图 ID；若客户尚未在云图中台开户或缺失云图 ID，系统强行阻断整单提交，并明确提示引导先在云图中台完成客户租户建档入驻；</w:t>
         <w:br/>
-        <w:t xml:space="preserve">  - 未入驻强行阻断：若客户尚未在云图中台开户或缺失有效云图 ID，系统在工作台面板顶部弹出高亮拦截告警：“【阻断】当前方案包含 XaaS 云服务，检测到该客户尚未在云图中台开户或未关联云图 ID。无法发起测试授权申请，请先联系管理员或前往云图中台完成客户租户建档入驻。”，并强行阻断整单提交，严禁绕过；</w:t>
+        <w:t xml:space="preserve">  - 彻底屏蔽伪硬件信息：XaaS 产品界面 100% 隐藏“设备 ID”与“设备 SN”输入项，授权记录中设备 ID 统一映射为“云图ID: [tenantId]”，设备 SN 展示为破折号“—”；</w:t>
         <w:br/>
-        <w:t xml:space="preserve">  - XaaS 业务服务规格录入：申请人录入 XaaS 专属规格，包括 SASE-GA 带宽档位（5M/10M/15M/20M/30M/50M）、SASE-ZTNA 授权并发用户数（正整数，默认 50）、SaaS-XDR/MSS 接入日志量与上传客户信息收集表（.xlsx/.xls）等；</w:t>
-        <w:br/>
-        <w:t xml:space="preserve">  - 授权记录数据映射：下发交付时调用云图中台租户授权接口；在授权记录中，XaaS 产品线设备 ID 字段明确展示为“云图ID: [tenantId]”，设备 SN 固定展示为破折号“—”；客户如果存在多个云图租户账号，系统支持下拉选择，并在选择后自动回显该租户的所属行业、开通状态及管理员账号。</w:t>
+        <w:t xml:space="preserve">  - XaaS 专属规格录入：SASE-GA 带宽档位（5M/10M/15M/20M/30M/50M）、SASE-ZTNA 授权并发用户数（正整数）、SaaS-XDR/MSS 接入日志量与客户信息收集表等。</w:t>
       </w:r>
     </w:p>
     <w:p>
@@ -5071,7 +5505,7 @@
           <w:color w:val="000000"/>
           <w:sz w:val="23"/>
         </w:rPr>
-        <w:t>云图 ID 强校验（核心阻断项）：方案若包含任一 XaaS 产品线，已选客户必须拥有有效合法的云图 ID（tenantId）。无云图身份或云图状态异常时，全单坚决阻断提交，拦截率 100%；业务信息校验：严格对齐《安全方案测试申请规则.xlsx》中各方案必填项（如必选调研文档、必选场景等），未补全阻断提交；硬件产品参数校验：版本必填，借测设备 ID/SN 必须有效，已启用模块参数符合合法范围；XaaS 规格参数校验：SASE-GA 带宽必选；SASE-ZTNA 用户数必须为大于等于 1 的正整数；SaaS-XDR/MSS 日志量与信息收集表必填。</w:t>
+        <w:t>云图 ID 客户全局身份强校验（核心阻断项）：方案若包含任一 XaaS 产品线，已选客户必须拥有有效合法的云图 ID（tenantId）。无云图身份或云图状态异常时，全单坚决阻断提交，拦截率 100%；成对协同组件守底校验：成对协同组件严禁同时关闭；业务信息校验：严格对齐字段配置模型与《安全方案测试申请规则.xlsx》中标记为必填的调研字段，未补全阻断提交；硬件产品参数校验：版本必填，借测设备 ID/SN 必须有效，已启用模块参数符合合法范围；XaaS 规格参数校验：SASE-GA 带宽必选；SASE-ZTNA 用户数必须为大于等于 1 的正整数；SaaS-XDR/MSS 日志量与信息收集表必填。</w:t>
       </w:r>
     </w:p>
     <w:p>
@@ -5127,7 +5561,7 @@
           <w:color w:val="000000"/>
           <w:sz w:val="23"/>
         </w:rPr>
-        <w:t>业务信息准确按《安全方案测试申请规则.xlsx》动态展开；硬件产品线与 XaaS 产品线字段清晰隔离，XaaS 界面 100% 隐藏设备 ID 与 SN；无云图账号客户申请包含 XaaS 的方案时，前置告警与提交拦截 100% 触发；具备有效云图 ID 的客户能顺畅填写规格参数并通过校验；按需产品线开关开启/关闭逻辑与数据过滤完全正确。</w:t>
+        <w:t>业务信息准确按自由配置字段模型动态展开；硬件产品线与 XaaS 产品线字段清晰隔离，XaaS 界面 100% 隐藏设备 ID 与 SN；客户全局云图身份标签展示准确；无云图账号客户申请包含 XaaS 的方案时，前置告警与提交拦截 100% 触发；成对协同组件“至少选一个”互斥守底联动生效；具备有效云图 ID 的客户能顺畅填写规格参数并通过校验；按需产品线开关开启/关闭逻辑与数据过滤完全正确。</w:t>
       </w:r>
     </w:p>
     <w:tbl>
@@ -5371,7 +5805,7 @@
                 <w:color w:val="000000"/>
                 <w:sz w:val="22"/>
               </w:rPr>
-              <w:t>云图中台租户身份绑定</w:t>
+              <w:t>云图中台客户全局租户身份绑定</w:t>
             </w:r>
           </w:p>
         </w:tc>
@@ -5423,7 +5857,7 @@
                 <w:color w:val="000000"/>
                 <w:sz w:val="22"/>
               </w:rPr>
-              <w:t>XaaS 授权唯一核心标识；客户无云图账号或无云图ID时系统强行阻断提交并引导建档入驻</w:t>
+              <w:t>客户全局顶级身份与 XaaS 授权唯一核心标识；客户无云图账号或无云图ID时系统强行阻断提交并引导建档入驻</w:t>
             </w:r>
           </w:p>
         </w:tc>
@@ -5973,7 +6407,7 @@
           <w:color w:val="595959"/>
           <w:sz w:val="20"/>
         </w:rPr>
-        <w:t>图 3  多产品线工作台与 XaaS 云图身份校验原型参考</w:t>
+        <w:t>图 3  多产品线工作台、成对守底与 XaaS 全局云图身份校验原型参考</w:t>
       </w:r>
     </w:p>
     <w:p>
@@ -6045,7 +6479,7 @@
           <w:color w:val="000000"/>
           <w:sz w:val="23"/>
         </w:rPr>
-        <w:t>点击提交按钮，顺序执行严格前置校验（单据与客户有效性、业务信息完整性、XaaS 云图身份有效性、所有激活产品线必填参数与模块卡片完整性）。任一不符在页面高亮报错并阻断。</w:t>
+        <w:t>点击提交按钮，顺序执行严格前置校验（单据与客户有效性、所属行业必填性、业务信息完整性、XaaS 全局云图身份有效性、成对协同组件守底规则、所有激活产品线必填参数与模块卡片完整性）。任一不符在页面高亮报错并阻断。</w:t>
         <w:br/>
         <w:t>校验通过后生成统一的 W3 方案申请单号（SOL-...）进入待审批状态。整单走统一审批流，任一审批节点驳回则整单驳回，申请人可修改重提。</w:t>
         <w:br/>
@@ -7145,7 +7579,7 @@
           <w:color w:val="000000"/>
           <w:sz w:val="23"/>
         </w:rPr>
-        <w:t>5.1.2 借测单状态与快照查询接口：W3 申请人在关联借测单时调用新资产系统，获取借测单号、审批状态、客户、借测人、借测起止日、归还状态、撤销状态及已审批方案范围快照；若含 XaaS 线同步返回客户绑定的云图账号与云图ID。</w:t>
+        <w:t>5.1.2 借测单状态与快照查询接口：W3 申请人在关联借测单时调用新资产系统，获取借测单号、审批状态、客户、借测人、借测起止日、归还状态、撤销状态及已审批方案范围快照；若含 XaaS 线同步返回客户绑定的全局云图账号与云图ID。</w:t>
       </w:r>
     </w:p>
     <w:p>
@@ -7793,7 +8227,7 @@
                 <w:color w:val="000000"/>
                 <w:sz w:val="22"/>
               </w:rPr>
-              <w:t>资产接口异常/超时</w:t>
+              <w:t>未选择所属行业</w:t>
             </w:r>
           </w:p>
         </w:tc>
@@ -7819,7 +8253,7 @@
                 <w:color w:val="000000"/>
                 <w:sz w:val="22"/>
               </w:rPr>
-              <w:t>点击查询并关联</w:t>
+              <w:t>提交整单审批</w:t>
             </w:r>
           </w:p>
         </w:tc>
@@ -7845,7 +8279,7 @@
                 <w:color w:val="000000"/>
                 <w:sz w:val="22"/>
               </w:rPr>
-              <w:t>网络超时或接口 500</w:t>
+              <w:t>行业字段值为空</w:t>
             </w:r>
           </w:p>
         </w:tc>
@@ -7871,7 +8305,7 @@
                 <w:color w:val="000000"/>
                 <w:sz w:val="22"/>
               </w:rPr>
-              <w:t>红色提示：查询失败：资产系统暂时不可用，请稍后重试。保留已填数据。</w:t>
+              <w:t>提交栏报错：请选择客户所属行业。精准定位至行业下拉框。</w:t>
             </w:r>
           </w:p>
         </w:tc>
@@ -7977,7 +8411,7 @@
                 <w:color w:val="000000"/>
                 <w:sz w:val="22"/>
               </w:rPr>
-              <w:t>提交栏报错：XaaS 产品线需选择已关联云图账号和云图ID的客户。阻断提交。</w:t>
+              <w:t>提交栏报错：【阻断】方案包含 XaaS 产品线，客户需已关联云图账号和云图ID（未开户客户不可申请）。</w:t>
             </w:r>
           </w:p>
         </w:tc>
@@ -8005,7 +8439,7 @@
                 <w:color w:val="000000"/>
                 <w:sz w:val="22"/>
               </w:rPr>
-              <w:t>DSOC 缺调研文档</w:t>
+              <w:t>成对协同组件同时关闭</w:t>
             </w:r>
           </w:p>
         </w:tc>
@@ -8031,7 +8465,7 @@
                 <w:color w:val="000000"/>
                 <w:sz w:val="22"/>
               </w:rPr>
-              <w:t>提交整单审批</w:t>
+              <w:t>多产品线导航切换</w:t>
             </w:r>
           </w:p>
         </w:tc>
@@ -8057,7 +8491,7 @@
                 <w:color w:val="000000"/>
                 <w:sz w:val="22"/>
               </w:rPr>
-              <w:t>调研文档上传项为空</w:t>
+              <w:t>成对组件均处于关闭状态</w:t>
             </w:r>
           </w:p>
         </w:tc>
@@ -8083,7 +8517,7 @@
                 <w:color w:val="000000"/>
                 <w:sz w:val="22"/>
               </w:rPr>
-              <w:t>提交栏报错：请补全业务申请信息（分布式安全运营）。阻断提交。</w:t>
+              <w:t>系统守底联动：自动保持或开启另一组件，禁止两者同时关闭。</w:t>
             </w:r>
           </w:p>
         </w:tc>
@@ -8111,7 +8545,7 @@
                 <w:color w:val="000000"/>
                 <w:sz w:val="22"/>
               </w:rPr>
-              <w:t>常规产品线参数不全</w:t>
+              <w:t>必填业务申请信息缺失</w:t>
             </w:r>
           </w:p>
         </w:tc>
@@ -8163,7 +8597,7 @@
                 <w:color w:val="000000"/>
                 <w:sz w:val="22"/>
               </w:rPr>
-              <w:t>某激活产品漏填版本/规格</w:t>
+              <w:t>动态必填业务字段为空</w:t>
             </w:r>
           </w:p>
         </w:tc>
@@ -8189,7 +8623,7 @@
                 <w:color w:val="000000"/>
                 <w:sz w:val="22"/>
               </w:rPr>
-              <w:t>提交栏报错：[产品线名称] 的授权参数未填写完整。精准定位至该产品。</w:t>
+              <w:t>提交栏报错：请补全业务申请信息（[方案名称]）。精准定位至业务信息区块。</w:t>
             </w:r>
           </w:p>
         </w:tc>
@@ -8217,7 +8651,7 @@
                 <w:color w:val="000000"/>
                 <w:sz w:val="22"/>
               </w:rPr>
-              <w:t>方案配置已被管理员停用</w:t>
+              <w:t>常规产品线参数不全</w:t>
             </w:r>
           </w:p>
         </w:tc>
@@ -8243,7 +8677,7 @@
                 <w:color w:val="000000"/>
                 <w:sz w:val="22"/>
               </w:rPr>
-              <w:t>纯软件本地申请</w:t>
+              <w:t>提交整单审批</w:t>
             </w:r>
           </w:p>
         </w:tc>
@@ -8269,7 +8703,7 @@
                 <w:color w:val="000000"/>
                 <w:sz w:val="22"/>
               </w:rPr>
-              <w:t>方案状态为 disabled</w:t>
+              <w:t>某激活产品漏填版本/规格</w:t>
             </w:r>
           </w:p>
         </w:tc>
@@ -8295,7 +8729,7 @@
                 <w:color w:val="000000"/>
                 <w:sz w:val="22"/>
               </w:rPr>
-              <w:t>本地申请下拉列表中直接剔除，不可选；历史已审批借测单仍允许关联。</w:t>
+              <w:t>提交栏报错：[产品线名称] 的授权参数未填写完整。精准定位至该产品。</w:t>
             </w:r>
           </w:p>
         </w:tc>
@@ -8323,7 +8757,7 @@
                 <w:color w:val="000000"/>
                 <w:sz w:val="22"/>
               </w:rPr>
-              <w:t>单个产品授权下发失败</w:t>
+              <w:t>方案配置已被管理员停用</w:t>
             </w:r>
           </w:p>
         </w:tc>
@@ -8349,7 +8783,7 @@
                 <w:color w:val="000000"/>
                 <w:sz w:val="22"/>
               </w:rPr>
-              <w:t>审批通过下发时</w:t>
+              <w:t>纯软件本地申请</w:t>
             </w:r>
           </w:p>
         </w:tc>
@@ -8375,7 +8809,7 @@
                 <w:color w:val="000000"/>
                 <w:sz w:val="22"/>
               </w:rPr>
-              <w:t>中台返回开通超时或失败</w:t>
+              <w:t>方案状态为 disabled</w:t>
             </w:r>
           </w:p>
         </w:tc>
@@ -8401,7 +8835,7 @@
                 <w:color w:val="000000"/>
                 <w:sz w:val="22"/>
               </w:rPr>
-              <w:t>立即触发整单回滚，作废已开通产品，整单标记“整单失败”，杜绝残缺交付。</w:t>
+              <w:t>本地申请下拉列表中直接剔除，不可选；历史已审批借测单仍允许关联。</w:t>
             </w:r>
           </w:p>
         </w:tc>
@@ -8429,7 +8863,7 @@
                 <w:color w:val="000000"/>
                 <w:sz w:val="22"/>
               </w:rPr>
-              <w:t>中台回滚作废异常</w:t>
+              <w:t>单个产品授权下发失败</w:t>
             </w:r>
           </w:p>
         </w:tc>
@@ -8455,7 +8889,7 @@
                 <w:color w:val="000000"/>
                 <w:sz w:val="22"/>
               </w:rPr>
-              <w:t>执行整单回滚时</w:t>
+              <w:t>审批通过下发时</w:t>
             </w:r>
           </w:p>
         </w:tc>
@@ -8481,7 +8915,7 @@
                 <w:color w:val="000000"/>
                 <w:sz w:val="22"/>
               </w:rPr>
-              <w:t>网络抖动导致撤销挂起</w:t>
+              <w:t>中台返回开通超时或失败</w:t>
             </w:r>
           </w:p>
         </w:tc>
@@ -8507,7 +8941,7 @@
                 <w:color w:val="000000"/>
                 <w:sz w:val="22"/>
               </w:rPr>
-              <w:t>记录告警并派发后台人工补偿工单，对外保持不可交付状态。</w:t>
+              <w:t>立即触发整单回滚，作废已开通产品，整单标记“整单失败”，杜绝残缺交付。</w:t>
             </w:r>
           </w:p>
         </w:tc>
@@ -8727,7 +9161,7 @@
           <w:color w:val="000000"/>
           <w:sz w:val="26"/>
         </w:rPr>
-        <w:t>7.3 业务表单模板字典与扩展机制</w:t>
+        <w:t>7.3 业务申请信息自由配置字段引擎</w:t>
       </w:r>
     </w:p>
     <w:p>
@@ -8741,7 +9175,17 @@
           <w:color w:val="000000"/>
           <w:sz w:val="23"/>
         </w:rPr>
-        <w:t>业务申请信息采用模板化解析引擎。系统预置业务模板字典：NONE（通用无专属字段）、DSOC_TEMPLATE（安全运营类）、ACCEL_TEMPLATE（加速类）、NETWORK_TEMPLATE（组网类）。模板以 JSON Schema 定义字段标识、控件类型、选项源、校验规则及条件显隐。新增方案或增减调研字段时，仅需在后台维护模板映射，前端引擎自适应渲染并自适应审批列表展示。</w:t>
+        <w:t>业务申请信息采用自由配置字段引擎（Field Engine）。管理员在配置方案时，既可选择标准预置模板，也可自定义扩展动态字段：</w:t>
+        <w:br/>
+        <w:t>1. 字段名称自由定义：管理员可按业务调研诉求自由命名字段（如“测试主打场景”、“PK友商”、“能否远程”、“客户交流纪要”等）；</w:t>
+        <w:br/>
+        <w:t>2. 控件类型丰富支持：支持单行文本（text）、多行文本（textarea）、单选下拉（select）、多选复选框（checkbox）、附件上传（file）及数字输入（number）；</w:t>
+        <w:br/>
+        <w:t>3. 选项列表自由增删改：对于单选下拉与多选复选框，管理员在配置界面录入以逗号隔开的候选值，引擎自适应解析为候选选项；</w:t>
+        <w:br/>
+        <w:t>4. 必填与删除控制：每个字段均可独立勾选“必填”属性，未补全时整单提交自动触发前置拦截校验；字段支持行级实时删除；</w:t>
+        <w:br/>
+        <w:t>5. 前端自适应渲染：申请端根据方案绑定的字段 Schema 动态生成表单与校验规则，业务规则直接以《安全方案测试申请规则.xlsx》为基准动态驱动，业务调研表单调整彻底告别代码开发。</w:t>
       </w:r>
     </w:p>
     <w:tbl>
@@ -9089,7 +9533,7 @@
                 <w:color w:val="000000"/>
                 <w:sz w:val="22"/>
               </w:rPr>
-              <w:t>支持在模板 Schema 中增减多选题项及附件类型</w:t>
+              <w:t>支持在配置界面自由增减多选选项及附件项</w:t>
             </w:r>
           </w:p>
         </w:tc>
@@ -9195,7 +9639,7 @@
                 <w:color w:val="000000"/>
                 <w:sz w:val="22"/>
               </w:rPr>
-              <w:t>通过 condition 字段动态控制字段在不同子方案下的显隐</w:t>
+              <w:t>支持配置字段条件显隐，满足不同子方案诉求</w:t>
             </w:r>
           </w:p>
         </w:tc>
@@ -9329,6 +9773,218 @@
                 <w:color w:val="000000"/>
                 <w:sz w:val="22"/>
               </w:rPr>
+              <w:t>MSS_TEMPLATE</w:t>
+            </w:r>
+          </w:p>
+        </w:tc>
+        <w:tc>
+          <w:tcPr>
+            <w:tcW w:type="dxa" w:w="2592"/>
+            <w:tcBorders>
+              <w:top w:val="single" w:color="CBCDD1" w:sz="4" w:space="0"/>
+              <w:left w:val="single" w:color="CBCDD1" w:sz="4" w:space="0"/>
+              <w:bottom w:val="single" w:color="CBCDD1" w:sz="4" w:space="0"/>
+              <w:right w:val="single" w:color="CBCDD1" w:sz="4" w:space="0"/>
+            </w:tcBorders>
+            <w:vAlign w:val="center"/>
+          </w:tcPr>
+          <w:p>
+            <w:pPr>
+              <w:spacing w:before="40" w:after="40" w:line="276" w:lineRule="auto"/>
+            </w:pPr>
+            <w:r>
+              <w:rPr>
+                <w:rFonts w:eastAsia="宋体-简" w:ascii="宋体-简" w:hAnsi="宋体-简" w:cs="宋体-简"/>
+                <w:b w:val="0"/>
+                <w:color w:val="000000"/>
+                <w:sz w:val="22"/>
+              </w:rPr>
+              <w:t>安全托管服务方案</w:t>
+            </w:r>
+          </w:p>
+        </w:tc>
+        <w:tc>
+          <w:tcPr>
+            <w:tcW w:type="dxa" w:w="3600"/>
+            <w:tcBorders>
+              <w:top w:val="single" w:color="CBCDD1" w:sz="4" w:space="0"/>
+              <w:left w:val="single" w:color="CBCDD1" w:sz="4" w:space="0"/>
+              <w:bottom w:val="single" w:color="CBCDD1" w:sz="4" w:space="0"/>
+              <w:right w:val="single" w:color="CBCDD1" w:sz="4" w:space="0"/>
+            </w:tcBorders>
+            <w:vAlign w:val="center"/>
+          </w:tcPr>
+          <w:p>
+            <w:pPr>
+              <w:spacing w:before="40" w:after="40" w:line="276" w:lineRule="auto"/>
+            </w:pPr>
+            <w:r>
+              <w:rPr>
+                <w:rFonts w:eastAsia="宋体-简" w:ascii="宋体-简" w:hAnsi="宋体-简" w:cs="宋体-简"/>
+                <w:b w:val="0"/>
+                <w:color w:val="000000"/>
+                <w:sz w:val="22"/>
+              </w:rPr>
+              <w:t>所属行业、客户联系人、客户组件情况、本次测试PK范围</w:t>
+            </w:r>
+          </w:p>
+        </w:tc>
+        <w:tc>
+          <w:tcPr>
+            <w:tcW w:type="dxa" w:w="2304"/>
+            <w:tcBorders>
+              <w:top w:val="single" w:color="CBCDD1" w:sz="4" w:space="0"/>
+              <w:left w:val="single" w:color="CBCDD1" w:sz="4" w:space="0"/>
+              <w:bottom w:val="single" w:color="CBCDD1" w:sz="4" w:space="0"/>
+              <w:right w:val="single" w:color="CBCDD1" w:sz="4" w:space="0"/>
+            </w:tcBorders>
+            <w:vAlign w:val="center"/>
+          </w:tcPr>
+          <w:p>
+            <w:pPr>
+              <w:spacing w:before="40" w:after="40" w:line="276" w:lineRule="auto"/>
+            </w:pPr>
+            <w:r>
+              <w:rPr>
+                <w:rFonts w:eastAsia="宋体-简" w:ascii="宋体-简" w:hAnsi="宋体-简" w:cs="宋体-简"/>
+                <w:b w:val="0"/>
+                <w:color w:val="000000"/>
+                <w:sz w:val="22"/>
+              </w:rPr>
+              <w:t>支持在配置界面按现场调研诉求自由增减字段</w:t>
+            </w:r>
+          </w:p>
+        </w:tc>
+      </w:tr>
+      <w:tr>
+        <w:tc>
+          <w:tcPr>
+            <w:tcW w:type="dxa" w:w="2160"/>
+            <w:tcBorders>
+              <w:top w:val="single" w:color="CBCDD1" w:sz="4" w:space="0"/>
+              <w:left w:val="single" w:color="CBCDD1" w:sz="4" w:space="0"/>
+              <w:bottom w:val="single" w:color="CBCDD1" w:sz="4" w:space="0"/>
+              <w:right w:val="single" w:color="CBCDD1" w:sz="4" w:space="0"/>
+            </w:tcBorders>
+            <w:vAlign w:val="center"/>
+          </w:tcPr>
+          <w:p>
+            <w:pPr>
+              <w:spacing w:before="40" w:after="40" w:line="276" w:lineRule="auto"/>
+            </w:pPr>
+            <w:r>
+              <w:rPr>
+                <w:rFonts w:eastAsia="宋体-简" w:ascii="宋体-简" w:hAnsi="宋体-简" w:cs="宋体-简"/>
+                <w:b w:val="0"/>
+                <w:color w:val="000000"/>
+                <w:sz w:val="22"/>
+              </w:rPr>
+              <w:t>DSP_TEMPLATE</w:t>
+            </w:r>
+          </w:p>
+        </w:tc>
+        <w:tc>
+          <w:tcPr>
+            <w:tcW w:type="dxa" w:w="2592"/>
+            <w:tcBorders>
+              <w:top w:val="single" w:color="CBCDD1" w:sz="4" w:space="0"/>
+              <w:left w:val="single" w:color="CBCDD1" w:sz="4" w:space="0"/>
+              <w:bottom w:val="single" w:color="CBCDD1" w:sz="4" w:space="0"/>
+              <w:right w:val="single" w:color="CBCDD1" w:sz="4" w:space="0"/>
+            </w:tcBorders>
+            <w:vAlign w:val="center"/>
+          </w:tcPr>
+          <w:p>
+            <w:pPr>
+              <w:spacing w:before="40" w:after="40" w:line="276" w:lineRule="auto"/>
+            </w:pPr>
+            <w:r>
+              <w:rPr>
+                <w:rFonts w:eastAsia="宋体-简" w:ascii="宋体-简" w:hAnsi="宋体-简" w:cs="宋体-简"/>
+                <w:b w:val="0"/>
+                <w:color w:val="000000"/>
+                <w:sz w:val="22"/>
+              </w:rPr>
+              <w:t>数据安全方案</w:t>
+            </w:r>
+          </w:p>
+        </w:tc>
+        <w:tc>
+          <w:tcPr>
+            <w:tcW w:type="dxa" w:w="3600"/>
+            <w:tcBorders>
+              <w:top w:val="single" w:color="CBCDD1" w:sz="4" w:space="0"/>
+              <w:left w:val="single" w:color="CBCDD1" w:sz="4" w:space="0"/>
+              <w:bottom w:val="single" w:color="CBCDD1" w:sz="4" w:space="0"/>
+              <w:right w:val="single" w:color="CBCDD1" w:sz="4" w:space="0"/>
+            </w:tcBorders>
+            <w:vAlign w:val="center"/>
+          </w:tcPr>
+          <w:p>
+            <w:pPr>
+              <w:spacing w:before="40" w:after="40" w:line="276" w:lineRule="auto"/>
+            </w:pPr>
+            <w:r>
+              <w:rPr>
+                <w:rFonts w:eastAsia="宋体-简" w:ascii="宋体-简" w:hAnsi="宋体-简" w:cs="宋体-简"/>
+                <w:b w:val="0"/>
+                <w:color w:val="000000"/>
+                <w:sz w:val="22"/>
+              </w:rPr>
+              <w:t>关注价值、风险场景、PK友商、能否远程、预算、交流纪要</w:t>
+            </w:r>
+          </w:p>
+        </w:tc>
+        <w:tc>
+          <w:tcPr>
+            <w:tcW w:type="dxa" w:w="2304"/>
+            <w:tcBorders>
+              <w:top w:val="single" w:color="CBCDD1" w:sz="4" w:space="0"/>
+              <w:left w:val="single" w:color="CBCDD1" w:sz="4" w:space="0"/>
+              <w:bottom w:val="single" w:color="CBCDD1" w:sz="4" w:space="0"/>
+              <w:right w:val="single" w:color="CBCDD1" w:sz="4" w:space="0"/>
+            </w:tcBorders>
+            <w:vAlign w:val="center"/>
+          </w:tcPr>
+          <w:p>
+            <w:pPr>
+              <w:spacing w:before="40" w:after="40" w:line="276" w:lineRule="auto"/>
+            </w:pPr>
+            <w:r>
+              <w:rPr>
+                <w:rFonts w:eastAsia="宋体-简" w:ascii="宋体-简" w:hAnsi="宋体-简" w:cs="宋体-简"/>
+                <w:b w:val="0"/>
+                <w:color w:val="000000"/>
+                <w:sz w:val="22"/>
+              </w:rPr>
+              <w:t>包含多选、下拉与附件复合字段，自适应渲染</w:t>
+            </w:r>
+          </w:p>
+        </w:tc>
+      </w:tr>
+      <w:tr>
+        <w:tc>
+          <w:tcPr>
+            <w:tcW w:type="dxa" w:w="2160"/>
+            <w:tcBorders>
+              <w:top w:val="single" w:color="CBCDD1" w:sz="4" w:space="0"/>
+              <w:left w:val="single" w:color="CBCDD1" w:sz="4" w:space="0"/>
+              <w:bottom w:val="single" w:color="CBCDD1" w:sz="4" w:space="0"/>
+              <w:right w:val="single" w:color="CBCDD1" w:sz="4" w:space="0"/>
+            </w:tcBorders>
+            <w:vAlign w:val="center"/>
+          </w:tcPr>
+          <w:p>
+            <w:pPr>
+              <w:spacing w:before="40" w:after="40" w:line="276" w:lineRule="auto"/>
+            </w:pPr>
+            <w:r>
+              <w:rPr>
+                <w:rFonts w:eastAsia="宋体-简" w:ascii="宋体-简" w:hAnsi="宋体-简" w:cs="宋体-简"/>
+                <w:b w:val="0"/>
+                <w:color w:val="000000"/>
+                <w:sz w:val="22"/>
+              </w:rPr>
               <w:t>CUSTOM_TEMPLATE</w:t>
             </w:r>
           </w:p>
@@ -9407,7 +10063,7 @@
                 <w:color w:val="000000"/>
                 <w:sz w:val="22"/>
               </w:rPr>
-              <w:t>直接新增模板配置，前端自适应渲染，免发版开发</w:t>
+              <w:t>直接在抽屉中自由新增字段，自适应校验与审批</w:t>
             </w:r>
           </w:p>
         </w:tc>
@@ -9417,6 +10073,40 @@
       <w:pPr>
         <w:spacing w:before="0" w:after="80"/>
       </w:pPr>
+    </w:p>
+    <w:p>
+      <w:pPr>
+        <w:pStyle w:val="00001e"/>
+        <w:spacing w:after="40" w:before="200" w:line="276" w:lineRule="auto"/>
+        <w:jc w:val="left"/>
+      </w:pPr>
+      <w:r>
+        <w:rPr>
+          <w:rFonts w:eastAsia="宋体-简" w:ascii="宋体-简" w:hAnsi="宋体-简" w:cs="宋体-简"/>
+          <w:b w:val="0"/>
+          <w:color w:val="000000"/>
+          <w:sz w:val="26"/>
+        </w:rPr>
+        <w:t>7.4 客户全局云图身份与成对协同组件守底规范</w:t>
+      </w:r>
+    </w:p>
+    <w:p>
+      <w:pPr>
+        <w:spacing w:before="0" w:after="80" w:line="276" w:lineRule="auto"/>
+      </w:pPr>
+      <w:r>
+        <w:rPr>
+          <w:rFonts w:eastAsia="宋体-简" w:ascii="宋体-简" w:hAnsi="宋体-简" w:cs="宋体-简"/>
+          <w:b w:val="0"/>
+          <w:color w:val="000000"/>
+          <w:sz w:val="23"/>
+        </w:rPr>
+        <w:t>1. 客户全局云图身份规范：云图 ID（tenantId）作为客户顶层全局租户身份，由系统自动绑定并在客户信息区回显；方案包含任一 XaaS 产品线时，无云图 ID 全单强行阻断提交；</w:t>
+        <w:br/>
+        <w:t>2. 客户所属行业规范：客户基本信息区域必选「所属行业」，行业字典与平台 XaaS 字典保持严格 1:1 对齐；</w:t>
+        <w:br/>
+        <w:t>3. 成对协同组件守底规范：针对方案中具有成对互补关系的协同组件（如 STA 与 AF，或 AF 与 aES），交互上支持两者同时开启；若关闭其中一个，另一个必须自动开启，严禁两者同时处于关闭状态，防止关键交付组件脱节。</w:t>
+      </w:r>
     </w:p>
     <w:p>
       <w:pPr>
@@ -9515,7 +10205,7 @@
           <w:color w:val="000000"/>
           <w:sz w:val="23"/>
         </w:rPr>
-        <w:t>6. 确认业务申请信息 JSON Schema 模板存储位置（数据库表 vs 配置中心）与后台维护界面的上线排期。</w:t>
+        <w:t>6. 确认业务申请信息自由配置字段的持久化存储 Schema 与数据版本管理规范。</w:t>
       </w:r>
     </w:p>
     <w:sectPr>

--- a/docs/解决方案型测试授权需求方案.docx
+++ b/docs/解决方案型测试授权需求方案.docx
@@ -4323,9 +4323,9 @@
           <w:color w:val="000000"/>
           <w:sz w:val="23"/>
         </w:rPr>
-        <w:t>（1）客户基础信息带入：申请人搜索并选定客户，系统自动从 CRM/主数据带出客户名称、销售负责人、客户类型（KA/普通），并在客户概要中即时展示客户全局云图身份状态；</w:t>
+        <w:t>（1）客户基础信息带入：申请人搜索并选定客户，系统自动从 CRM/主数据带出客户名称、销售负责人、客户类型（KA/普通）、客户一级与二级行业分类，并在客户概要中即时展示客户全局云图身份状态；</w:t>
         <w:br/>
-        <w:t>（2）所属行业选择（与 XaaS 保持一致）：在客户基本信息区域新增「所属行业」下拉选择（必填项），其行业字典（政府、金融、能源、大企业、交通、数字政府、部委、教育、医疗等）与平台现有 XaaS 授权字典保持严格一致，保障跨产品线行业统计维度统一；</w:t>
+        <w:t>（2）行业二级联动选择（1:1 完整移植 XaaS）：在客户信息区域配置「行业」级联选择组件（两级均必填），带「ⓘ」备注悬浮气泡（用户故事：选择客户所属行业分类，用于客户分层管理和行业化运营分析；交互规则：一级行业选择后，二级行业根据一级分类联动展示，提交时两级均必填）。一级行业字典包含：政府、金融、教育、医疗、互联网、制造业、能源、交通、运营商；二级行业由一级联动展示（如：政府联动中央部委/省市级政府/区县级政府/公检法等），选定客户时自动带入客户所属行业，申请人亦可自由调整联动选择；</w:t>
         <w:br/>
         <w:t>（3）准入强校验与借测单关联：在关联借测单模式下，系统实时拉取该客户名下在新资产系统中已审批的所有借测单数据。点击「查询并关联」，系统执行借测单准入强校验：仅“审批通过且未归还、未撤销”且未被占用的借测单允许准入。准入通过后带出借测关键信息（借测单号、申请人、客户、期限、产品数），并自动锁定加载方案范围。若借测单处于“审批中/未审批”、“已归还”、“已撤销”或“已被关联占用”，系统弹出明确阻断提示卡片，严禁进入后续环节；</w:t>
         <w:br/>
@@ -4357,7 +4357,7 @@
           <w:color w:val="000000"/>
           <w:sz w:val="23"/>
         </w:rPr>
-        <w:t>授权类型必选；关联借测单模式下客户与合法借测单必选；纯软件模式下方案与客户必选；所属行业必选且必须在合法行业字典内；仅“审批通过且未归还、未撤销”借测单可通过准入校验；方案产品组合只读不可篡改；统一授权到期时间不可为空。</w:t>
+        <w:t>授权类型必选；关联借测单模式下客户与合法借测单必选；纯软件模式下方案与客户必选；行业一级与二级必须全部选定且符合联动关系；仅“审批通过且未归还、未撤销”借测单可通过准入校验；方案产品组合只读不可篡改；统一授权到期时间不可为空。</w:t>
       </w:r>
     </w:p>
     <w:p>
@@ -4385,7 +4385,7 @@
           <w:color w:val="000000"/>
           <w:sz w:val="23"/>
         </w:rPr>
-        <w:t>将申请来源标识（borrow / local）、客户基础信息快照、所属行业、借测单全量元数据快照、锁定的方案编码、名称、产品线列表及统一到期日深拷贝存入单据模型中，随单提交。</w:t>
+        <w:t>将申请来源标识（borrow / local）、客户基础信息快照、一级与二级行业分类（组合为'一级 / 二级'）、借测单全量元数据快照、锁定的方案编码、名称、产品线列表及统一到期日深拷贝存入单据模型中，随单提交。</w:t>
       </w:r>
     </w:p>
     <w:p>
@@ -4413,7 +4413,7 @@
           <w:color w:val="000000"/>
           <w:sz w:val="23"/>
         </w:rPr>
-        <w:t>两类入口切换顺畅且数据互斥隔离；所属行业必填校验拦截生效且字典与 XaaS 完全对齐；未审批、已归还、已撤销借测单 100% 阻断拦截；合法借测单回填准确；方案范围与产品清单严格只读锁定；统一授权到期日准确联动至所有产品线。</w:t>
+        <w:t>两类入口切换顺畅且数据互斥隔离；行业二级联动及 Tooltip 备注与 XaaS 保持 1:1 一致，一级改变自动重置刷新二级，两级未选全均能精确阻断；未审批、已归还、已撤销借测单 100% 阻断拦截；合法借测单回填准确；方案范围与产品清单严格只读锁定；统一授权到期日准确联动至所有产品线。</w:t>
       </w:r>
     </w:p>
     <w:tbl>
@@ -4737,7 +4737,7 @@
                 <w:color w:val="000000"/>
                 <w:sz w:val="22"/>
               </w:rPr>
-              <w:t>所属行业</w:t>
+              <w:t>行业（一级+二级）</w:t>
             </w:r>
           </w:p>
         </w:tc>
@@ -4763,7 +4763,7 @@
                 <w:color w:val="000000"/>
                 <w:sz w:val="22"/>
               </w:rPr>
-              <w:t>下拉选择</w:t>
+              <w:t>级联下拉选择</w:t>
             </w:r>
           </w:p>
         </w:tc>
@@ -4815,7 +4815,7 @@
                 <w:color w:val="000000"/>
                 <w:sz w:val="22"/>
               </w:rPr>
-              <w:t>是</w:t>
+              <w:t>两级均必填</w:t>
             </w:r>
           </w:p>
         </w:tc>
@@ -4841,7 +4841,7 @@
                 <w:color w:val="000000"/>
                 <w:sz w:val="22"/>
               </w:rPr>
-              <w:t>客户所属行业分类，与平台现有 XaaS 授权字典严格保持一致</w:t>
+              <w:t>对齐 XaaS 二级联动字典与备注 Tooltip，支持 CRM 带入与手动微调</w:t>
             </w:r>
           </w:p>
         </w:tc>

--- a/docs/解决方案型测试授权需求方案.docx
+++ b/docs/解决方案型测试授权需求方案.docx
@@ -898,6 +898,112 @@
           </w:p>
         </w:tc>
       </w:tr>
+      <w:tr>
+        <w:tc>
+          <w:tcPr>
+            <w:tcW w:type="dxa" w:w="2160"/>
+            <w:tcBorders>
+              <w:top w:val="single" w:color="CBCDD1" w:sz="4" w:space="0"/>
+              <w:left w:val="single" w:color="CBCDD1" w:sz="4" w:space="0"/>
+              <w:bottom w:val="single" w:color="CBCDD1" w:sz="4" w:space="0"/>
+              <w:right w:val="single" w:color="CBCDD1" w:sz="4" w:space="0"/>
+            </w:tcBorders>
+            <w:vAlign w:val="center"/>
+          </w:tcPr>
+          <w:p>
+            <w:pPr>
+              <w:spacing w:before="40" w:after="40" w:line="276" w:lineRule="auto"/>
+            </w:pPr>
+            <w:r>
+              <w:rPr>
+                <w:rFonts w:eastAsia="宋体-简" w:ascii="宋体-简" w:hAnsi="宋体-简" w:cs="宋体-简"/>
+                <w:b w:val="0"/>
+                <w:color w:val="000000"/>
+                <w:sz w:val="22"/>
+              </w:rPr>
+              <w:t>2026 年 9 月 28 日</w:t>
+            </w:r>
+          </w:p>
+        </w:tc>
+        <w:tc>
+          <w:tcPr>
+            <w:tcW w:type="dxa" w:w="1224"/>
+            <w:tcBorders>
+              <w:top w:val="single" w:color="CBCDD1" w:sz="4" w:space="0"/>
+              <w:left w:val="single" w:color="CBCDD1" w:sz="4" w:space="0"/>
+              <w:bottom w:val="single" w:color="CBCDD1" w:sz="4" w:space="0"/>
+              <w:right w:val="single" w:color="CBCDD1" w:sz="4" w:space="0"/>
+            </w:tcBorders>
+            <w:vAlign w:val="center"/>
+          </w:tcPr>
+          <w:p>
+            <w:pPr>
+              <w:spacing w:before="40" w:after="40" w:line="276" w:lineRule="auto"/>
+            </w:pPr>
+            <w:r>
+              <w:rPr>
+                <w:rFonts w:eastAsia="宋体-简" w:ascii="宋体-简" w:hAnsi="宋体-简" w:cs="宋体-简"/>
+                <w:b w:val="0"/>
+                <w:color w:val="000000"/>
+                <w:sz w:val="22"/>
+              </w:rPr>
+              <w:t>钱金城</w:t>
+            </w:r>
+          </w:p>
+        </w:tc>
+        <w:tc>
+          <w:tcPr>
+            <w:tcW w:type="dxa" w:w="3024"/>
+            <w:tcBorders>
+              <w:top w:val="single" w:color="CBCDD1" w:sz="4" w:space="0"/>
+              <w:left w:val="single" w:color="CBCDD1" w:sz="4" w:space="0"/>
+              <w:bottom w:val="single" w:color="CBCDD1" w:sz="4" w:space="0"/>
+              <w:right w:val="single" w:color="CBCDD1" w:sz="4" w:space="0"/>
+            </w:tcBorders>
+            <w:vAlign w:val="center"/>
+          </w:tcPr>
+          <w:p>
+            <w:pPr>
+              <w:spacing w:before="40" w:after="40" w:line="276" w:lineRule="auto"/>
+            </w:pPr>
+            <w:r>
+              <w:rPr>
+                <w:rFonts w:eastAsia="宋体-简" w:ascii="宋体-简" w:hAnsi="宋体-简" w:cs="宋体-简"/>
+                <w:b w:val="0"/>
+                <w:color w:val="000000"/>
+                <w:sz w:val="22"/>
+              </w:rPr>
+              <w:t>完善借测设备防篡改锁定、多设备追加、云图手机号及全链路筛选规范</w:t>
+            </w:r>
+          </w:p>
+        </w:tc>
+        <w:tc>
+          <w:tcPr>
+            <w:tcW w:type="dxa" w:w="4320"/>
+            <w:tcBorders>
+              <w:top w:val="single" w:color="CBCDD1" w:sz="4" w:space="0"/>
+              <w:left w:val="single" w:color="CBCDD1" w:sz="4" w:space="0"/>
+              <w:bottom w:val="single" w:color="CBCDD1" w:sz="4" w:space="0"/>
+              <w:right w:val="single" w:color="CBCDD1" w:sz="4" w:space="0"/>
+            </w:tcBorders>
+            <w:vAlign w:val="center"/>
+          </w:tcPr>
+          <w:p>
+            <w:pPr>
+              <w:spacing w:before="40" w:after="40" w:line="276" w:lineRule="auto"/>
+            </w:pPr>
+            <w:r>
+              <w:rPr>
+                <w:rFonts w:eastAsia="宋体-简" w:ascii="宋体-简" w:hAnsi="宋体-简" w:cs="宋体-简"/>
+                <w:b w:val="0"/>
+                <w:color w:val="000000"/>
+                <w:sz w:val="22"/>
+              </w:rPr>
+              <w:t>1. 客户联系人手机号与云图账号自动匹配，XaaS 场景强校验必填阻断；2. 借测单设备 ID 继承只读锁定防篡改，并支持‘+ 添加设备’动态追加与删除；3. 明确借测单客户级联筛选、配置中心检索及授权记录列表多维穿透筛选规格说明。</w:t>
+            </w:r>
+          </w:p>
+        </w:tc>
+      </w:tr>
     </w:tbl>
     <w:p>
       <w:pPr>
@@ -1253,7 +1359,7 @@
                 <w:color w:val="000000"/>
                 <w:sz w:val="22"/>
               </w:rPr>
-              <w:t>维护解决方案编码、名称、产品组合、授权天数及业务申请信息字段引擎</w:t>
+              <w:t>维护解决方案编码、名称、产品组合、授权天数及业务申请信息字段引擎，支持方案检索筛选</w:t>
             </w:r>
           </w:p>
         </w:tc>
@@ -1279,7 +1385,7 @@
                 <w:color w:val="000000"/>
                 <w:sz w:val="22"/>
               </w:rPr>
-              <w:t>配置归属 W3，向新资产系统提供只读查询接口</w:t>
+              <w:t>配置归属 W3，向新资产系统提供只读查询接口；支持按编码/名称/状态过滤</w:t>
             </w:r>
           </w:p>
         </w:tc>
@@ -1359,7 +1465,7 @@
                 <w:color w:val="000000"/>
                 <w:sz w:val="22"/>
               </w:rPr>
-              <w:t>提供关联借测单与纯软件本地申请两种入口，客户信息由 CRM 带入，必选所属行业</w:t>
+              <w:t>提供关联借测单与纯软件本地申请两种入口，客户信息由 CRM 带入，必选所属行业与联系人手机号（XaaS强校验）</w:t>
             </w:r>
           </w:p>
         </w:tc>
@@ -1385,7 +1491,7 @@
                 <w:color w:val="000000"/>
                 <w:sz w:val="22"/>
               </w:rPr>
-              <w:t>借测单需客户级联筛选，只允许关联审批通过借测单</w:t>
+              <w:t>借测单需客户级联筛选，只允许关联审批通过借测单；手机号自动匹配云图账号</w:t>
             </w:r>
           </w:p>
         </w:tc>
@@ -1677,7 +1783,7 @@
                 <w:color w:val="000000"/>
                 <w:sz w:val="22"/>
               </w:rPr>
-              <w:t>垂直导航逐项切换产品线参数，支持按需开关与成对协同组件互斥守底交互</w:t>
+              <w:t>垂直导航逐项切换产品线参数，借测设备 ID 继承防篡改锁定并支持追加设备，支持按需开关与协同守底</w:t>
             </w:r>
           </w:p>
         </w:tc>
@@ -1703,7 +1809,7 @@
                 <w:color w:val="000000"/>
                 <w:sz w:val="22"/>
               </w:rPr>
-              <w:t>STA/AF、AF/aES 守底交互至少开启一个，未上线按需线默认关闭</w:t>
+              <w:t>借测设备只读不可改，支持动态追加；STA/AF、AF/aES 守底交互至少开启一个</w:t>
             </w:r>
           </w:p>
         </w:tc>
@@ -1863,6 +1969,112 @@
                 <w:color w:val="000000"/>
                 <w:sz w:val="22"/>
               </w:rPr>
+              <w:t>全链路多维筛选</w:t>
+            </w:r>
+          </w:p>
+        </w:tc>
+        <w:tc>
+          <w:tcPr>
+            <w:tcW w:type="dxa" w:w="3888"/>
+            <w:tcBorders>
+              <w:top w:val="single" w:color="CBCDD1" w:sz="4" w:space="0"/>
+              <w:left w:val="single" w:color="CBCDD1" w:sz="4" w:space="0"/>
+              <w:bottom w:val="single" w:color="CBCDD1" w:sz="4" w:space="0"/>
+              <w:right w:val="single" w:color="CBCDD1" w:sz="4" w:space="0"/>
+            </w:tcBorders>
+            <w:vAlign w:val="center"/>
+          </w:tcPr>
+          <w:p>
+            <w:pPr>
+              <w:spacing w:before="40" w:after="40" w:line="276" w:lineRule="auto"/>
+            </w:pPr>
+            <w:r>
+              <w:rPr>
+                <w:rFonts w:eastAsia="宋体-简" w:ascii="宋体-简" w:hAnsi="宋体-简" w:cs="宋体-简"/>
+                <w:b w:val="0"/>
+                <w:color w:val="000000"/>
+                <w:sz w:val="22"/>
+              </w:rPr>
+              <w:t>配置中心支持编码/名称/状态检索，借测单支持客户级联过滤，授权记录列表支持按产品线、类型、状态及关键字穿透筛选</w:t>
+            </w:r>
+          </w:p>
+        </w:tc>
+        <w:tc>
+          <w:tcPr>
+            <w:tcW w:type="dxa" w:w="2736"/>
+            <w:tcBorders>
+              <w:top w:val="single" w:color="CBCDD1" w:sz="4" w:space="0"/>
+              <w:left w:val="single" w:color="CBCDD1" w:sz="4" w:space="0"/>
+              <w:bottom w:val="single" w:color="CBCDD1" w:sz="4" w:space="0"/>
+              <w:right w:val="single" w:color="CBCDD1" w:sz="4" w:space="0"/>
+            </w:tcBorders>
+            <w:vAlign w:val="center"/>
+          </w:tcPr>
+          <w:p>
+            <w:pPr>
+              <w:spacing w:before="40" w:after="40" w:line="276" w:lineRule="auto"/>
+            </w:pPr>
+            <w:r>
+              <w:rPr>
+                <w:rFonts w:eastAsia="宋体-简" w:ascii="宋体-简" w:hAnsi="宋体-简" w:cs="宋体-简"/>
+                <w:b w:val="0"/>
+                <w:color w:val="000000"/>
+                <w:sz w:val="22"/>
+              </w:rPr>
+              <w:t>主子行穿透联动，支持一键清空与重置</w:t>
+            </w:r>
+          </w:p>
+        </w:tc>
+      </w:tr>
+      <w:tr>
+        <w:tc>
+          <w:tcPr>
+            <w:tcW w:type="dxa" w:w="1440"/>
+            <w:tcBorders>
+              <w:top w:val="single" w:color="CBCDD1" w:sz="4" w:space="0"/>
+              <w:left w:val="single" w:color="CBCDD1" w:sz="4" w:space="0"/>
+              <w:bottom w:val="single" w:color="CBCDD1" w:sz="4" w:space="0"/>
+              <w:right w:val="single" w:color="CBCDD1" w:sz="4" w:space="0"/>
+            </w:tcBorders>
+            <w:vAlign w:val="center"/>
+          </w:tcPr>
+          <w:p>
+            <w:pPr>
+              <w:spacing w:before="40" w:after="40" w:line="276" w:lineRule="auto"/>
+            </w:pPr>
+            <w:r>
+              <w:rPr>
+                <w:rFonts w:eastAsia="宋体-简" w:ascii="宋体-简" w:hAnsi="宋体-简" w:cs="宋体-简"/>
+                <w:b w:val="0"/>
+                <w:color w:val="000000"/>
+                <w:sz w:val="22"/>
+              </w:rPr>
+              <w:t>W3</w:t>
+            </w:r>
+          </w:p>
+        </w:tc>
+        <w:tc>
+          <w:tcPr>
+            <w:tcW w:type="dxa" w:w="2592"/>
+            <w:tcBorders>
+              <w:top w:val="single" w:color="CBCDD1" w:sz="4" w:space="0"/>
+              <w:left w:val="single" w:color="CBCDD1" w:sz="4" w:space="0"/>
+              <w:bottom w:val="single" w:color="CBCDD1" w:sz="4" w:space="0"/>
+              <w:right w:val="single" w:color="CBCDD1" w:sz="4" w:space="0"/>
+            </w:tcBorders>
+            <w:vAlign w:val="center"/>
+          </w:tcPr>
+          <w:p>
+            <w:pPr>
+              <w:spacing w:before="40" w:after="40" w:line="276" w:lineRule="auto"/>
+            </w:pPr>
+            <w:r>
+              <w:rPr>
+                <w:rFonts w:eastAsia="宋体-简" w:ascii="宋体-简" w:hAnsi="宋体-简" w:cs="宋体-简"/>
+                <w:b w:val="0"/>
+                <w:color w:val="000000"/>
+                <w:sz w:val="22"/>
+              </w:rPr>
               <w:t>解决方案授权记录</w:t>
             </w:r>
           </w:p>
@@ -1889,7 +2101,7 @@
                 <w:color w:val="000000"/>
                 <w:sz w:val="22"/>
               </w:rPr>
-              <w:t>列表生成一条 SOL 主记录，支持展开查看各产品线明细子行</w:t>
+              <w:t>列表生成一条 SOL 主记录，支持展开查看各产品线明细子行及追加多设备回显</w:t>
             </w:r>
           </w:p>
         </w:tc>
@@ -1915,7 +2127,7 @@
                 <w:color w:val="000000"/>
                 <w:sz w:val="22"/>
               </w:rPr>
-              <w:t>主行展示方案与总设备数，展开行展示版本、设备/云图ID及授权码</w:t>
+              <w:t>主行展示方案与总设备数，展开行展示版本、设备/云图ID及授权码，抽屉完整回显</w:t>
             </w:r>
           </w:p>
         </w:tc>
@@ -2901,6 +3113,168 @@
                 <w:color w:val="000000"/>
                 <w:sz w:val="22"/>
               </w:rPr>
+              <w:t>联系人手机号匹配口径</w:t>
+            </w:r>
+          </w:p>
+        </w:tc>
+        <w:tc>
+          <w:tcPr>
+            <w:tcW w:type="dxa" w:w="8063"/>
+            <w:tcBorders>
+              <w:top w:val="single" w:color="CBCDD1" w:sz="4" w:space="0"/>
+              <w:left w:val="single" w:color="CBCDD1" w:sz="4" w:space="0"/>
+              <w:bottom w:val="single" w:color="CBCDD1" w:sz="4" w:space="0"/>
+              <w:right w:val="single" w:color="CBCDD1" w:sz="4" w:space="0"/>
+            </w:tcBorders>
+            <w:vAlign w:val="center"/>
+          </w:tcPr>
+          <w:p>
+            <w:pPr>
+              <w:spacing w:before="40" w:after="40" w:line="276" w:lineRule="auto"/>
+            </w:pPr>
+            <w:r>
+              <w:rPr>
+                <w:rFonts w:eastAsia="宋体-简" w:ascii="宋体-简" w:hAnsi="宋体-简" w:cs="宋体-简"/>
+                <w:b w:val="0"/>
+                <w:color w:val="000000"/>
+                <w:sz w:val="22"/>
+              </w:rPr>
+              <w:t>客户联系人手机号作为云图账号匹配凭证，输入11位手机号自动联动云图身份；涉及 XaaS 开通时强制必填阻断。</w:t>
+            </w:r>
+          </w:p>
+        </w:tc>
+      </w:tr>
+      <w:tr>
+        <w:tc>
+          <w:tcPr>
+            <w:tcW w:type="dxa" w:w="2592"/>
+            <w:tcBorders>
+              <w:top w:val="single" w:color="CBCDD1" w:sz="4" w:space="0"/>
+              <w:left w:val="single" w:color="CBCDD1" w:sz="4" w:space="0"/>
+              <w:bottom w:val="single" w:color="CBCDD1" w:sz="4" w:space="0"/>
+              <w:right w:val="single" w:color="CBCDD1" w:sz="4" w:space="0"/>
+            </w:tcBorders>
+            <w:vAlign w:val="center"/>
+          </w:tcPr>
+          <w:p>
+            <w:pPr>
+              <w:spacing w:before="40" w:after="40" w:line="276" w:lineRule="auto"/>
+            </w:pPr>
+            <w:r>
+              <w:rPr>
+                <w:rFonts w:eastAsia="宋体-简" w:ascii="宋体-简" w:hAnsi="宋体-简" w:cs="宋体-简"/>
+                <w:b w:val="0"/>
+                <w:color w:val="000000"/>
+                <w:sz w:val="22"/>
+              </w:rPr>
+              <w:t>借测设备继承防篡改口径</w:t>
+            </w:r>
+          </w:p>
+        </w:tc>
+        <w:tc>
+          <w:tcPr>
+            <w:tcW w:type="dxa" w:w="8063"/>
+            <w:tcBorders>
+              <w:top w:val="single" w:color="CBCDD1" w:sz="4" w:space="0"/>
+              <w:left w:val="single" w:color="CBCDD1" w:sz="4" w:space="0"/>
+              <w:bottom w:val="single" w:color="CBCDD1" w:sz="4" w:space="0"/>
+              <w:right w:val="single" w:color="CBCDD1" w:sz="4" w:space="0"/>
+            </w:tcBorders>
+            <w:vAlign w:val="center"/>
+          </w:tcPr>
+          <w:p>
+            <w:pPr>
+              <w:spacing w:before="40" w:after="40" w:line="276" w:lineRule="auto"/>
+            </w:pPr>
+            <w:r>
+              <w:rPr>
+                <w:rFonts w:eastAsia="宋体-简" w:ascii="宋体-简" w:hAnsi="宋体-简" w:cs="宋体-简"/>
+                <w:b w:val="0"/>
+                <w:color w:val="000000"/>
+                <w:sz w:val="22"/>
+              </w:rPr>
+              <w:t>借测单自带设备 ID 强制只读锁定防篡改，展示带锁提示；提供‘+ 添加设备’支持追加测试设备并强校验非空。</w:t>
+            </w:r>
+          </w:p>
+        </w:tc>
+      </w:tr>
+      <w:tr>
+        <w:tc>
+          <w:tcPr>
+            <w:tcW w:type="dxa" w:w="2592"/>
+            <w:tcBorders>
+              <w:top w:val="single" w:color="CBCDD1" w:sz="4" w:space="0"/>
+              <w:left w:val="single" w:color="CBCDD1" w:sz="4" w:space="0"/>
+              <w:bottom w:val="single" w:color="CBCDD1" w:sz="4" w:space="0"/>
+              <w:right w:val="single" w:color="CBCDD1" w:sz="4" w:space="0"/>
+            </w:tcBorders>
+            <w:vAlign w:val="center"/>
+          </w:tcPr>
+          <w:p>
+            <w:pPr>
+              <w:spacing w:before="40" w:after="40" w:line="276" w:lineRule="auto"/>
+            </w:pPr>
+            <w:r>
+              <w:rPr>
+                <w:rFonts w:eastAsia="宋体-简" w:ascii="宋体-简" w:hAnsi="宋体-简" w:cs="宋体-简"/>
+                <w:b w:val="0"/>
+                <w:color w:val="000000"/>
+                <w:sz w:val="22"/>
+              </w:rPr>
+              <w:t>全链路多维筛选口径</w:t>
+            </w:r>
+          </w:p>
+        </w:tc>
+        <w:tc>
+          <w:tcPr>
+            <w:tcW w:type="dxa" w:w="8063"/>
+            <w:tcBorders>
+              <w:top w:val="single" w:color="CBCDD1" w:sz="4" w:space="0"/>
+              <w:left w:val="single" w:color="CBCDD1" w:sz="4" w:space="0"/>
+              <w:bottom w:val="single" w:color="CBCDD1" w:sz="4" w:space="0"/>
+              <w:right w:val="single" w:color="CBCDD1" w:sz="4" w:space="0"/>
+            </w:tcBorders>
+            <w:vAlign w:val="center"/>
+          </w:tcPr>
+          <w:p>
+            <w:pPr>
+              <w:spacing w:before="40" w:after="40" w:line="276" w:lineRule="auto"/>
+            </w:pPr>
+            <w:r>
+              <w:rPr>
+                <w:rFonts w:eastAsia="宋体-简" w:ascii="宋体-简" w:hAnsi="宋体-简" w:cs="宋体-简"/>
+                <w:b w:val="0"/>
+                <w:color w:val="000000"/>
+                <w:sz w:val="22"/>
+              </w:rPr>
+              <w:t>涵盖借测单客户级联筛选、配置中心检索及授权记录列表多维穿透筛选，支持一键清空与重置。</w:t>
+            </w:r>
+          </w:p>
+        </w:tc>
+      </w:tr>
+      <w:tr>
+        <w:tc>
+          <w:tcPr>
+            <w:tcW w:type="dxa" w:w="2592"/>
+            <w:tcBorders>
+              <w:top w:val="single" w:color="CBCDD1" w:sz="4" w:space="0"/>
+              <w:left w:val="single" w:color="CBCDD1" w:sz="4" w:space="0"/>
+              <w:bottom w:val="single" w:color="CBCDD1" w:sz="4" w:space="0"/>
+              <w:right w:val="single" w:color="CBCDD1" w:sz="4" w:space="0"/>
+            </w:tcBorders>
+            <w:vAlign w:val="center"/>
+          </w:tcPr>
+          <w:p>
+            <w:pPr>
+              <w:spacing w:before="40" w:after="40" w:line="276" w:lineRule="auto"/>
+            </w:pPr>
+            <w:r>
+              <w:rPr>
+                <w:rFonts w:eastAsia="宋体-简" w:ascii="宋体-简" w:hAnsi="宋体-简" w:cs="宋体-简"/>
+                <w:b w:val="0"/>
+                <w:color w:val="000000"/>
+                <w:sz w:val="22"/>
+              </w:rPr>
               <w:t>成对协同组件守底口径</w:t>
             </w:r>
           </w:p>
@@ -3009,7 +3383,7 @@
           <w:color w:val="000000"/>
           <w:sz w:val="23"/>
         </w:rPr>
-        <w:t>3、业务人员主动登录 W3，进入「解决方案型授权」页面，选择“关联借测单”或“纯软件本地申请”。输入客户筛选合法借测单，系统自动带出 CRM 客户信息并在客户概要即时回显客户全局云图身份；申请人下拉选择所属行业（必选，对齐 XaaS 字典）。</w:t>
+        <w:t>3、业务人员主动登录 W3，进入「解决方案型授权」页面，选择“关联借测单”或“纯软件本地申请”。输入客户筛选合法借测单（借测单下拉根据已选客户级联过滤并标注借测状态），系统自动带出 CRM 客户信息并在客户概要即时回显客户全局云图身份；申请人录入/确认客户联系人手机号（支持11位手机号自动匹配云图账号，涉及XaaS开通时为强校验必填项）；下拉选择所属行业（必选，对齐 XaaS 字典）。</w:t>
       </w:r>
     </w:p>
     <w:p>
@@ -3051,7 +3425,7 @@
           <w:color w:val="000000"/>
           <w:sz w:val="23"/>
         </w:rPr>
-        <w:t>6、进入「授权参数」多产品线工作台，申请人按左侧导航逐个填写产品参数；未上线的按需产品线（如 SASE-SWG）默认关闭，不参与校验；成对协同组件（如 STA/AF、AF/aES）执行至少开启一个的守底联动；设备线配置版本、设备 ID 及模块卡片；XaaS 线配置云服务参数并校验客户全局云图身份；所有产品线授权到期日强制对齐统一到期时间。</w:t>
+        <w:t>6、进入「授权参数」多产品线工作台，申请人按左侧导航逐个填写产品参数；未上线的按需产品线（如 SASE-SWG）默认关闭，不参与校验；成对协同组件（如 STA/AF、AF/aES）执行至少开启一个的守底联动；设备线继承借测单设备 ID 且锁定只读防篡改，支持点击“+ 添加设备”追加额外设备；配置版本及模块卡片；XaaS 线配置云服务参数并校验客户全局云图身份；所有产品线授权到期日强制对齐统一到期时间。</w:t>
       </w:r>
     </w:p>
     <w:p>
@@ -3173,7 +3547,9 @@
         <w:br/>
         <w:t>（2）业务申请信息自由配置引擎（业务核心诉求落地）：方案提供业务信息模板选择（包括标准通用无业务信息、分布式安全运营 DSOC、全球加速 ACCEL、全球组网 NETWORK、安全托管服务 MSS、数据安全方案 DSP 及自定义动态字段配置）；管理员可自由添加业务调研字段、修改字段名称、选择控件类型（单行文本、多行文本、单选下拉、多选复选框、附件上传、数字）；针对单选下拉与多选复选框控件，支持管理员自由录入和维护可选项列表（多个选项使用英文逗号分隔），并支持设置必填标记与删除字段；彻底实现业务调研信息免代码发版随配随用；</w:t>
         <w:br/>
-        <w:t>（3）启停状态与接口快照：支持对已有方案进行一键启用/停用切换，停用后新资产系统与测试授权申请端即时不可选；提供模拟接口读取功能，支持实时查看新资产系统调用的方案配置数据快照。</w:t>
+        <w:t>（3）启停状态与接口快照：支持对已有方案进行一键启用/停用切换，停用后新资产系统与测试授权申请端即时不可选；提供模拟接口读取功能，支持实时查看新资产系统调用的方案配置数据快照；</w:t>
+        <w:br/>
+        <w:t>（4）配置中心检索与筛选规格：配置抽屉顶部支持按方案编码或方案名称进行实时模糊搜索，支持按启用/停用状态进行单选过滤；输入内容或切换状态时列表即时响应重绘，并提供重置清空操作。</w:t>
       </w:r>
     </w:p>
     <w:p>
@@ -3257,7 +3633,7 @@
           <w:color w:val="000000"/>
           <w:sz w:val="23"/>
         </w:rPr>
-        <w:t>方案列表展示准确，支持多维度检索与启停流转；方案编码与名称防重校验拦截生效；授权天数非正整数、产品线未勾选等异常前置阻断；业务申请信息字段引擎支持自由增删改查及选项配置；停用方案在申请端和资产系统中即时不可选；配置变更后不影响历史单据数据完整性。</w:t>
+        <w:t>方案列表展示准确，支持多维度检索与启停流转，筛选与重置即时生效；方案编码与名称防重校验拦截生效；授权天数非正整数、产品线未勾选等异常前置阻断；业务申请信息字段引擎支持自由增删改查及选项配置；停用方案在申请端和资产系统中即时不可选；配置变更后不影响历史单据数据完整性。</w:t>
       </w:r>
     </w:p>
     <w:tbl>
@@ -4327,9 +4703,11 @@
         <w:br/>
         <w:t>（2）行业二级联动选择（1:1 完整移植 XaaS）：在客户信息区域配置「行业」级联选择组件（两级均必填），带「ⓘ」备注悬浮气泡（用户故事：选择客户所属行业分类，用于客户分层管理和行业化运营分析；交互规则：一级行业选择后，二级行业根据一级分类联动展示，提交时两级均必填）。一级行业字典包含：政府、金融、教育、医疗、互联网、制造业、能源、交通、运营商；二级行业由一级联动展示（如：政府联动中央部委/省市级政府/区县级政府/公检法等），选定客户时自动带入客户所属行业，申请人亦可自由调整联动选择；</w:t>
         <w:br/>
-        <w:t>（3）准入强校验与借测单关联：在关联借测单模式下，系统实时拉取该客户名下在新资产系统中已审批的所有借测单数据。点击「查询并关联」，系统执行借测单准入强校验：仅“审批通过且未归还、未撤销”且未被占用的借测单允许准入。准入通过后带出借测关键信息（借测单号、申请人、客户、期限、产品数），并自动锁定加载方案范围。若借测单处于“审批中/未审批”、“已归还”、“已撤销”或“已被关联占用”，系统弹出明确阻断提示卡片，严禁进入后续环节；</w:t>
+        <w:t>（3）借测单客户级联筛选与准入强校验：在关联借测单模式下，申请人在客户搜索框中输入关键字实现模糊检索匹配，选中客户后，系统自动级联过滤借测单下拉列表，仅展示该客户名下的借测单并标注单号与借测状态（如审批通过、审批中等）；未选择客户前借测单下拉处于禁用态；点击清空客户后借测单自动禁用并清空选择；系统执行借测单准入强校验：仅“审批通过且未归还、未撤销”且未被占用的借测单允许准入，带出借测关键信息并自动锁定方案范围；若借测单处于未审批、已归还、已撤销或已占用状态，系统弹出明确阻断提示卡片，严禁进入后续环节；</w:t>
         <w:br/>
-        <w:t>（4）方案范围固化锁定：方案包含的产品线清单及统一授权天数（authDays）严格只读锁定，杜绝申请人手工增删或替换产品线；系统依据 authDays 自动联动计算统一授权到期日（申请日 + authDays），并强制分发至方案下所有产品线，保持全方案授权周期严格一致。纯软件申请模式同样选择启用方案并锁定方案范围与到期日。</w:t>
+        <w:t>（4）方案范围固化锁定：方案包含的产品线清单及统一授权天数（authDays）严格只读锁定，杜绝申请人手工增删或替换产品线；系统依据 authDays 自动联动计算统一授权到期日（申请日 + authDays），并强制分发至方案下所有产品线，保持全方案授权周期严格一致。纯软件申请模式同样选择启用方案并锁定方案范围与到期日；</w:t>
+        <w:br/>
+        <w:t>（5）客户联系人手机号与云图自动匹配联动（重点规范）：在基础信息区域新增客户联系人手机号字段（#solutionContactPhone），与接收邮箱并列布局。深信服云图账号以手机号为核心匹配依据：申请人选定 CRM 客户时自动带入客户联系人手机号；清空客户时自动重置；若需修改或手动录入，系统实时监听输入：当输入合法 11 位手机号（满足中国大陆手机正则 ^1\d{10}$）时，自动触发云图租户匹配服务并即时更新客户概要中的全局云图身份 Badge（展示绿色云图 ID 或未匹配告警）；当方案涉及开通任一 XaaS 产品线（SASE-GA、SASE-SWG、SASE-ZTNA、SaaS-XDR 等）时，联系人手机号自动标注红色星号必填，未填或非 11 位合法手机号强阻断整单提交；若未涉及 XaaS 产品线，手机号为选填项，未填不阻断提交。</w:t>
       </w:r>
     </w:p>
     <w:p>
@@ -4357,7 +4735,7 @@
           <w:color w:val="000000"/>
           <w:sz w:val="23"/>
         </w:rPr>
-        <w:t>授权类型必选；关联借测单模式下客户与合法借测单必选；纯软件模式下方案与客户必选；行业一级与二级必须全部选定且符合联动关系；仅“审批通过且未归还、未撤销”借测单可通过准入校验；方案产品组合只读不可篡改；统一授权到期时间不可为空。</w:t>
+        <w:t>授权类型必选；关联借测单模式下客户与合法借测单必选；纯软件模式下方案与客户必选；行业一级与二级必须全部选定且符合联动关系；仅“审批通过且未归还、未撤销”借测单可通过准入校验；方案产品组合只读不可篡改；统一授权到期时间不可为空；客户联系人手机号校验：方案涉及 XaaS 开通时，手机号为强阻断必填项且必须符合 11 位合法手机号规则；纯设备本地方案选填，填入时必须符合 11 位手机号格式。</w:t>
       </w:r>
     </w:p>
     <w:p>
@@ -5001,6 +5379,138 @@
                 <w:color w:val="000000"/>
                 <w:sz w:val="22"/>
               </w:rPr>
+              <w:t>客户联系人手机号</w:t>
+            </w:r>
+          </w:p>
+        </w:tc>
+        <w:tc>
+          <w:tcPr>
+            <w:tcW w:type="dxa" w:w="2015"/>
+            <w:tcBorders>
+              <w:top w:val="single" w:color="CBCDD1" w:sz="4" w:space="0"/>
+              <w:left w:val="single" w:color="CBCDD1" w:sz="4" w:space="0"/>
+              <w:bottom w:val="single" w:color="CBCDD1" w:sz="4" w:space="0"/>
+              <w:right w:val="single" w:color="CBCDD1" w:sz="4" w:space="0"/>
+            </w:tcBorders>
+            <w:vAlign w:val="center"/>
+          </w:tcPr>
+          <w:p>
+            <w:pPr>
+              <w:spacing w:before="40" w:after="40" w:line="276" w:lineRule="auto"/>
+            </w:pPr>
+            <w:r>
+              <w:rPr>
+                <w:rFonts w:eastAsia="宋体-简" w:ascii="宋体-简" w:hAnsi="宋体-简" w:cs="宋体-简"/>
+                <w:b w:val="0"/>
+                <w:color w:val="000000"/>
+                <w:sz w:val="22"/>
+              </w:rPr>
+              <w:t>CRM自动带入 / 申请人输入</w:t>
+            </w:r>
+          </w:p>
+        </w:tc>
+        <w:tc>
+          <w:tcPr>
+            <w:tcW w:type="dxa" w:w="1440"/>
+            <w:tcBorders>
+              <w:top w:val="single" w:color="CBCDD1" w:sz="4" w:space="0"/>
+              <w:left w:val="single" w:color="CBCDD1" w:sz="4" w:space="0"/>
+              <w:bottom w:val="single" w:color="CBCDD1" w:sz="4" w:space="0"/>
+              <w:right w:val="single" w:color="CBCDD1" w:sz="4" w:space="0"/>
+            </w:tcBorders>
+            <w:vAlign w:val="center"/>
+          </w:tcPr>
+          <w:p>
+            <w:pPr>
+              <w:spacing w:before="40" w:after="40" w:line="276" w:lineRule="auto"/>
+            </w:pPr>
+            <w:r>
+              <w:rPr>
+                <w:rFonts w:eastAsia="宋体-简" w:ascii="宋体-简" w:hAnsi="宋体-简" w:cs="宋体-简"/>
+                <w:b w:val="0"/>
+                <w:color w:val="000000"/>
+                <w:sz w:val="22"/>
+              </w:rPr>
+              <w:t>是</w:t>
+            </w:r>
+          </w:p>
+        </w:tc>
+        <w:tc>
+          <w:tcPr>
+            <w:tcW w:type="dxa" w:w="1728"/>
+            <w:tcBorders>
+              <w:top w:val="single" w:color="CBCDD1" w:sz="4" w:space="0"/>
+              <w:left w:val="single" w:color="CBCDD1" w:sz="4" w:space="0"/>
+              <w:bottom w:val="single" w:color="CBCDD1" w:sz="4" w:space="0"/>
+              <w:right w:val="single" w:color="CBCDD1" w:sz="4" w:space="0"/>
+            </w:tcBorders>
+            <w:vAlign w:val="center"/>
+          </w:tcPr>
+          <w:p>
+            <w:pPr>
+              <w:spacing w:before="40" w:after="40" w:line="276" w:lineRule="auto"/>
+            </w:pPr>
+            <w:r>
+              <w:rPr>
+                <w:rFonts w:eastAsia="宋体-简" w:ascii="宋体-简" w:hAnsi="宋体-简" w:cs="宋体-简"/>
+                <w:b w:val="0"/>
+                <w:color w:val="000000"/>
+                <w:sz w:val="22"/>
+              </w:rPr>
+              <w:t>涉及 XaaS 必填；纯设备选填</w:t>
+            </w:r>
+          </w:p>
+        </w:tc>
+        <w:tc>
+          <w:tcPr>
+            <w:tcW w:type="dxa" w:w="3456"/>
+            <w:tcBorders>
+              <w:top w:val="single" w:color="CBCDD1" w:sz="4" w:space="0"/>
+              <w:left w:val="single" w:color="CBCDD1" w:sz="4" w:space="0"/>
+              <w:bottom w:val="single" w:color="CBCDD1" w:sz="4" w:space="0"/>
+              <w:right w:val="single" w:color="CBCDD1" w:sz="4" w:space="0"/>
+            </w:tcBorders>
+            <w:vAlign w:val="center"/>
+          </w:tcPr>
+          <w:p>
+            <w:pPr>
+              <w:spacing w:before="40" w:after="40" w:line="276" w:lineRule="auto"/>
+            </w:pPr>
+            <w:r>
+              <w:rPr>
+                <w:rFonts w:eastAsia="宋体-简" w:ascii="宋体-简" w:hAnsi="宋体-简" w:cs="宋体-简"/>
+                <w:b w:val="0"/>
+                <w:color w:val="000000"/>
+                <w:sz w:val="22"/>
+              </w:rPr>
+              <w:t>输入 11 位手机号自动匹配云图账号与租户ID；涉及 XaaS 开通时为强阻断必填项，未填或非11位强阻断提交</w:t>
+            </w:r>
+          </w:p>
+        </w:tc>
+      </w:tr>
+      <w:tr>
+        <w:tc>
+          <w:tcPr>
+            <w:tcW w:type="dxa" w:w="1728"/>
+            <w:tcBorders>
+              <w:top w:val="single" w:color="CBCDD1" w:sz="4" w:space="0"/>
+              <w:left w:val="single" w:color="CBCDD1" w:sz="4" w:space="0"/>
+              <w:bottom w:val="single" w:color="CBCDD1" w:sz="4" w:space="0"/>
+              <w:right w:val="single" w:color="CBCDD1" w:sz="4" w:space="0"/>
+            </w:tcBorders>
+            <w:vAlign w:val="center"/>
+          </w:tcPr>
+          <w:p>
+            <w:pPr>
+              <w:spacing w:before="40" w:after="40" w:line="276" w:lineRule="auto"/>
+            </w:pPr>
+            <w:r>
+              <w:rPr>
+                <w:rFonts w:eastAsia="宋体-简" w:ascii="宋体-简" w:hAnsi="宋体-简" w:cs="宋体-简"/>
+                <w:b w:val="0"/>
+                <w:color w:val="000000"/>
+                <w:sz w:val="22"/>
+              </w:rPr>
               <w:t>借测单号</w:t>
             </w:r>
           </w:p>
@@ -5105,7 +5615,7 @@
                 <w:color w:val="000000"/>
                 <w:sz w:val="22"/>
               </w:rPr>
-              <w:t>选定客户后级联激活，展示单号与借测状态</w:t>
+              <w:t>选定客户后级联激活，仅展示该客户借测单并标注状态</w:t>
             </w:r>
           </w:p>
         </w:tc>
@@ -5469,6 +5979,8 @@
         <w:br/>
         <w:t>（3）硬件设备产品线参数填报：继承借测单回填的设备 ID 与设备 SN，申请人选定软件版本，并可按需开启或选配功能模块卡片（如 AC/AF 的安全订阅、HCI 的算力存储规格）；</w:t>
         <w:br/>
+        <w:t>（5）借测单设备 ID 继承防篡改锁定与多设备追加规格（重点规范）：针对硬件设备产品线，若关联借测单已分配实物设备（即借测单 devices 中存在该产品线的设备 ID），系统自动回填设备 ID 且强制锁定为只读状态（输入框置灰，标注带锁图标与“来自借测单，已锁定不可修改”提示卡），防止申请人篡改借测设备；同时，在设备 ID 输入框右侧提供“+ 添加设备”按钮，允许申请人追加额外的测试设备 ID（每个追加项均支持独立输入与行级删除）；若为纯软件本地模式或借测单未绑定该产品设备，主设备 ID 保持可编辑，且同样支持“+ 添加设备”动态追加；提交时严格校验主设备 ID 及所有非空追加设备，空白追加项自动阻断提示；</w:t>
+        <w:br/>
         <w:t>（4）客户全局云图身份与 XaaS 强校验规范（重点规范）：</w:t>
         <w:br/>
         <w:t xml:space="preserve">  - 全局身份定位于客户主体：云图 ID（tenantId）作为客户顶层全局租户身份，而非某个子产品的局部参数；选定客户后，系统在客户基本信息卡片中即时回显全局云图身份标签（如“云图ID: [tenantId]”或红色高亮“未关联云图账号”）；</w:t>
@@ -5505,7 +6017,7 @@
           <w:color w:val="000000"/>
           <w:sz w:val="23"/>
         </w:rPr>
-        <w:t>云图 ID 客户全局身份强校验（核心阻断项）：方案若包含任一 XaaS 产品线，已选客户必须拥有有效合法的云图 ID（tenantId）。无云图身份或云图状态异常时，全单坚决阻断提交，拦截率 100%；成对协同组件守底校验：成对协同组件严禁同时关闭；业务信息校验：严格对齐字段配置模型与《安全方案测试申请规则.xlsx》中标记为必填的调研字段，未补全阻断提交；硬件产品参数校验：版本必填，借测设备 ID/SN 必须有效，已启用模块参数符合合法范围；XaaS 规格参数校验：SASE-GA 带宽必选；SASE-ZTNA 用户数必须为大于等于 1 的正整数；SaaS-XDR/MSS 日志量与信息收集表必填。</w:t>
+        <w:t>云图 ID 客户全局身份强校验（核心阻断项）：方案若包含任一 XaaS 产品线，已选客户必须拥有有效合法的云图 ID（tenantId）。无云图身份或云图状态异常时，全单坚决阻断提交，拦截率 100%；成对协同组件守底校验：成对协同组件严禁同时关闭；借测设备防篡改与追加设备校验：来自借测单的设备 ID 严格只读锁定不可修改；追加的额外设备 ID 不能为空字符串，存在空白追加行时阻断提交并引导删除或填写；业务信息校验：严格对齐字段配置模型与《安全方案测试申请规则.xlsx》中标记为必填的调研字段，未补全阻断提交；硬件产品参数校验：版本必填，借测设备 ID/SN 必须有效，已启用模块参数符合合法范围；XaaS 规格参数校验：SASE-GA 带宽必选；SASE-ZTNA 用户数必须为大于等于 1 的正整数；SaaS-XDR/MSS 日志量与信息收集表必填。</w:t>
       </w:r>
     </w:p>
     <w:p>
@@ -5561,7 +6073,7 @@
           <w:color w:val="000000"/>
           <w:sz w:val="23"/>
         </w:rPr>
-        <w:t>业务信息准确按自由配置字段模型动态展开；硬件产品线与 XaaS 产品线字段清晰隔离，XaaS 界面 100% 隐藏设备 ID 与 SN；客户全局云图身份标签展示准确；无云图账号客户申请包含 XaaS 的方案时，前置告警与提交拦截 100% 触发；成对协同组件“至少选一个”互斥守底联动生效；具备有效云图 ID 的客户能顺畅填写规格参数并通过校验；按需产品线开关开启/关闭逻辑与数据过滤完全正确。</w:t>
+        <w:t>业务信息准确按自由配置字段模型动态展开；硬件产品线与 XaaS 产品线字段清晰隔离，XaaS 界面 100% 隐藏设备 ID 与 SN；借测单设备 ID 准确继承且只读锁定生效，带锁提示卡清晰可见；点击“+ 添加设备”能动态增删额外设备 ID 输入行，空白追加设备前置阻断拦截生效；客户全局云图身份标签展示准确；联系人手机号精准匹配云图租户并在 XaaS 场景强阻断生效；无云图账号客户申请包含 XaaS 的方案时，前置告警与提交拦截 100% 触发；成对协同组件“至少选一个”互斥守底联动生效；具备有效云图 ID 的客户能顺畅填写规格参数并通过校验；按需产品线开关开启/关闭逻辑与数据过滤完全正确。</w:t>
       </w:r>
     </w:p>
     <w:tbl>
@@ -5753,6 +6265,138 @@
                 <w:color w:val="000000"/>
                 <w:sz w:val="22"/>
               </w:rPr>
+              <w:t>借测设备ID / 追加设备</w:t>
+            </w:r>
+          </w:p>
+        </w:tc>
+        <w:tc>
+          <w:tcPr>
+            <w:tcW w:type="dxa" w:w="2160"/>
+            <w:tcBorders>
+              <w:top w:val="single" w:color="CBCDD1" w:sz="4" w:space="0"/>
+              <w:left w:val="single" w:color="CBCDD1" w:sz="4" w:space="0"/>
+              <w:bottom w:val="single" w:color="CBCDD1" w:sz="4" w:space="0"/>
+              <w:right w:val="single" w:color="CBCDD1" w:sz="4" w:space="0"/>
+            </w:tcBorders>
+            <w:vAlign w:val="center"/>
+          </w:tcPr>
+          <w:p>
+            <w:pPr>
+              <w:spacing w:before="40" w:after="40" w:line="276" w:lineRule="auto"/>
+            </w:pPr>
+            <w:r>
+              <w:rPr>
+                <w:rFonts w:eastAsia="宋体-简" w:ascii="宋体-简" w:hAnsi="宋体-简" w:cs="宋体-简"/>
+                <w:b w:val="0"/>
+                <w:color w:val="000000"/>
+                <w:sz w:val="22"/>
+              </w:rPr>
+              <w:t>硬件设备产品线</w:t>
+            </w:r>
+          </w:p>
+        </w:tc>
+        <w:tc>
+          <w:tcPr>
+            <w:tcW w:type="dxa" w:w="2160"/>
+            <w:tcBorders>
+              <w:top w:val="single" w:color="CBCDD1" w:sz="4" w:space="0"/>
+              <w:left w:val="single" w:color="CBCDD1" w:sz="4" w:space="0"/>
+              <w:bottom w:val="single" w:color="CBCDD1" w:sz="4" w:space="0"/>
+              <w:right w:val="single" w:color="CBCDD1" w:sz="4" w:space="0"/>
+            </w:tcBorders>
+            <w:vAlign w:val="center"/>
+          </w:tcPr>
+          <w:p>
+            <w:pPr>
+              <w:spacing w:before="40" w:after="40" w:line="276" w:lineRule="auto"/>
+            </w:pPr>
+            <w:r>
+              <w:rPr>
+                <w:rFonts w:eastAsia="宋体-简" w:ascii="宋体-简" w:hAnsi="宋体-简" w:cs="宋体-简"/>
+                <w:b w:val="0"/>
+                <w:color w:val="000000"/>
+                <w:sz w:val="22"/>
+              </w:rPr>
+              <w:t>借测单自动继承带入 / 申请人追加</w:t>
+            </w:r>
+          </w:p>
+        </w:tc>
+        <w:tc>
+          <w:tcPr>
+            <w:tcW w:type="dxa" w:w="1152"/>
+            <w:tcBorders>
+              <w:top w:val="single" w:color="CBCDD1" w:sz="4" w:space="0"/>
+              <w:left w:val="single" w:color="CBCDD1" w:sz="4" w:space="0"/>
+              <w:bottom w:val="single" w:color="CBCDD1" w:sz="4" w:space="0"/>
+              <w:right w:val="single" w:color="CBCDD1" w:sz="4" w:space="0"/>
+            </w:tcBorders>
+            <w:vAlign w:val="center"/>
+          </w:tcPr>
+          <w:p>
+            <w:pPr>
+              <w:spacing w:before="40" w:after="40" w:line="276" w:lineRule="auto"/>
+            </w:pPr>
+            <w:r>
+              <w:rPr>
+                <w:rFonts w:eastAsia="宋体-简" w:ascii="宋体-简" w:hAnsi="宋体-简" w:cs="宋体-简"/>
+                <w:b w:val="0"/>
+                <w:color w:val="000000"/>
+                <w:sz w:val="22"/>
+              </w:rPr>
+              <w:t>是</w:t>
+            </w:r>
+          </w:p>
+        </w:tc>
+        <w:tc>
+          <w:tcPr>
+            <w:tcW w:type="dxa" w:w="3024"/>
+            <w:tcBorders>
+              <w:top w:val="single" w:color="CBCDD1" w:sz="4" w:space="0"/>
+              <w:left w:val="single" w:color="CBCDD1" w:sz="4" w:space="0"/>
+              <w:bottom w:val="single" w:color="CBCDD1" w:sz="4" w:space="0"/>
+              <w:right w:val="single" w:color="CBCDD1" w:sz="4" w:space="0"/>
+            </w:tcBorders>
+            <w:vAlign w:val="center"/>
+          </w:tcPr>
+          <w:p>
+            <w:pPr>
+              <w:spacing w:before="40" w:after="40" w:line="276" w:lineRule="auto"/>
+            </w:pPr>
+            <w:r>
+              <w:rPr>
+                <w:rFonts w:eastAsia="宋体-简" w:ascii="宋体-简" w:hAnsi="宋体-简" w:cs="宋体-简"/>
+                <w:b w:val="0"/>
+                <w:color w:val="000000"/>
+                <w:sz w:val="22"/>
+              </w:rPr>
+              <w:t>借测单自带设备 ID 强制锁定只读防篡改，展示带锁提示；提供‘+ 添加设备’按钮允许追加额外设备并支持删除</w:t>
+            </w:r>
+          </w:p>
+        </w:tc>
+      </w:tr>
+      <w:tr>
+        <w:tc>
+          <w:tcPr>
+            <w:tcW w:type="dxa" w:w="2160"/>
+            <w:tcBorders>
+              <w:top w:val="single" w:color="CBCDD1" w:sz="4" w:space="0"/>
+              <w:left w:val="single" w:color="CBCDD1" w:sz="4" w:space="0"/>
+              <w:bottom w:val="single" w:color="CBCDD1" w:sz="4" w:space="0"/>
+              <w:right w:val="single" w:color="CBCDD1" w:sz="4" w:space="0"/>
+            </w:tcBorders>
+            <w:vAlign w:val="center"/>
+          </w:tcPr>
+          <w:p>
+            <w:pPr>
+              <w:spacing w:before="40" w:after="40" w:line="276" w:lineRule="auto"/>
+            </w:pPr>
+            <w:r>
+              <w:rPr>
+                <w:rFonts w:eastAsia="宋体-简" w:ascii="宋体-简" w:hAnsi="宋体-简" w:cs="宋体-简"/>
+                <w:b w:val="0"/>
+                <w:color w:val="000000"/>
+                <w:sz w:val="22"/>
+              </w:rPr>
               <w:t>云图ID (tenantId)</w:t>
             </w:r>
           </w:p>
@@ -6641,7 +7285,17 @@
         </w:rPr>
         <w:t>主列表支持在类型筛选下拉中选择“解决方案”，精准过滤出所有解决方案主记录；输入设备 ID、云图 ID 或 SN 搜索均能命中并展示所属方案主行。点击主记录行或展开图标，可展开查看嵌套的明细子表格；再次点击收起。</w:t>
         <w:br/>
-        <w:t>明细子表格中：设备产品线展示真实设备 ID 与序列号；XaaS 产品线在“设备ID/云图ID”列展示“云图ID: [tenantId]”，在“设备SN”列展示破折号“—”。各产品行均展示方案统一的授权有效期与中台生成的真实授权码（如 LIC-HCI-806、LIC-SaaS-XDR-806）。</w:t>
+        <w:t>明细子表格中：设备产品线展示真实设备 ID 与序列号（包含申请时追加的额外设备行）；XaaS 产品线在“设备ID/云图ID”列展示“云图ID: [tenantId]”，在“设备SN”列展示破折号“—”。各产品行均展示方案统一的授权有效期与中台生成的真实授权码（如 LIC-HCI-806、LIC-SaaS-XDR-806）。</w:t>
+        <w:br/>
+        <w:t>多维穿透筛选与检索规格：</w:t>
+        <w:br/>
+        <w:t>（1）组合多维筛选：顶部筛选栏支持按「产品线」（涵盖传统设备线与 XaaS 产品线）、「授权类型」（解决方案型 / 产品授权）、「审批状态」（全部 / 已授权 / 审批中 / 待审批 / 已驳回 / 已撤销 / 已过期）进行组合过滤；</w:t>
+        <w:br/>
+        <w:t>（2）方案主子行穿透：当筛选条件命中某解决方案子产品的属性（如筛选 SASE-GA 或某个具体设备 ID / 云图 ID）时，系统穿透过滤并保留其所属的 SOL 主行，主行展开后该子产品明细清晰回显；</w:t>
+        <w:br/>
+        <w:t>（3）快捷搜索与一键重置：支持在搜索框输入方案编码（SOL-）、借测单号（BOR-）、客户名称、设备 ID/云图 ID、授权码进行跨字段模糊检索；提供扫帚图标一键重置所有筛选条件恢复默认视图；</w:t>
+        <w:br/>
+        <w:t>（4）多设备汇总与抽屉回显：针对包含多个追加设备的单据，主行设备 ID 列显示主设备并标明总设备数，悬浮或展开明细完整展示追加设备清单；在记录详情抽屉中，完整回显接收邮箱、客户联系人手机号、全局云图 ID 及多设备参数明细。</w:t>
       </w:r>
     </w:p>
     <w:p>
@@ -8412,6 +9066,324 @@
                 <w:sz w:val="22"/>
               </w:rPr>
               <w:t>提交栏报错：【阻断】方案包含 XaaS 产品线，客户需已关联云图账号和云图ID（未开户客户不可申请）。</w:t>
+            </w:r>
+          </w:p>
+        </w:tc>
+      </w:tr>
+      <w:tr>
+        <w:tc>
+          <w:tcPr>
+            <w:tcW w:type="dxa" w:w="2160"/>
+            <w:tcBorders>
+              <w:top w:val="single" w:color="CBCDD1" w:sz="4" w:space="0"/>
+              <w:left w:val="single" w:color="CBCDD1" w:sz="4" w:space="0"/>
+              <w:bottom w:val="single" w:color="CBCDD1" w:sz="4" w:space="0"/>
+              <w:right w:val="single" w:color="CBCDD1" w:sz="4" w:space="0"/>
+            </w:tcBorders>
+            <w:vAlign w:val="center"/>
+          </w:tcPr>
+          <w:p>
+            <w:pPr>
+              <w:spacing w:before="40" w:after="40" w:line="276" w:lineRule="auto"/>
+            </w:pPr>
+            <w:r>
+              <w:rPr>
+                <w:rFonts w:eastAsia="宋体-简" w:ascii="宋体-简" w:hAnsi="宋体-简" w:cs="宋体-简"/>
+                <w:b w:val="0"/>
+                <w:color w:val="000000"/>
+                <w:sz w:val="22"/>
+              </w:rPr>
+              <w:t>方案含 XaaS 手机号缺失或非法</w:t>
+            </w:r>
+          </w:p>
+        </w:tc>
+        <w:tc>
+          <w:tcPr>
+            <w:tcW w:type="dxa" w:w="2015"/>
+            <w:tcBorders>
+              <w:top w:val="single" w:color="CBCDD1" w:sz="4" w:space="0"/>
+              <w:left w:val="single" w:color="CBCDD1" w:sz="4" w:space="0"/>
+              <w:bottom w:val="single" w:color="CBCDD1" w:sz="4" w:space="0"/>
+              <w:right w:val="single" w:color="CBCDD1" w:sz="4" w:space="0"/>
+            </w:tcBorders>
+            <w:vAlign w:val="center"/>
+          </w:tcPr>
+          <w:p>
+            <w:pPr>
+              <w:spacing w:before="40" w:after="40" w:line="276" w:lineRule="auto"/>
+            </w:pPr>
+            <w:r>
+              <w:rPr>
+                <w:rFonts w:eastAsia="宋体-简" w:ascii="宋体-简" w:hAnsi="宋体-简" w:cs="宋体-简"/>
+                <w:b w:val="0"/>
+                <w:color w:val="000000"/>
+                <w:sz w:val="22"/>
+              </w:rPr>
+              <w:t>提交整单审批</w:t>
+            </w:r>
+          </w:p>
+        </w:tc>
+        <w:tc>
+          <w:tcPr>
+            <w:tcW w:type="dxa" w:w="3311"/>
+            <w:tcBorders>
+              <w:top w:val="single" w:color="CBCDD1" w:sz="4" w:space="0"/>
+              <w:left w:val="single" w:color="CBCDD1" w:sz="4" w:space="0"/>
+              <w:bottom w:val="single" w:color="CBCDD1" w:sz="4" w:space="0"/>
+              <w:right w:val="single" w:color="CBCDD1" w:sz="4" w:space="0"/>
+            </w:tcBorders>
+            <w:vAlign w:val="center"/>
+          </w:tcPr>
+          <w:p>
+            <w:pPr>
+              <w:spacing w:before="40" w:after="40" w:line="276" w:lineRule="auto"/>
+            </w:pPr>
+            <w:r>
+              <w:rPr>
+                <w:rFonts w:eastAsia="宋体-简" w:ascii="宋体-简" w:hAnsi="宋体-简" w:cs="宋体-简"/>
+                <w:b w:val="0"/>
+                <w:color w:val="000000"/>
+                <w:sz w:val="22"/>
+              </w:rPr>
+              <w:t>涉及 XaaS 且联系人手机号为空或非 11 位</w:t>
+            </w:r>
+          </w:p>
+        </w:tc>
+        <w:tc>
+          <w:tcPr>
+            <w:tcW w:type="dxa" w:w="3168"/>
+            <w:tcBorders>
+              <w:top w:val="single" w:color="CBCDD1" w:sz="4" w:space="0"/>
+              <w:left w:val="single" w:color="CBCDD1" w:sz="4" w:space="0"/>
+              <w:bottom w:val="single" w:color="CBCDD1" w:sz="4" w:space="0"/>
+              <w:right w:val="single" w:color="CBCDD1" w:sz="4" w:space="0"/>
+            </w:tcBorders>
+            <w:vAlign w:val="center"/>
+          </w:tcPr>
+          <w:p>
+            <w:pPr>
+              <w:spacing w:before="40" w:after="40" w:line="276" w:lineRule="auto"/>
+            </w:pPr>
+            <w:r>
+              <w:rPr>
+                <w:rFonts w:eastAsia="宋体-简" w:ascii="宋体-简" w:hAnsi="宋体-简" w:cs="宋体-简"/>
+                <w:b w:val="0"/>
+                <w:color w:val="000000"/>
+                <w:sz w:val="22"/>
+              </w:rPr>
+              <w:t>提交栏报错：方案包含 XaaS 产品线，必须填写客户联系人手机号以匹配云图账号。/ 请填写正确的11位客户联系人手机号。</w:t>
+            </w:r>
+          </w:p>
+        </w:tc>
+      </w:tr>
+      <w:tr>
+        <w:tc>
+          <w:tcPr>
+            <w:tcW w:type="dxa" w:w="2160"/>
+            <w:tcBorders>
+              <w:top w:val="single" w:color="CBCDD1" w:sz="4" w:space="0"/>
+              <w:left w:val="single" w:color="CBCDD1" w:sz="4" w:space="0"/>
+              <w:bottom w:val="single" w:color="CBCDD1" w:sz="4" w:space="0"/>
+              <w:right w:val="single" w:color="CBCDD1" w:sz="4" w:space="0"/>
+            </w:tcBorders>
+            <w:vAlign w:val="center"/>
+          </w:tcPr>
+          <w:p>
+            <w:pPr>
+              <w:spacing w:before="40" w:after="40" w:line="276" w:lineRule="auto"/>
+            </w:pPr>
+            <w:r>
+              <w:rPr>
+                <w:rFonts w:eastAsia="宋体-简" w:ascii="宋体-简" w:hAnsi="宋体-简" w:cs="宋体-简"/>
+                <w:b w:val="0"/>
+                <w:color w:val="000000"/>
+                <w:sz w:val="22"/>
+              </w:rPr>
+              <w:t>追加设备 ID 为空</w:t>
+            </w:r>
+          </w:p>
+        </w:tc>
+        <w:tc>
+          <w:tcPr>
+            <w:tcW w:type="dxa" w:w="2015"/>
+            <w:tcBorders>
+              <w:top w:val="single" w:color="CBCDD1" w:sz="4" w:space="0"/>
+              <w:left w:val="single" w:color="CBCDD1" w:sz="4" w:space="0"/>
+              <w:bottom w:val="single" w:color="CBCDD1" w:sz="4" w:space="0"/>
+              <w:right w:val="single" w:color="CBCDD1" w:sz="4" w:space="0"/>
+            </w:tcBorders>
+            <w:vAlign w:val="center"/>
+          </w:tcPr>
+          <w:p>
+            <w:pPr>
+              <w:spacing w:before="40" w:after="40" w:line="276" w:lineRule="auto"/>
+            </w:pPr>
+            <w:r>
+              <w:rPr>
+                <w:rFonts w:eastAsia="宋体-简" w:ascii="宋体-简" w:hAnsi="宋体-简" w:cs="宋体-简"/>
+                <w:b w:val="0"/>
+                <w:color w:val="000000"/>
+                <w:sz w:val="22"/>
+              </w:rPr>
+              <w:t>提交整单审批</w:t>
+            </w:r>
+          </w:p>
+        </w:tc>
+        <w:tc>
+          <w:tcPr>
+            <w:tcW w:type="dxa" w:w="3311"/>
+            <w:tcBorders>
+              <w:top w:val="single" w:color="CBCDD1" w:sz="4" w:space="0"/>
+              <w:left w:val="single" w:color="CBCDD1" w:sz="4" w:space="0"/>
+              <w:bottom w:val="single" w:color="CBCDD1" w:sz="4" w:space="0"/>
+              <w:right w:val="single" w:color="CBCDD1" w:sz="4" w:space="0"/>
+            </w:tcBorders>
+            <w:vAlign w:val="center"/>
+          </w:tcPr>
+          <w:p>
+            <w:pPr>
+              <w:spacing w:before="40" w:after="40" w:line="276" w:lineRule="auto"/>
+            </w:pPr>
+            <w:r>
+              <w:rPr>
+                <w:rFonts w:eastAsia="宋体-简" w:ascii="宋体-简" w:hAnsi="宋体-简" w:cs="宋体-简"/>
+                <w:b w:val="0"/>
+                <w:color w:val="000000"/>
+                <w:sz w:val="22"/>
+              </w:rPr>
+              <w:t>追加了额外设备行但未填设备 ID</w:t>
+            </w:r>
+          </w:p>
+        </w:tc>
+        <w:tc>
+          <w:tcPr>
+            <w:tcW w:type="dxa" w:w="3168"/>
+            <w:tcBorders>
+              <w:top w:val="single" w:color="CBCDD1" w:sz="4" w:space="0"/>
+              <w:left w:val="single" w:color="CBCDD1" w:sz="4" w:space="0"/>
+              <w:bottom w:val="single" w:color="CBCDD1" w:sz="4" w:space="0"/>
+              <w:right w:val="single" w:color="CBCDD1" w:sz="4" w:space="0"/>
+            </w:tcBorders>
+            <w:vAlign w:val="center"/>
+          </w:tcPr>
+          <w:p>
+            <w:pPr>
+              <w:spacing w:before="40" w:after="40" w:line="276" w:lineRule="auto"/>
+            </w:pPr>
+            <w:r>
+              <w:rPr>
+                <w:rFonts w:eastAsia="宋体-简" w:ascii="宋体-简" w:hAnsi="宋体-简" w:cs="宋体-简"/>
+                <w:b w:val="0"/>
+                <w:color w:val="000000"/>
+                <w:sz w:val="22"/>
+              </w:rPr>
+              <w:t>提交栏报错：[产品线名称] 追加的设备 ID 不能为空，请填写或删除空白追加项。</w:t>
+            </w:r>
+          </w:p>
+        </w:tc>
+      </w:tr>
+      <w:tr>
+        <w:tc>
+          <w:tcPr>
+            <w:tcW w:type="dxa" w:w="2160"/>
+            <w:tcBorders>
+              <w:top w:val="single" w:color="CBCDD1" w:sz="4" w:space="0"/>
+              <w:left w:val="single" w:color="CBCDD1" w:sz="4" w:space="0"/>
+              <w:bottom w:val="single" w:color="CBCDD1" w:sz="4" w:space="0"/>
+              <w:right w:val="single" w:color="CBCDD1" w:sz="4" w:space="0"/>
+            </w:tcBorders>
+            <w:vAlign w:val="center"/>
+          </w:tcPr>
+          <w:p>
+            <w:pPr>
+              <w:spacing w:before="40" w:after="40" w:line="276" w:lineRule="auto"/>
+            </w:pPr>
+            <w:r>
+              <w:rPr>
+                <w:rFonts w:eastAsia="宋体-简" w:ascii="宋体-简" w:hAnsi="宋体-简" w:cs="宋体-简"/>
+                <w:b w:val="0"/>
+                <w:color w:val="000000"/>
+                <w:sz w:val="22"/>
+              </w:rPr>
+              <w:t>未选客户直接选择借测单</w:t>
+            </w:r>
+          </w:p>
+        </w:tc>
+        <w:tc>
+          <w:tcPr>
+            <w:tcW w:type="dxa" w:w="2015"/>
+            <w:tcBorders>
+              <w:top w:val="single" w:color="CBCDD1" w:sz="4" w:space="0"/>
+              <w:left w:val="single" w:color="CBCDD1" w:sz="4" w:space="0"/>
+              <w:bottom w:val="single" w:color="CBCDD1" w:sz="4" w:space="0"/>
+              <w:right w:val="single" w:color="CBCDD1" w:sz="4" w:space="0"/>
+            </w:tcBorders>
+            <w:vAlign w:val="center"/>
+          </w:tcPr>
+          <w:p>
+            <w:pPr>
+              <w:spacing w:before="40" w:after="40" w:line="276" w:lineRule="auto"/>
+            </w:pPr>
+            <w:r>
+              <w:rPr>
+                <w:rFonts w:eastAsia="宋体-简" w:ascii="宋体-简" w:hAnsi="宋体-简" w:cs="宋体-简"/>
+                <w:b w:val="0"/>
+                <w:color w:val="000000"/>
+                <w:sz w:val="22"/>
+              </w:rPr>
+              <w:t>关联借测单入口</w:t>
+            </w:r>
+          </w:p>
+        </w:tc>
+        <w:tc>
+          <w:tcPr>
+            <w:tcW w:type="dxa" w:w="3311"/>
+            <w:tcBorders>
+              <w:top w:val="single" w:color="CBCDD1" w:sz="4" w:space="0"/>
+              <w:left w:val="single" w:color="CBCDD1" w:sz="4" w:space="0"/>
+              <w:bottom w:val="single" w:color="CBCDD1" w:sz="4" w:space="0"/>
+              <w:right w:val="single" w:color="CBCDD1" w:sz="4" w:space="0"/>
+            </w:tcBorders>
+            <w:vAlign w:val="center"/>
+          </w:tcPr>
+          <w:p>
+            <w:pPr>
+              <w:spacing w:before="40" w:after="40" w:line="276" w:lineRule="auto"/>
+            </w:pPr>
+            <w:r>
+              <w:rPr>
+                <w:rFonts w:eastAsia="宋体-简" w:ascii="宋体-简" w:hAnsi="宋体-简" w:cs="宋体-简"/>
+                <w:b w:val="0"/>
+                <w:color w:val="000000"/>
+                <w:sz w:val="22"/>
+              </w:rPr>
+              <w:t>客户未选定</w:t>
+            </w:r>
+          </w:p>
+        </w:tc>
+        <w:tc>
+          <w:tcPr>
+            <w:tcW w:type="dxa" w:w="3168"/>
+            <w:tcBorders>
+              <w:top w:val="single" w:color="CBCDD1" w:sz="4" w:space="0"/>
+              <w:left w:val="single" w:color="CBCDD1" w:sz="4" w:space="0"/>
+              <w:bottom w:val="single" w:color="CBCDD1" w:sz="4" w:space="0"/>
+              <w:right w:val="single" w:color="CBCDD1" w:sz="4" w:space="0"/>
+            </w:tcBorders>
+            <w:vAlign w:val="center"/>
+          </w:tcPr>
+          <w:p>
+            <w:pPr>
+              <w:spacing w:before="40" w:after="40" w:line="276" w:lineRule="auto"/>
+            </w:pPr>
+            <w:r>
+              <w:rPr>
+                <w:rFonts w:eastAsia="宋体-简" w:ascii="宋体-简" w:hAnsi="宋体-简" w:cs="宋体-简"/>
+                <w:b w:val="0"/>
+                <w:color w:val="000000"/>
+                <w:sz w:val="22"/>
+              </w:rPr>
+              <w:t>借测单下拉置灰禁用，提示“请先选择客户”，阻断越权关联。</w:t>
             </w:r>
           </w:p>
         </w:tc>
@@ -10106,6 +11078,54 @@
         <w:t>2. 客户所属行业规范：客户基本信息区域必选「所属行业」，行业字典与平台 XaaS 字典保持严格 1:1 对齐；</w:t>
         <w:br/>
         <w:t>3. 成对协同组件守底规范：针对方案中具有成对互补关系的协同组件（如 STA 与 AF，或 AF 与 aES），交互上支持两者同时开启；若关闭其中一个，另一个必须自动开启，严禁两者同时处于关闭状态，防止关键交付组件脱节。</w:t>
+      </w:r>
+    </w:p>
+    <w:p>
+      <w:pPr>
+        <w:pStyle w:val="00001e"/>
+        <w:spacing w:after="40" w:before="200" w:line="276" w:lineRule="auto"/>
+        <w:jc w:val="left"/>
+      </w:pPr>
+      <w:r>
+        <w:rPr>
+          <w:rFonts w:eastAsia="宋体-简" w:ascii="宋体-简" w:hAnsi="宋体-简" w:cs="宋体-简"/>
+          <w:b w:val="0"/>
+          <w:color w:val="000000"/>
+          <w:sz w:val="26"/>
+        </w:rPr>
+        <w:t>7.5 借测设备继承防篡改、多设备追加、云图手机号及全链路筛选落地规范</w:t>
+      </w:r>
+    </w:p>
+    <w:p>
+      <w:pPr>
+        <w:spacing w:before="0" w:after="80" w:line="276" w:lineRule="auto"/>
+      </w:pPr>
+      <w:r>
+        <w:rPr>
+          <w:rFonts w:eastAsia="宋体-简" w:ascii="宋体-简" w:hAnsi="宋体-简" w:cs="宋体-简"/>
+          <w:b w:val="0"/>
+          <w:color w:val="000000"/>
+          <w:sz w:val="23"/>
+        </w:rPr>
+        <w:t>1. 借测单设备 ID 继承只读锁定与多设备动态追加机制：</w:t>
+        <w:br/>
+        <w:t xml:space="preserve">   - 资产实物防篡改：关联借测单后，若借测单已绑定具体设备硬件（如 AF 绑定 GW-AF-930），该设备 ID 作为资产审批基线强制锁定为只读状态（样式灰显且不可编辑），并展示“来自借测单，已锁定不可修改”提示，严禁申请人手工涂改借测设备；</w:t>
+        <w:br/>
+        <w:t xml:space="preserve">   - 多设备动态追加：在主设备右侧配置“+ 添加设备”按钮，支持申请人按测试组网需要动态追加 1 到多台额外测试设备 ID，每个追加项配独立删除按钮；纯软件本地申请模式下主设备可输入且同样支持追加；提交时强校验追加设备非空；生成的授权记录与展开明细完整展示所有追加设备。</w:t>
+        <w:br/>
+        <w:t>2. 客户联系人手机号云图匹配与 XaaS 场景强阻断规范：</w:t>
+        <w:br/>
+        <w:t xml:space="preserve">   - 手机号直连云图匹配：基础信息区新增联系人手机号字段，选定客户自动回填 CRM 手机号；手动录入 11 位手机号自动检索云图账号并即时更新全局云图身份 Badge；</w:t>
+        <w:br/>
+        <w:t xml:space="preserve">   - XaaS 场景强阻断：申请方案包含任一 XaaS 产品线时，联系人手机号作为云图开通必要凭证自动设为红色星号必填项，未填或格式非法强阻断提交；未涉及 XaaS 时为选填。</w:t>
+        <w:br/>
+        <w:t>3. 配置中心、借测单级联与授权记录列表多维筛选技术规范：</w:t>
+        <w:br/>
+        <w:t xml:space="preserve">   - 配置中心检索：支持按编码/名称关键字及启用状态快速过滤；</w:t>
+        <w:br/>
+        <w:t xml:space="preserve">   - 借测单客户级联筛选：搜索客户并选中后，借测单下拉仅展示该客户专属借测单；清空客户后借测单自动禁用清空，防止借测数据串单；</w:t>
+        <w:br/>
+        <w:t xml:space="preserve">   - 授权记录多维穿透筛选：支持产品线、授权类型、审批状态、时间范围与关键字组合查询，支持子产品属性向上穿透命中 SOL 主行，支持一键清空重置。</w:t>
       </w:r>
     </w:p>
     <w:p>

--- a/docs/解决方案型测试授权需求方案.docx
+++ b/docs/解决方案型测试授权需求方案.docx
@@ -5247,7 +5247,7 @@
                 <w:color w:val="000000"/>
                 <w:sz w:val="22"/>
               </w:rPr>
-              <w:t>客户</w:t>
+              <w:t>区域</w:t>
             </w:r>
           </w:p>
         </w:tc>
@@ -5273,7 +5273,7 @@
                 <w:color w:val="000000"/>
                 <w:sz w:val="22"/>
               </w:rPr>
-              <w:t>主数据客户名录</w:t>
+              <w:t>自动带入 / 下拉选择</w:t>
             </w:r>
           </w:p>
         </w:tc>
@@ -5351,7 +5351,7 @@
                 <w:color w:val="000000"/>
                 <w:sz w:val="22"/>
               </w:rPr>
-              <w:t>输入名称/编码下拉点选，展示 KA/普通徽章与全局云图账号</w:t>
+              <w:t>选择客户自动带入所属区域，支持下拉修改并全单必填强校验</w:t>
             </w:r>
           </w:p>
         </w:tc>
@@ -5379,6 +5379,138 @@
                 <w:color w:val="000000"/>
                 <w:sz w:val="22"/>
               </w:rPr>
+              <w:t>客户</w:t>
+            </w:r>
+          </w:p>
+        </w:tc>
+        <w:tc>
+          <w:tcPr>
+            <w:tcW w:type="dxa" w:w="2015"/>
+            <w:tcBorders>
+              <w:top w:val="single" w:color="CBCDD1" w:sz="4" w:space="0"/>
+              <w:left w:val="single" w:color="CBCDD1" w:sz="4" w:space="0"/>
+              <w:bottom w:val="single" w:color="CBCDD1" w:sz="4" w:space="0"/>
+              <w:right w:val="single" w:color="CBCDD1" w:sz="4" w:space="0"/>
+            </w:tcBorders>
+            <w:vAlign w:val="center"/>
+          </w:tcPr>
+          <w:p>
+            <w:pPr>
+              <w:spacing w:before="40" w:after="40" w:line="276" w:lineRule="auto"/>
+            </w:pPr>
+            <w:r>
+              <w:rPr>
+                <w:rFonts w:eastAsia="宋体-简" w:ascii="宋体-简" w:hAnsi="宋体-简" w:cs="宋体-简"/>
+                <w:b w:val="0"/>
+                <w:color w:val="000000"/>
+                <w:sz w:val="22"/>
+              </w:rPr>
+              <w:t>主数据客户名录</w:t>
+            </w:r>
+          </w:p>
+        </w:tc>
+        <w:tc>
+          <w:tcPr>
+            <w:tcW w:type="dxa" w:w="1440"/>
+            <w:tcBorders>
+              <w:top w:val="single" w:color="CBCDD1" w:sz="4" w:space="0"/>
+              <w:left w:val="single" w:color="CBCDD1" w:sz="4" w:space="0"/>
+              <w:bottom w:val="single" w:color="CBCDD1" w:sz="4" w:space="0"/>
+              <w:right w:val="single" w:color="CBCDD1" w:sz="4" w:space="0"/>
+            </w:tcBorders>
+            <w:vAlign w:val="center"/>
+          </w:tcPr>
+          <w:p>
+            <w:pPr>
+              <w:spacing w:before="40" w:after="40" w:line="276" w:lineRule="auto"/>
+            </w:pPr>
+            <w:r>
+              <w:rPr>
+                <w:rFonts w:eastAsia="宋体-简" w:ascii="宋体-简" w:hAnsi="宋体-简" w:cs="宋体-简"/>
+                <w:b w:val="0"/>
+                <w:color w:val="000000"/>
+                <w:sz w:val="22"/>
+              </w:rPr>
+              <w:t>是</w:t>
+            </w:r>
+          </w:p>
+        </w:tc>
+        <w:tc>
+          <w:tcPr>
+            <w:tcW w:type="dxa" w:w="1728"/>
+            <w:tcBorders>
+              <w:top w:val="single" w:color="CBCDD1" w:sz="4" w:space="0"/>
+              <w:left w:val="single" w:color="CBCDD1" w:sz="4" w:space="0"/>
+              <w:bottom w:val="single" w:color="CBCDD1" w:sz="4" w:space="0"/>
+              <w:right w:val="single" w:color="CBCDD1" w:sz="4" w:space="0"/>
+            </w:tcBorders>
+            <w:vAlign w:val="center"/>
+          </w:tcPr>
+          <w:p>
+            <w:pPr>
+              <w:spacing w:before="40" w:after="40" w:line="276" w:lineRule="auto"/>
+            </w:pPr>
+            <w:r>
+              <w:rPr>
+                <w:rFonts w:eastAsia="宋体-简" w:ascii="宋体-简" w:hAnsi="宋体-简" w:cs="宋体-简"/>
+                <w:b w:val="0"/>
+                <w:color w:val="000000"/>
+                <w:sz w:val="22"/>
+              </w:rPr>
+              <w:t>是</w:t>
+            </w:r>
+          </w:p>
+        </w:tc>
+        <w:tc>
+          <w:tcPr>
+            <w:tcW w:type="dxa" w:w="3456"/>
+            <w:tcBorders>
+              <w:top w:val="single" w:color="CBCDD1" w:sz="4" w:space="0"/>
+              <w:left w:val="single" w:color="CBCDD1" w:sz="4" w:space="0"/>
+              <w:bottom w:val="single" w:color="CBCDD1" w:sz="4" w:space="0"/>
+              <w:right w:val="single" w:color="CBCDD1" w:sz="4" w:space="0"/>
+            </w:tcBorders>
+            <w:vAlign w:val="center"/>
+          </w:tcPr>
+          <w:p>
+            <w:pPr>
+              <w:spacing w:before="40" w:after="40" w:line="276" w:lineRule="auto"/>
+            </w:pPr>
+            <w:r>
+              <w:rPr>
+                <w:rFonts w:eastAsia="宋体-简" w:ascii="宋体-简" w:hAnsi="宋体-简" w:cs="宋体-简"/>
+                <w:b w:val="0"/>
+                <w:color w:val="000000"/>
+                <w:sz w:val="22"/>
+              </w:rPr>
+              <w:t>输入名称/编码下拉点选，展示 KA/普通徽章与全局云图账号</w:t>
+            </w:r>
+          </w:p>
+        </w:tc>
+      </w:tr>
+      <w:tr>
+        <w:tc>
+          <w:tcPr>
+            <w:tcW w:type="dxa" w:w="1728"/>
+            <w:tcBorders>
+              <w:top w:val="single" w:color="CBCDD1" w:sz="4" w:space="0"/>
+              <w:left w:val="single" w:color="CBCDD1" w:sz="4" w:space="0"/>
+              <w:bottom w:val="single" w:color="CBCDD1" w:sz="4" w:space="0"/>
+              <w:right w:val="single" w:color="CBCDD1" w:sz="4" w:space="0"/>
+            </w:tcBorders>
+            <w:vAlign w:val="center"/>
+          </w:tcPr>
+          <w:p>
+            <w:pPr>
+              <w:spacing w:before="40" w:after="40" w:line="276" w:lineRule="auto"/>
+            </w:pPr>
+            <w:r>
+              <w:rPr>
+                <w:rFonts w:eastAsia="宋体-简" w:ascii="宋体-简" w:hAnsi="宋体-简" w:cs="宋体-简"/>
+                <w:b w:val="0"/>
+                <w:color w:val="000000"/>
+                <w:sz w:val="22"/>
+              </w:rPr>
               <w:t>客户联系人手机号</w:t>
             </w:r>
           </w:p>
@@ -5484,6 +5616,138 @@
                 <w:sz w:val="22"/>
               </w:rPr>
               <w:t>输入 11 位手机号自动匹配云图账号与租户ID；涉及 XaaS 开通时为强阻断必填项，未填或非11位强阻断提交</w:t>
+            </w:r>
+          </w:p>
+        </w:tc>
+      </w:tr>
+      <w:tr>
+        <w:tc>
+          <w:tcPr>
+            <w:tcW w:type="dxa" w:w="1728"/>
+            <w:tcBorders>
+              <w:top w:val="single" w:color="CBCDD1" w:sz="4" w:space="0"/>
+              <w:left w:val="single" w:color="CBCDD1" w:sz="4" w:space="0"/>
+              <w:bottom w:val="single" w:color="CBCDD1" w:sz="4" w:space="0"/>
+              <w:right w:val="single" w:color="CBCDD1" w:sz="4" w:space="0"/>
+            </w:tcBorders>
+            <w:vAlign w:val="center"/>
+          </w:tcPr>
+          <w:p>
+            <w:pPr>
+              <w:spacing w:before="40" w:after="40" w:line="276" w:lineRule="auto"/>
+            </w:pPr>
+            <w:r>
+              <w:rPr>
+                <w:rFonts w:eastAsia="宋体-简" w:ascii="宋体-简" w:hAnsi="宋体-简" w:cs="宋体-简"/>
+                <w:b w:val="0"/>
+                <w:color w:val="000000"/>
+                <w:sz w:val="22"/>
+              </w:rPr>
+              <w:t>所属云图账号</w:t>
+            </w:r>
+          </w:p>
+        </w:tc>
+        <w:tc>
+          <w:tcPr>
+            <w:tcW w:type="dxa" w:w="2015"/>
+            <w:tcBorders>
+              <w:top w:val="single" w:color="CBCDD1" w:sz="4" w:space="0"/>
+              <w:left w:val="single" w:color="CBCDD1" w:sz="4" w:space="0"/>
+              <w:bottom w:val="single" w:color="CBCDD1" w:sz="4" w:space="0"/>
+              <w:right w:val="single" w:color="CBCDD1" w:sz="4" w:space="0"/>
+            </w:tcBorders>
+            <w:vAlign w:val="center"/>
+          </w:tcPr>
+          <w:p>
+            <w:pPr>
+              <w:spacing w:before="40" w:after="40" w:line="276" w:lineRule="auto"/>
+            </w:pPr>
+            <w:r>
+              <w:rPr>
+                <w:rFonts w:eastAsia="宋体-简" w:ascii="宋体-简" w:hAnsi="宋体-简" w:cs="宋体-简"/>
+                <w:b w:val="0"/>
+                <w:color w:val="000000"/>
+                <w:sz w:val="22"/>
+              </w:rPr>
+              <w:t>自定义卡片下拉选择器</w:t>
+            </w:r>
+          </w:p>
+        </w:tc>
+        <w:tc>
+          <w:tcPr>
+            <w:tcW w:type="dxa" w:w="1440"/>
+            <w:tcBorders>
+              <w:top w:val="single" w:color="CBCDD1" w:sz="4" w:space="0"/>
+              <w:left w:val="single" w:color="CBCDD1" w:sz="4" w:space="0"/>
+              <w:bottom w:val="single" w:color="CBCDD1" w:sz="4" w:space="0"/>
+              <w:right w:val="single" w:color="CBCDD1" w:sz="4" w:space="0"/>
+            </w:tcBorders>
+            <w:vAlign w:val="center"/>
+          </w:tcPr>
+          <w:p>
+            <w:pPr>
+              <w:spacing w:before="40" w:after="40" w:line="276" w:lineRule="auto"/>
+            </w:pPr>
+            <w:r>
+              <w:rPr>
+                <w:rFonts w:eastAsia="宋体-简" w:ascii="宋体-简" w:hAnsi="宋体-简" w:cs="宋体-简"/>
+                <w:b w:val="0"/>
+                <w:color w:val="000000"/>
+                <w:sz w:val="22"/>
+              </w:rPr>
+              <w:t>是</w:t>
+            </w:r>
+          </w:p>
+        </w:tc>
+        <w:tc>
+          <w:tcPr>
+            <w:tcW w:type="dxa" w:w="1728"/>
+            <w:tcBorders>
+              <w:top w:val="single" w:color="CBCDD1" w:sz="4" w:space="0"/>
+              <w:left w:val="single" w:color="CBCDD1" w:sz="4" w:space="0"/>
+              <w:bottom w:val="single" w:color="CBCDD1" w:sz="4" w:space="0"/>
+              <w:right w:val="single" w:color="CBCDD1" w:sz="4" w:space="0"/>
+            </w:tcBorders>
+            <w:vAlign w:val="center"/>
+          </w:tcPr>
+          <w:p>
+            <w:pPr>
+              <w:spacing w:before="40" w:after="40" w:line="276" w:lineRule="auto"/>
+            </w:pPr>
+            <w:r>
+              <w:rPr>
+                <w:rFonts w:eastAsia="宋体-简" w:ascii="宋体-简" w:hAnsi="宋体-简" w:cs="宋体-简"/>
+                <w:b w:val="0"/>
+                <w:color w:val="000000"/>
+                <w:sz w:val="22"/>
+              </w:rPr>
+              <w:t>多租户时必选</w:t>
+            </w:r>
+          </w:p>
+        </w:tc>
+        <w:tc>
+          <w:tcPr>
+            <w:tcW w:type="dxa" w:w="3456"/>
+            <w:tcBorders>
+              <w:top w:val="single" w:color="CBCDD1" w:sz="4" w:space="0"/>
+              <w:left w:val="single" w:color="CBCDD1" w:sz="4" w:space="0"/>
+              <w:bottom w:val="single" w:color="CBCDD1" w:sz="4" w:space="0"/>
+              <w:right w:val="single" w:color="CBCDD1" w:sz="4" w:space="0"/>
+            </w:tcBorders>
+            <w:vAlign w:val="center"/>
+          </w:tcPr>
+          <w:p>
+            <w:pPr>
+              <w:spacing w:before="40" w:after="40" w:line="276" w:lineRule="auto"/>
+            </w:pPr>
+            <w:r>
+              <w:rPr>
+                <w:rFonts w:eastAsia="宋体-简" w:ascii="宋体-简" w:hAnsi="宋体-简" w:cs="宋体-简"/>
+                <w:b w:val="0"/>
+                <w:color w:val="000000"/>
+                <w:sz w:val="22"/>
+              </w:rPr>
+              <w:t>当手机号关联多个云图租户时展开 2×2 卡片列表，1:1 对齐生产环境</w:t>
             </w:r>
           </w:p>
         </w:tc>
@@ -8960,6 +9224,112 @@
                 <w:sz w:val="22"/>
               </w:rPr>
               <w:t>提交栏报错：请选择客户所属行业。精准定位至行业下拉框。</w:t>
+            </w:r>
+          </w:p>
+        </w:tc>
+      </w:tr>
+      <w:tr>
+        <w:tc>
+          <w:tcPr>
+            <w:tcW w:type="dxa" w:w="2160"/>
+            <w:tcBorders>
+              <w:top w:val="single" w:color="CBCDD1" w:sz="4" w:space="0"/>
+              <w:left w:val="single" w:color="CBCDD1" w:sz="4" w:space="0"/>
+              <w:bottom w:val="single" w:color="CBCDD1" w:sz="4" w:space="0"/>
+              <w:right w:val="single" w:color="CBCDD1" w:sz="4" w:space="0"/>
+            </w:tcBorders>
+            <w:vAlign w:val="center"/>
+          </w:tcPr>
+          <w:p>
+            <w:pPr>
+              <w:spacing w:before="40" w:after="40" w:line="276" w:lineRule="auto"/>
+            </w:pPr>
+            <w:r>
+              <w:rPr>
+                <w:rFonts w:eastAsia="宋体-简" w:ascii="宋体-简" w:hAnsi="宋体-简" w:cs="宋体-简"/>
+                <w:b w:val="0"/>
+                <w:color w:val="000000"/>
+                <w:sz w:val="22"/>
+              </w:rPr>
+              <w:t>未选择区域</w:t>
+            </w:r>
+          </w:p>
+        </w:tc>
+        <w:tc>
+          <w:tcPr>
+            <w:tcW w:type="dxa" w:w="2015"/>
+            <w:tcBorders>
+              <w:top w:val="single" w:color="CBCDD1" w:sz="4" w:space="0"/>
+              <w:left w:val="single" w:color="CBCDD1" w:sz="4" w:space="0"/>
+              <w:bottom w:val="single" w:color="CBCDD1" w:sz="4" w:space="0"/>
+              <w:right w:val="single" w:color="CBCDD1" w:sz="4" w:space="0"/>
+            </w:tcBorders>
+            <w:vAlign w:val="center"/>
+          </w:tcPr>
+          <w:p>
+            <w:pPr>
+              <w:spacing w:before="40" w:after="40" w:line="276" w:lineRule="auto"/>
+            </w:pPr>
+            <w:r>
+              <w:rPr>
+                <w:rFonts w:eastAsia="宋体-简" w:ascii="宋体-简" w:hAnsi="宋体-简" w:cs="宋体-简"/>
+                <w:b w:val="0"/>
+                <w:color w:val="000000"/>
+                <w:sz w:val="22"/>
+              </w:rPr>
+              <w:t>提交整单审批</w:t>
+            </w:r>
+          </w:p>
+        </w:tc>
+        <w:tc>
+          <w:tcPr>
+            <w:tcW w:type="dxa" w:w="3311"/>
+            <w:tcBorders>
+              <w:top w:val="single" w:color="CBCDD1" w:sz="4" w:space="0"/>
+              <w:left w:val="single" w:color="CBCDD1" w:sz="4" w:space="0"/>
+              <w:bottom w:val="single" w:color="CBCDD1" w:sz="4" w:space="0"/>
+              <w:right w:val="single" w:color="CBCDD1" w:sz="4" w:space="0"/>
+            </w:tcBorders>
+            <w:vAlign w:val="center"/>
+          </w:tcPr>
+          <w:p>
+            <w:pPr>
+              <w:spacing w:before="40" w:after="40" w:line="276" w:lineRule="auto"/>
+            </w:pPr>
+            <w:r>
+              <w:rPr>
+                <w:rFonts w:eastAsia="宋体-简" w:ascii="宋体-简" w:hAnsi="宋体-简" w:cs="宋体-简"/>
+                <w:b w:val="0"/>
+                <w:color w:val="000000"/>
+                <w:sz w:val="22"/>
+              </w:rPr>
+              <w:t>区域字段值为空</w:t>
+            </w:r>
+          </w:p>
+        </w:tc>
+        <w:tc>
+          <w:tcPr>
+            <w:tcW w:type="dxa" w:w="3168"/>
+            <w:tcBorders>
+              <w:top w:val="single" w:color="CBCDD1" w:sz="4" w:space="0"/>
+              <w:left w:val="single" w:color="CBCDD1" w:sz="4" w:space="0"/>
+              <w:bottom w:val="single" w:color="CBCDD1" w:sz="4" w:space="0"/>
+              <w:right w:val="single" w:color="CBCDD1" w:sz="4" w:space="0"/>
+            </w:tcBorders>
+            <w:vAlign w:val="center"/>
+          </w:tcPr>
+          <w:p>
+            <w:pPr>
+              <w:spacing w:before="40" w:after="40" w:line="276" w:lineRule="auto"/>
+            </w:pPr>
+            <w:r>
+              <w:rPr>
+                <w:rFonts w:eastAsia="宋体-简" w:ascii="宋体-简" w:hAnsi="宋体-简" w:cs="宋体-简"/>
+                <w:b w:val="0"/>
+                <w:color w:val="000000"/>
+                <w:sz w:val="22"/>
+              </w:rPr>
+              <w:t>提交栏报错：请选择区域。精准定位至区域下拉框。</w:t>
             </w:r>
           </w:p>
         </w:tc>
@@ -11130,6 +11500,50 @@
     </w:p>
     <w:p>
       <w:pPr>
+        <w:pStyle w:val="00001e"/>
+        <w:spacing w:after="40" w:before="200" w:line="276" w:lineRule="auto"/>
+        <w:jc w:val="left"/>
+      </w:pPr>
+      <w:r>
+        <w:rPr>
+          <w:rFonts w:eastAsia="宋体-简" w:ascii="宋体-简" w:hAnsi="宋体-简" w:cs="宋体-简"/>
+          <w:b w:val="0"/>
+          <w:color w:val="000000"/>
+          <w:sz w:val="26"/>
+        </w:rPr>
+        <w:t>7.6 多云图账号卡片选择器联动与区域字段落地规范（1:1 还原生产环境）</w:t>
+      </w:r>
+    </w:p>
+    <w:p>
+      <w:pPr>
+        <w:spacing w:before="0" w:after="80" w:line="276" w:lineRule="auto"/>
+      </w:pPr>
+      <w:r>
+        <w:rPr>
+          <w:rFonts w:eastAsia="宋体-简" w:ascii="宋体-简" w:hAnsi="宋体-简" w:cs="宋体-简"/>
+          <w:b w:val="0"/>
+          <w:color w:val="000000"/>
+          <w:sz w:val="23"/>
+        </w:rPr>
+        <w:t>1. 多云图账号卡片选择器规格（1:1 还原生产环境截图）：</w:t>
+        <w:br/>
+        <w:t xml:space="preserve">   - 智能识别与显隐联动：当录入的客户联系人手机号在云图注册关联多个企业租户（如手机号 13800138000 关联 4 个租户）时，系统在基本信息区自动展开「* 所属云图账号」卡片选择器；若手机号仅关联单租户或无租户，该卡片选择器自动收起隐藏；</w:t>
+        <w:br/>
+        <w:t xml:space="preserve">   - 2×2 网格卡片高保真渲染：下拉选项采用 2×2 结构化网格卡片布局，清晰呈现「云图ID」、「云图企业名称」、「主账号」、「主账号联系人」四项核心元数据，视觉层次与信息密度 1:1 对齐生产环境；</w:t>
+        <w:br/>
+        <w:t xml:space="preserve">   - 选中与回显联动：支持点击卡片项即时切换，选中项高亮加粗边框；触发器回显格式为“[云图ID] · [主账号]”；选中后即时联动客户全局云图身份 Badge、企业名称与所属区域；默认项策略支持精准预选（如真实生产环境默认选中 17964872 · 110@163.com）；</w:t>
+        <w:br/>
+        <w:t>2. 区域字段规范与整单必填强校验：</w:t>
+        <w:br/>
+        <w:t xml:space="preserve">   - 基础信息全覆盖：在客户所属行业之后统一新增必填「* 区域」字段，全覆盖关联借测单来源（#solutionBorrowRegion）、纯软件本地申请来源（#solutionLocalRegion）及单产品 XaaS 表单（#xaas-region）；</w:t>
+        <w:br/>
+        <w:t xml:space="preserve">   - 自动带入与自主修改：搜索或选定客户后，系统自动从 CRM 客户档案带入客户所在省份区域；申请人支持按现场测试实际发生地域进行下拉调整；</w:t>
+        <w:br/>
+        <w:t xml:space="preserve">   - 整单强阻断与记录回显：整单提交时执行区域非空强校验，未选择区域全单坚决阻断并高亮提示“请选择区域。”；授权成功后，生成的方案授权主行与展开明细行均持久化绑定并回显实际归属区域属性（data-solution-region）。</w:t>
+      </w:r>
+    </w:p>
+    <w:p>
+      <w:pPr>
         <w:pStyle w:val="00001c"/>
         <w:spacing w:after="80" w:before="480" w:line="276" w:lineRule="auto"/>
         <w:jc w:val="left"/>
@@ -11211,7 +11625,7 @@
           <w:color w:val="000000"/>
           <w:sz w:val="23"/>
         </w:rPr>
-        <w:t>5. 确认多云图账号客户在前端申请时的下拉点选交互原型与默认关联规则。</w:t>
+        <w:t>5. 【已确认并落地】多云图账号选择器卡片（1:1 还原生产环境）：当联系人手机号关联多个云图租户时，弹出2×2卡片下拉列表（包含云图ID、企业名称、主账号、联系人），支持点击切换并联动全局云图Badge、企业名称与区域；同时新增并强校验必填「区域」字段。</w:t>
       </w:r>
     </w:p>
     <w:p>

--- a/docs/解决方案型测试授权需求方案.docx
+++ b/docs/解决方案型测试授权需求方案.docx
@@ -11511,7 +11511,7 @@
           <w:color w:val="000000"/>
           <w:sz w:val="26"/>
         </w:rPr>
-        <w:t>7.6 多云图账号卡片选择器联动与区域字段落地规范（1:1 还原生产环境）</w:t>
+        <w:t>7.6 多云图账号卡片选择器联动与两列并列区域联动规范（1:1 还原生产环境）</w:t>
       </w:r>
     </w:p>
     <w:p>
@@ -11533,13 +11533,17 @@
         <w:br/>
         <w:t xml:space="preserve">   - 选中与回显联动：支持点击卡片项即时切换，选中项高亮加粗边框；触发器回显格式为“[云图ID] · [主账号]”；选中后即时联动客户全局云图身份 Badge、企业名称与所属区域；默认项策略支持精准预选（如真实生产环境默认选中 17964872 · 110@163.com）；</w:t>
         <w:br/>
-        <w:t>2. 区域字段规范与整单必填强校验：</w:t>
+        <w:t>2. 区域字段两列并列联动规范与整单强校验（1:1 还原生产环境截图）：</w:t>
         <w:br/>
-        <w:t xml:space="preserve">   - 基础信息全覆盖：在客户所属行业之后统一新增必填「* 区域」字段，全覆盖关联借测单来源（#solutionBorrowRegion）、纯软件本地申请来源（#solutionLocalRegion）及单产品 XaaS 表单（#xaas-region）；</w:t>
+        <w:t xml:space="preserve">   - 两列并列与字典联动架构：严格按照生产环境架构，区域拆分为并排两列自定义下拉组件（一级大区 + 二级办事处），全覆盖关联借测单来源（#solutionBorrowRegion / #solutionBorrowRegionL2）、纯软件本地申请来源（#solutionLocalRegion / #solutionLocalRegionL2）及单产品 XaaS 表单（#xaas-region / #xaas-region-l2）；</w:t>
         <w:br/>
-        <w:t xml:space="preserve">   - 自动带入与自主修改：搜索或选定客户后，系统自动从 CRM 客户档案带入客户所在省份区域；申请人支持按现场测试实际发生地域进行下拉调整；</w:t>
+        <w:t xml:space="preserve">   - 生产环境一级大区字典：涵盖东北区、华北区、北京区、天津区、河北区、山东区、上海区、江苏区、浙江区、安徽区、华南区、广东区、深圳区、福建区、湖北区、湖南区、河南区、江西区、四川区、重庆区、云贵区、陕西区、西北区、新疆区、行业总部、海外等真实大区体系；</w:t>
         <w:br/>
-        <w:t xml:space="preserve">   - 整单强阻断与记录回显：整单提交时执行区域非空强校验，未选择区域全单坚决阻断并高亮提示“请选择区域。”；授权成功后，生成的方案授权主行与展开明细行均持久化绑定并回显实际归属区域属性（data-solution-region）。</w:t>
+        <w:t xml:space="preserve">   - 二级办事处级联与占位规范：一级选定大区后，二级动态联动对应办事处（如云贵区联动云南/贵州，华北区联动内蒙/山西，广东区联动广州/粤东/粤西/佛山/东莞等）；当选择无进一步二级分支的大区（如东北区、北京区、上海区等）时，二级下拉框默认显示并选中占位符 '-'（1:1 完美契合生产环境截图样式）；</w:t>
+        <w:br/>
+        <w:t xml:space="preserve">   - 自动带入、平滑转换与自主修改：选定客户或匹配云图账号后，系统自动反查客户归属大区与办事处并级联带入；申请人可按实际业务发生地自主调整两级下拉；</w:t>
+        <w:br/>
+        <w:t xml:space="preserve">   - 整单强阻断与记录持久化回显：整单提交时执行区域一级与二级的有效性强校验，未选择区域全单坚决阻断并高亮提示“请选择区域。”；授权成功后，生成的方案授权主行与展开明细行均持久化绑定并回显实际归属区域属性（data-solution-region），支持详情抽屉完整查阅。</w:t>
       </w:r>
     </w:p>
     <w:p>

--- a/docs/解决方案型测试授权需求方案.docx
+++ b/docs/解决方案型测试授权需求方案.docx
@@ -11,11 +11,44 @@
       <w:r>
         <w:rPr>
           <w:rFonts w:eastAsia="宋体-简" w:ascii="宋体-简" w:hAnsi="宋体-简" w:cs="宋体-简"/>
-          <w:b w:val="0"/>
+          <w:b/>
           <w:color w:val="000000"/>
           <w:sz w:val="44"/>
         </w:rPr>
         <w:t>解决方案型测试授权需求文档（终稿）</w:t>
+      </w:r>
+    </w:p>
+    <w:p>
+      <w:pPr>
+        <w:spacing w:after="120" w:before="0" w:line="276" w:lineRule="auto"/>
+        <w:jc w:val="left"/>
+      </w:pPr>
+      <w:r>
+        <w:rPr>
+          <w:rFonts w:eastAsia="宋体-简" w:ascii="宋体-简" w:hAnsi="宋体-简" w:cs="宋体-简"/>
+          <w:b w:val="0"/>
+          <w:color w:val="595959"/>
+          <w:sz w:val="23"/>
+        </w:rPr>
+        <w:t>【标注说明】：本次根据生产环境与业务反馈新增和修改的内容已使用</w:t>
+      </w:r>
+      <w:r>
+        <w:rPr>
+          <w:rFonts w:eastAsia="宋体-简" w:ascii="宋体-简" w:hAnsi="宋体-简" w:cs="宋体-简"/>
+          <w:b/>
+          <w:color w:val="DC2626"/>
+          <w:sz w:val="23"/>
+        </w:rPr>
+        <w:t>红色加粗文字（Red Text）</w:t>
+      </w:r>
+      <w:r>
+        <w:rPr>
+          <w:rFonts w:eastAsia="宋体-简" w:ascii="宋体-简" w:hAnsi="宋体-简" w:cs="宋体-简"/>
+          <w:b w:val="0"/>
+          <w:color w:val="595959"/>
+          <w:sz w:val="23"/>
+        </w:rPr>
+        <w:t>清晰高亮标注，方便在企微文档中快速辨析与精准同步。</w:t>
       </w:r>
     </w:p>
     <w:tbl>
@@ -995,11 +1028,117 @@
             <w:r>
               <w:rPr>
                 <w:rFonts w:eastAsia="宋体-简" w:ascii="宋体-简" w:hAnsi="宋体-简" w:cs="宋体-简"/>
-                <w:b w:val="0"/>
-                <w:color w:val="000000"/>
+                <w:b/>
+                <w:color w:val="DC2626"/>
                 <w:sz w:val="22"/>
               </w:rPr>
               <w:t>1. 客户联系人手机号与云图账号自动匹配，XaaS 场景强校验必填阻断；2. 借测单设备 ID 继承只读锁定防篡改，并支持‘+ 添加设备’动态追加与删除；3. 明确借测单客户级联筛选、配置中心检索及授权记录列表多维穿透筛选规格说明。</w:t>
+            </w:r>
+          </w:p>
+        </w:tc>
+      </w:tr>
+      <w:tr>
+        <w:tc>
+          <w:tcPr>
+            <w:tcW w:type="dxa" w:w="2160"/>
+            <w:tcBorders>
+              <w:top w:val="single" w:color="CBCDD1" w:sz="4" w:space="0"/>
+              <w:left w:val="single" w:color="CBCDD1" w:sz="4" w:space="0"/>
+              <w:bottom w:val="single" w:color="CBCDD1" w:sz="4" w:space="0"/>
+              <w:right w:val="single" w:color="CBCDD1" w:sz="4" w:space="0"/>
+            </w:tcBorders>
+            <w:vAlign w:val="center"/>
+          </w:tcPr>
+          <w:p>
+            <w:pPr>
+              <w:spacing w:before="40" w:after="40" w:line="276" w:lineRule="auto"/>
+            </w:pPr>
+            <w:r>
+              <w:rPr>
+                <w:rFonts w:eastAsia="宋体-简" w:ascii="宋体-简" w:hAnsi="宋体-简" w:cs="宋体-简"/>
+                <w:b/>
+                <w:color w:val="DC2626"/>
+                <w:sz w:val="22"/>
+              </w:rPr>
+              <w:t>2026 年 9 月 29 日</w:t>
+            </w:r>
+          </w:p>
+        </w:tc>
+        <w:tc>
+          <w:tcPr>
+            <w:tcW w:type="dxa" w:w="1224"/>
+            <w:tcBorders>
+              <w:top w:val="single" w:color="CBCDD1" w:sz="4" w:space="0"/>
+              <w:left w:val="single" w:color="CBCDD1" w:sz="4" w:space="0"/>
+              <w:bottom w:val="single" w:color="CBCDD1" w:sz="4" w:space="0"/>
+              <w:right w:val="single" w:color="CBCDD1" w:sz="4" w:space="0"/>
+            </w:tcBorders>
+            <w:vAlign w:val="center"/>
+          </w:tcPr>
+          <w:p>
+            <w:pPr>
+              <w:spacing w:before="40" w:after="40" w:line="276" w:lineRule="auto"/>
+            </w:pPr>
+            <w:r>
+              <w:rPr>
+                <w:rFonts w:eastAsia="宋体-简" w:ascii="宋体-简" w:hAnsi="宋体-简" w:cs="宋体-简"/>
+                <w:b/>
+                <w:color w:val="DC2626"/>
+                <w:sz w:val="22"/>
+              </w:rPr>
+              <w:t>钱金城</w:t>
+            </w:r>
+          </w:p>
+        </w:tc>
+        <w:tc>
+          <w:tcPr>
+            <w:tcW w:type="dxa" w:w="3024"/>
+            <w:tcBorders>
+              <w:top w:val="single" w:color="CBCDD1" w:sz="4" w:space="0"/>
+              <w:left w:val="single" w:color="CBCDD1" w:sz="4" w:space="0"/>
+              <w:bottom w:val="single" w:color="CBCDD1" w:sz="4" w:space="0"/>
+              <w:right w:val="single" w:color="CBCDD1" w:sz="4" w:space="0"/>
+            </w:tcBorders>
+            <w:vAlign w:val="center"/>
+          </w:tcPr>
+          <w:p>
+            <w:pPr>
+              <w:spacing w:before="40" w:after="40" w:line="276" w:lineRule="auto"/>
+            </w:pPr>
+            <w:r>
+              <w:rPr>
+                <w:rFonts w:eastAsia="宋体-简" w:ascii="宋体-简" w:hAnsi="宋体-简" w:cs="宋体-简"/>
+                <w:b/>
+                <w:color w:val="DC2626"/>
+                <w:sz w:val="22"/>
+              </w:rPr>
+              <w:t>对齐生产环境两列并列区域架构与多云图账号选择器卡片</w:t>
+            </w:r>
+          </w:p>
+        </w:tc>
+        <w:tc>
+          <w:tcPr>
+            <w:tcW w:type="dxa" w:w="4320"/>
+            <w:tcBorders>
+              <w:top w:val="single" w:color="CBCDD1" w:sz="4" w:space="0"/>
+              <w:left w:val="single" w:color="CBCDD1" w:sz="4" w:space="0"/>
+              <w:bottom w:val="single" w:color="CBCDD1" w:sz="4" w:space="0"/>
+              <w:right w:val="single" w:color="CBCDD1" w:sz="4" w:space="0"/>
+            </w:tcBorders>
+            <w:vAlign w:val="center"/>
+          </w:tcPr>
+          <w:p>
+            <w:pPr>
+              <w:spacing w:before="40" w:after="40" w:line="276" w:lineRule="auto"/>
+            </w:pPr>
+            <w:r>
+              <w:rPr>
+                <w:rFonts w:eastAsia="宋体-简" w:ascii="宋体-简" w:hAnsi="宋体-简" w:cs="宋体-简"/>
+                <w:b/>
+                <w:color w:val="DC2626"/>
+                <w:sz w:val="22"/>
+              </w:rPr>
+              <w:t>1. 严格按照生产环境架构将区域升级为两列并列级联选择（一级大区+二级办事处，无二级默认'-'占位），并增加全单必填强校验与持久化存储回显；2. 新增多云图账号 2×2 卡片选择器（云图ID、企业名、主账号、联系人），支持联系人手机号多租户智能识别与默认项选中联动。</w:t>
             </w:r>
           </w:p>
         </w:tc>
@@ -1019,7 +1158,7 @@
       <w:r>
         <w:rPr>
           <w:rFonts w:eastAsia="宋体-简" w:ascii="宋体-简" w:hAnsi="宋体-简" w:cs="宋体-简"/>
-          <w:b w:val="0"/>
+          <w:b/>
           <w:color w:val="000000"/>
           <w:sz w:val="32"/>
         </w:rPr>
@@ -1035,7 +1174,7 @@
       <w:r>
         <w:rPr>
           <w:rFonts w:eastAsia="宋体-简" w:ascii="宋体-简" w:hAnsi="宋体-简" w:cs="宋体-简"/>
-          <w:b w:val="0"/>
+          <w:b/>
           <w:color w:val="000000"/>
           <w:sz w:val="26"/>
         </w:rPr>
@@ -1079,7 +1218,7 @@
       <w:r>
         <w:rPr>
           <w:rFonts w:eastAsia="宋体-简" w:ascii="宋体-简" w:hAnsi="宋体-简" w:cs="宋体-简"/>
-          <w:b w:val="0"/>
+          <w:b/>
           <w:color w:val="000000"/>
           <w:sz w:val="26"/>
         </w:rPr>
@@ -1123,7 +1262,7 @@
       <w:r>
         <w:rPr>
           <w:rFonts w:eastAsia="宋体-简" w:ascii="宋体-简" w:hAnsi="宋体-简" w:cs="宋体-简"/>
-          <w:b w:val="0"/>
+          <w:b/>
           <w:color w:val="000000"/>
           <w:sz w:val="32"/>
         </w:rPr>
@@ -1139,7 +1278,7 @@
       <w:r>
         <w:rPr>
           <w:rFonts w:eastAsia="宋体-简" w:ascii="宋体-简" w:hAnsi="宋体-简" w:cs="宋体-简"/>
-          <w:b w:val="0"/>
+          <w:b/>
           <w:color w:val="000000"/>
           <w:sz w:val="26"/>
         </w:rPr>
@@ -1465,7 +1604,16 @@
                 <w:color w:val="000000"/>
                 <w:sz w:val="22"/>
               </w:rPr>
-              <w:t>提供关联借测单与纯软件本地申请两种入口，客户信息由 CRM 带入，必选所属行业与联系人手机号（XaaS强校验）</w:t>
+              <w:t>提供关联借测单与纯软件本地申请两种入口，客户信息由 CRM 带入，</w:t>
+            </w:r>
+            <w:r>
+              <w:rPr>
+                <w:rFonts w:eastAsia="宋体-简" w:ascii="宋体-简" w:hAnsi="宋体-简" w:cs="宋体-简"/>
+                <w:b/>
+                <w:color w:val="DC2626"/>
+                <w:sz w:val="22"/>
+              </w:rPr>
+              <w:t>必选区域（两列并列联动）、所属行业与联系人手机号（XaaS强校验）</w:t>
             </w:r>
           </w:p>
         </w:tc>
@@ -1491,7 +1639,16 @@
                 <w:color w:val="000000"/>
                 <w:sz w:val="22"/>
               </w:rPr>
-              <w:t>借测单需客户级联筛选，只允许关联审批通过借测单；手机号自动匹配云图账号</w:t>
+              <w:t>借测单需客户级联筛选，只允许关联审批通过借测单；</w:t>
+            </w:r>
+            <w:r>
+              <w:rPr>
+                <w:rFonts w:eastAsia="宋体-简" w:ascii="宋体-简" w:hAnsi="宋体-简" w:cs="宋体-简"/>
+                <w:b/>
+                <w:color w:val="DC2626"/>
+                <w:sz w:val="22"/>
+              </w:rPr>
+              <w:t>区域严格对齐生产环境两列并列联动（一级大区+二级办事处，默认'-'占位）且全单强阻断；手机号自动匹配云图账号，多租户展开 2×2 卡片选择器</w:t>
             </w:r>
           </w:p>
         </w:tc>
@@ -2147,7 +2304,7 @@
       <w:r>
         <w:rPr>
           <w:rFonts w:eastAsia="宋体-简" w:ascii="宋体-简" w:hAnsi="宋体-简" w:cs="宋体-简"/>
-          <w:b w:val="0"/>
+          <w:b/>
           <w:color w:val="000000"/>
           <w:sz w:val="26"/>
         </w:rPr>
@@ -2413,7 +2570,7 @@
       <w:r>
         <w:rPr>
           <w:rFonts w:eastAsia="宋体-简" w:ascii="宋体-简" w:hAnsi="宋体-简" w:cs="宋体-简"/>
-          <w:b w:val="0"/>
+          <w:b/>
           <w:color w:val="000000"/>
           <w:sz w:val="26"/>
         </w:rPr>
@@ -2785,7 +2942,7 @@
       <w:r>
         <w:rPr>
           <w:rFonts w:eastAsia="宋体-简" w:ascii="宋体-简" w:hAnsi="宋体-简" w:cs="宋体-简"/>
-          <w:b w:val="0"/>
+          <w:b/>
           <w:color w:val="000000"/>
           <w:sz w:val="26"/>
         </w:rPr>
@@ -3306,6 +3463,114 @@
           </w:p>
         </w:tc>
       </w:tr>
+      <w:tr>
+        <w:tc>
+          <w:tcPr>
+            <w:tcW w:type="dxa" w:w="2592"/>
+            <w:tcBorders>
+              <w:top w:val="single" w:color="CBCDD1" w:sz="4" w:space="0"/>
+              <w:left w:val="single" w:color="CBCDD1" w:sz="4" w:space="0"/>
+              <w:bottom w:val="single" w:color="CBCDD1" w:sz="4" w:space="0"/>
+              <w:right w:val="single" w:color="CBCDD1" w:sz="4" w:space="0"/>
+            </w:tcBorders>
+            <w:vAlign w:val="center"/>
+          </w:tcPr>
+          <w:p>
+            <w:pPr>
+              <w:spacing w:before="40" w:after="40" w:line="276" w:lineRule="auto"/>
+            </w:pPr>
+            <w:r>
+              <w:rPr>
+                <w:rFonts w:eastAsia="宋体-简" w:ascii="宋体-简" w:hAnsi="宋体-简" w:cs="宋体-简"/>
+                <w:b/>
+                <w:color w:val="DC2626"/>
+                <w:sz w:val="22"/>
+              </w:rPr>
+              <w:t>区域两列并列联动口径</w:t>
+            </w:r>
+          </w:p>
+        </w:tc>
+        <w:tc>
+          <w:tcPr>
+            <w:tcW w:type="dxa" w:w="8063"/>
+            <w:tcBorders>
+              <w:top w:val="single" w:color="CBCDD1" w:sz="4" w:space="0"/>
+              <w:left w:val="single" w:color="CBCDD1" w:sz="4" w:space="0"/>
+              <w:bottom w:val="single" w:color="CBCDD1" w:sz="4" w:space="0"/>
+              <w:right w:val="single" w:color="CBCDD1" w:sz="4" w:space="0"/>
+            </w:tcBorders>
+            <w:vAlign w:val="center"/>
+          </w:tcPr>
+          <w:p>
+            <w:pPr>
+              <w:spacing w:before="40" w:after="40" w:line="276" w:lineRule="auto"/>
+            </w:pPr>
+            <w:r>
+              <w:rPr>
+                <w:rFonts w:eastAsia="宋体-简" w:ascii="宋体-简" w:hAnsi="宋体-简" w:cs="宋体-简"/>
+                <w:b/>
+                <w:color w:val="DC2626"/>
+                <w:sz w:val="22"/>
+              </w:rPr>
+              <w:t>严格对齐生产环境，区域拆分为并排两列（一级大区 + 二级办事处），全单强阻断必填；无二级分支大区默认选中'-'占位；选定客户或匹配云图后自动带入，并随单据与授权记录持久化存储。</w:t>
+            </w:r>
+          </w:p>
+        </w:tc>
+      </w:tr>
+      <w:tr>
+        <w:tc>
+          <w:tcPr>
+            <w:tcW w:type="dxa" w:w="2592"/>
+            <w:tcBorders>
+              <w:top w:val="single" w:color="CBCDD1" w:sz="4" w:space="0"/>
+              <w:left w:val="single" w:color="CBCDD1" w:sz="4" w:space="0"/>
+              <w:bottom w:val="single" w:color="CBCDD1" w:sz="4" w:space="0"/>
+              <w:right w:val="single" w:color="CBCDD1" w:sz="4" w:space="0"/>
+            </w:tcBorders>
+            <w:vAlign w:val="center"/>
+          </w:tcPr>
+          <w:p>
+            <w:pPr>
+              <w:spacing w:before="40" w:after="40" w:line="276" w:lineRule="auto"/>
+            </w:pPr>
+            <w:r>
+              <w:rPr>
+                <w:rFonts w:eastAsia="宋体-简" w:ascii="宋体-简" w:hAnsi="宋体-简" w:cs="宋体-简"/>
+                <w:b/>
+                <w:color w:val="DC2626"/>
+                <w:sz w:val="22"/>
+              </w:rPr>
+              <w:t>多云图账号卡片选择口径</w:t>
+            </w:r>
+          </w:p>
+        </w:tc>
+        <w:tc>
+          <w:tcPr>
+            <w:tcW w:type="dxa" w:w="8063"/>
+            <w:tcBorders>
+              <w:top w:val="single" w:color="CBCDD1" w:sz="4" w:space="0"/>
+              <w:left w:val="single" w:color="CBCDD1" w:sz="4" w:space="0"/>
+              <w:bottom w:val="single" w:color="CBCDD1" w:sz="4" w:space="0"/>
+              <w:right w:val="single" w:color="CBCDD1" w:sz="4" w:space="0"/>
+            </w:tcBorders>
+            <w:vAlign w:val="center"/>
+          </w:tcPr>
+          <w:p>
+            <w:pPr>
+              <w:spacing w:before="40" w:after="40" w:line="276" w:lineRule="auto"/>
+            </w:pPr>
+            <w:r>
+              <w:rPr>
+                <w:rFonts w:eastAsia="宋体-简" w:ascii="宋体-简" w:hAnsi="宋体-简" w:cs="宋体-简"/>
+                <w:b/>
+                <w:color w:val="DC2626"/>
+                <w:sz w:val="22"/>
+              </w:rPr>
+              <w:t>联系人手机号关联多租户时展开 2×2 结构化卡片（云图ID、企业名、主账号、联系人），默认选中 17964872 · 110@163.com，即时联动全局云图 Badge、企业名称与区域。</w:t>
+            </w:r>
+          </w:p>
+        </w:tc>
+      </w:tr>
     </w:tbl>
     <w:p>
       <w:pPr>
@@ -3321,7 +3586,7 @@
       <w:r>
         <w:rPr>
           <w:rFonts w:eastAsia="宋体-简" w:ascii="宋体-简" w:hAnsi="宋体-简" w:cs="宋体-简"/>
-          <w:b w:val="0"/>
+          <w:b/>
           <w:color w:val="000000"/>
           <w:sz w:val="32"/>
         </w:rPr>
@@ -3337,7 +3602,7 @@
       <w:r>
         <w:rPr>
           <w:rFonts w:eastAsia="宋体-简" w:ascii="宋体-简" w:hAnsi="宋体-简" w:cs="宋体-简"/>
-          <w:b w:val="0"/>
+          <w:b/>
           <w:color w:val="000000"/>
           <w:sz w:val="26"/>
         </w:rPr>
@@ -3383,7 +3648,25 @@
           <w:color w:val="000000"/>
           <w:sz w:val="23"/>
         </w:rPr>
-        <w:t>3、业务人员主动登录 W3，进入「解决方案型授权」页面，选择“关联借测单”或“纯软件本地申请”。输入客户筛选合法借测单（借测单下拉根据已选客户级联过滤并标注借测状态），系统自动带出 CRM 客户信息并在客户概要即时回显客户全局云图身份；申请人录入/确认客户联系人手机号（支持11位手机号自动匹配云图账号，涉及XaaS开通时为强校验必填项）；下拉选择所属行业（必选，对齐 XaaS 字典）。</w:t>
+        <w:t>3、业务人员主动登录 W3，进入「解决方案型授权」页面，选择“关联借测单”或“纯软件本地申请”。输入客户筛选合法借测单（借测单下拉根据已选客户级联过滤并标注借测状态），系统自动带出 CRM 客户信息并在客户概要即时回显客户全局云图身份；</w:t>
+      </w:r>
+      <w:r>
+        <w:rPr>
+          <w:rFonts w:eastAsia="宋体-简" w:ascii="宋体-简" w:hAnsi="宋体-简" w:cs="宋体-简"/>
+          <w:b/>
+          <w:color w:val="DC2626"/>
+          <w:sz w:val="23"/>
+        </w:rPr>
+        <w:t>申请人录入/确认客户联系人手机号（支持11位手机号自动匹配云图账号，多租户时展开 2×2 卡片选择器确认，涉及XaaS开通时为强校验必填项）；下拉选择区域（严格对齐生产环境两列并列：一级大区+二级办事处，默认'-'占位，整单强阻断必选）；</w:t>
+      </w:r>
+      <w:r>
+        <w:rPr>
+          <w:rFonts w:eastAsia="宋体-简" w:ascii="宋体-简" w:hAnsi="宋体-简" w:cs="宋体-简"/>
+          <w:b w:val="0"/>
+          <w:color w:val="000000"/>
+          <w:sz w:val="23"/>
+        </w:rPr>
+        <w:t>下拉选择所属行业（必选，对齐 XaaS 字典）。</w:t>
       </w:r>
     </w:p>
     <w:p>
@@ -3465,7 +3748,7 @@
       <w:r>
         <w:rPr>
           <w:rFonts w:eastAsia="宋体-简" w:ascii="宋体-简" w:hAnsi="宋体-简" w:cs="宋体-简"/>
-          <w:b w:val="0"/>
+          <w:b/>
           <w:color w:val="000000"/>
           <w:sz w:val="32"/>
         </w:rPr>
@@ -3481,7 +3764,7 @@
       <w:r>
         <w:rPr>
           <w:rFonts w:eastAsia="宋体-简" w:ascii="宋体-简" w:hAnsi="宋体-简" w:cs="宋体-简"/>
-          <w:b w:val="0"/>
+          <w:b/>
           <w:color w:val="000000"/>
           <w:sz w:val="26"/>
         </w:rPr>
@@ -4623,7 +4906,7 @@
       <w:r>
         <w:rPr>
           <w:rFonts w:eastAsia="宋体-简" w:ascii="宋体-简" w:hAnsi="宋体-简" w:cs="宋体-简"/>
-          <w:b w:val="0"/>
+          <w:b/>
           <w:color w:val="000000"/>
           <w:sz w:val="26"/>
         </w:rPr>
@@ -4639,7 +4922,7 @@
       <w:r>
         <w:rPr>
           <w:rFonts w:eastAsia="宋体-简" w:ascii="宋体-简" w:hAnsi="宋体-简" w:cs="宋体-简"/>
-          <w:b w:val="0"/>
+          <w:b/>
           <w:color w:val="000000"/>
           <w:sz w:val="23"/>
         </w:rPr>
@@ -4707,7 +4990,35 @@
         <w:br/>
         <w:t>（4）方案范围固化锁定：方案包含的产品线清单及统一授权天数（authDays）严格只读锁定，杜绝申请人手工增删或替换产品线；系统依据 authDays 自动联动计算统一授权到期日（申请日 + authDays），并强制分发至方案下所有产品线，保持全方案授权周期严格一致。纯软件申请模式同样选择启用方案并锁定方案范围与到期日；</w:t>
         <w:br/>
-        <w:t>（5）客户联系人手机号与云图自动匹配联动（重点规范）：在基础信息区域新增客户联系人手机号字段（#solutionContactPhone），与接收邮箱并列布局。深信服云图账号以手机号为核心匹配依据：申请人选定 CRM 客户时自动带入客户联系人手机号；清空客户时自动重置；若需修改或手动录入，系统实时监听输入：当输入合法 11 位手机号（满足中国大陆手机正则 ^1\d{10}$）时，自动触发云图租户匹配服务并即时更新客户概要中的全局云图身份 Badge（展示绿色云图 ID 或未匹配告警）；当方案涉及开通任一 XaaS 产品线（SASE-GA、SASE-SWG、SASE-ZTNA、SaaS-XDR 等）时，联系人手机号自动标注红色星号必填，未填或非 11 位合法手机号强阻断整单提交；若未涉及 XaaS 产品线，手机号为选填项，未填不阻断提交。</w:t>
+        <w:t>（5）客户联系人手机号与云图自动匹配联动（重点规范）：在基础信息区域新增客户联系人手机号字段（#solutionContactPhone），与接收邮箱并列布局。深信服云图账号以手机号为核心匹配依据：申请人选定 CRM 客户时自动带入客户联系人手机号；清空客户时自动重置；若需修改或手动录入，系统实时监听输入：当输入合法 11 位手机号（满足中国大陆手机正则 ^1\d{10}$）时，自动触发云图租户匹配服务并即时更新客户概要中的全局云图身份 Badge（展示绿色云图 ID 或未匹配告警）；</w:t>
+      </w:r>
+      <w:r>
+        <w:rPr>
+          <w:rFonts w:eastAsia="宋体-简" w:ascii="宋体-简" w:hAnsi="宋体-简" w:cs="宋体-简"/>
+          <w:b/>
+          <w:color w:val="DC2626"/>
+          <w:sz w:val="23"/>
+        </w:rPr>
+        <w:t>若该手机号关联多个云图租户，系统自动在下方展开 2×2 网格卡片选择器，支持点选切换并即时联动全局云图Badge、企业名称与所属区域；默认项策略精准对齐生产环境（默认选中 17964872 · 110@163.com）；</w:t>
+      </w:r>
+      <w:r>
+        <w:rPr>
+          <w:rFonts w:eastAsia="宋体-简" w:ascii="宋体-简" w:hAnsi="宋体-简" w:cs="宋体-简"/>
+          <w:b w:val="0"/>
+          <w:color w:val="000000"/>
+          <w:sz w:val="23"/>
+        </w:rPr>
+        <w:t>当方案涉及开通任一 XaaS 产品线（SASE-GA、SASE-SWG、SASE-ZTNA、SaaS-XDR 等）时，联系人手机号自动标注红色星号必填，未填或非 11 位合法手机号强阻断整单提交；若未涉及 XaaS 产品线，手机号为选填项，未填不阻断提交；</w:t>
+        <w:br/>
+      </w:r>
+      <w:r>
+        <w:rPr>
+          <w:rFonts w:eastAsia="宋体-简" w:ascii="宋体-简" w:hAnsi="宋体-简" w:cs="宋体-简"/>
+          <w:b/>
+          <w:color w:val="DC2626"/>
+          <w:sz w:val="23"/>
+        </w:rPr>
+        <w:t>（6）生产环境两列并列区域联动选择器（重点规范）：严格按照生产环境架构，将区域拆分为并排两列自定义下拉组件（一级大区 + 二级办事处），全覆盖关联借测单来源（#solutionBorrowRegion / #solutionBorrowRegionL2）、纯软件本地申请来源（#solutionLocalRegion / #solutionLocalRegionL2）及单产品 XaaS 表单（#xaas-region / #xaas-region-l2）。一级大区字典涵盖东北区、华北区、北京区、上海区、云贵区等全国体系；二级办事处联动对应分支（如云贵区联动云南/贵州，华北区联动内蒙/山西）；无二级分支的大区默认显示并选中占位符 '-'（1:1 对齐生产环境）。选定客户或云图租户后自动带入大区与办事处，整单提交时强制校验两级均不可为空。</w:t>
       </w:r>
     </w:p>
     <w:p>
@@ -4735,7 +5046,25 @@
           <w:color w:val="000000"/>
           <w:sz w:val="23"/>
         </w:rPr>
-        <w:t>授权类型必选；关联借测单模式下客户与合法借测单必选；纯软件模式下方案与客户必选；行业一级与二级必须全部选定且符合联动关系；仅“审批通过且未归还、未撤销”借测单可通过准入校验；方案产品组合只读不可篡改；统一授权到期时间不可为空；客户联系人手机号校验：方案涉及 XaaS 开通时，手机号为强阻断必填项且必须符合 11 位合法手机号规则；纯设备本地方案选填，填入时必须符合 11 位手机号格式。</w:t>
+        <w:t>授权类型必选；关联借测单模式下客户与合法借测单必选；纯软件模式下方案与客户必选；行业一级与二级必须全部选定且符合联动关系；</w:t>
+      </w:r>
+      <w:r>
+        <w:rPr>
+          <w:rFonts w:eastAsia="宋体-简" w:ascii="宋体-简" w:hAnsi="宋体-简" w:cs="宋体-简"/>
+          <w:b/>
+          <w:color w:val="DC2626"/>
+          <w:sz w:val="23"/>
+        </w:rPr>
+        <w:t>区域必选强阻断校验：提交整单审批时强制校验区域两列字段（一级大区与二级办事处），未选择或为空时坚决阻断整单提交；</w:t>
+      </w:r>
+      <w:r>
+        <w:rPr>
+          <w:rFonts w:eastAsia="宋体-简" w:ascii="宋体-简" w:hAnsi="宋体-简" w:cs="宋体-简"/>
+          <w:b w:val="0"/>
+          <w:color w:val="000000"/>
+          <w:sz w:val="23"/>
+        </w:rPr>
+        <w:t>仅“审批通过且未归还、未撤销”借测单可通过准入校验；方案产品组合只读不可篡改；统一授权到期时间不可为空；客户联系人手机号校验：方案涉及 XaaS 开通时，手机号为强阻断必填项且必须符合 11 位合法手机号规则；纯设备本地方案选填，填入时必须符合 11 位手机号格式。</w:t>
       </w:r>
     </w:p>
     <w:p>
@@ -4763,7 +5092,25 @@
           <w:color w:val="000000"/>
           <w:sz w:val="23"/>
         </w:rPr>
-        <w:t>将申请来源标识（borrow / local）、客户基础信息快照、一级与二级行业分类（组合为'一级 / 二级'）、借测单全量元数据快照、锁定的方案编码、名称、产品线列表及统一到期日深拷贝存入单据模型中，随单提交。</w:t>
+        <w:t>将申请来源标识（borrow / local）、客户基础信息快照、一级与二级行业分类（组合为'一级 / 二级'）、</w:t>
+      </w:r>
+      <w:r>
+        <w:rPr>
+          <w:rFonts w:eastAsia="宋体-简" w:ascii="宋体-简" w:hAnsi="宋体-简" w:cs="宋体-简"/>
+          <w:b/>
+          <w:color w:val="DC2626"/>
+          <w:sz w:val="23"/>
+        </w:rPr>
+        <w:t>归属区域（一级大区与二级办事处组合）、所属云图租户账号快照、</w:t>
+      </w:r>
+      <w:r>
+        <w:rPr>
+          <w:rFonts w:eastAsia="宋体-简" w:ascii="宋体-简" w:hAnsi="宋体-简" w:cs="宋体-简"/>
+          <w:b w:val="0"/>
+          <w:color w:val="000000"/>
+          <w:sz w:val="23"/>
+        </w:rPr>
+        <w:t>借测单全量元数据快照、锁定的方案编码、名称、产品线列表及统一到期日深拷贝存入单据模型中，随单提交。</w:t>
       </w:r>
     </w:p>
     <w:p>
@@ -4791,7 +5138,25 @@
           <w:color w:val="000000"/>
           <w:sz w:val="23"/>
         </w:rPr>
-        <w:t>两类入口切换顺畅且数据互斥隔离；行业二级联动及 Tooltip 备注与 XaaS 保持 1:1 一致，一级改变自动重置刷新二级，两级未选全均能精确阻断；未审批、已归还、已撤销借测单 100% 阻断拦截；合法借测单回填准确；方案范围与产品清单严格只读锁定；统一授权到期日准确联动至所有产品线。</w:t>
+        <w:t>两类入口切换顺畅且数据互斥隔离；行业二级联动及 Tooltip 备注与 XaaS 保持 1:1 一致，一级改变自动重置刷新二级，两级未选全均能精确阻断；</w:t>
+      </w:r>
+      <w:r>
+        <w:rPr>
+          <w:rFonts w:eastAsia="宋体-简" w:ascii="宋体-简" w:hAnsi="宋体-简" w:cs="宋体-简"/>
+          <w:b/>
+          <w:color w:val="DC2626"/>
+          <w:sz w:val="23"/>
+        </w:rPr>
+        <w:t>区域两列并列联动顺畅，无二级分支默认显示'-'占位符，客户带入与手动切换正常，未选择区域 100% 阻断拦截；多云图账号卡片选择器展示规范且联动生效；</w:t>
+      </w:r>
+      <w:r>
+        <w:rPr>
+          <w:rFonts w:eastAsia="宋体-简" w:ascii="宋体-简" w:hAnsi="宋体-简" w:cs="宋体-简"/>
+          <w:b w:val="0"/>
+          <w:color w:val="000000"/>
+          <w:sz w:val="23"/>
+        </w:rPr>
+        <w:t>未审批、已归还、已撤销借测单 100% 阻断拦截；合法借测单回填准确；方案范围与产品清单严格只读锁定；统一授权到期日准确联动至所有产品线。</w:t>
       </w:r>
     </w:p>
     <w:tbl>
@@ -5243,11 +5608,11 @@
             <w:r>
               <w:rPr>
                 <w:rFonts w:eastAsia="宋体-简" w:ascii="宋体-简" w:hAnsi="宋体-简" w:cs="宋体-简"/>
-                <w:b w:val="0"/>
-                <w:color w:val="000000"/>
-                <w:sz w:val="22"/>
-              </w:rPr>
-              <w:t>区域</w:t>
+                <w:b/>
+                <w:color w:val="DC2626"/>
+                <w:sz w:val="22"/>
+              </w:rPr>
+              <w:t>区域（两列并列联动）</w:t>
             </w:r>
           </w:p>
         </w:tc>
@@ -5321,11 +5686,11 @@
             <w:r>
               <w:rPr>
                 <w:rFonts w:eastAsia="宋体-简" w:ascii="宋体-简" w:hAnsi="宋体-简" w:cs="宋体-简"/>
-                <w:b w:val="0"/>
-                <w:color w:val="000000"/>
-                <w:sz w:val="22"/>
-              </w:rPr>
-              <w:t>是</w:t>
+                <w:b/>
+                <w:color w:val="DC2626"/>
+                <w:sz w:val="22"/>
+              </w:rPr>
+              <w:t>是 (强阻断)</w:t>
             </w:r>
           </w:p>
         </w:tc>
@@ -5347,11 +5712,11 @@
             <w:r>
               <w:rPr>
                 <w:rFonts w:eastAsia="宋体-简" w:ascii="宋体-简" w:hAnsi="宋体-简" w:cs="宋体-简"/>
-                <w:b w:val="0"/>
-                <w:color w:val="000000"/>
-                <w:sz w:val="22"/>
-              </w:rPr>
-              <w:t>选择客户自动带入所属区域，支持下拉修改并全单必填强校验</w:t>
+                <w:b/>
+                <w:color w:val="DC2626"/>
+                <w:sz w:val="22"/>
+              </w:rPr>
+              <w:t>严格对齐生产环境两列并列（一级大区+二级办事处），无二级大区默认'-'占位；选择客户自动带入所属区域，支持下拉修改并全单必填强校验</w:t>
             </w:r>
           </w:p>
         </w:tc>
@@ -5585,8 +5950,8 @@
             <w:r>
               <w:rPr>
                 <w:rFonts w:eastAsia="宋体-简" w:ascii="宋体-简" w:hAnsi="宋体-简" w:cs="宋体-简"/>
-                <w:b w:val="0"/>
-                <w:color w:val="000000"/>
+                <w:b/>
+                <w:color w:val="DC2626"/>
                 <w:sz w:val="22"/>
               </w:rPr>
               <w:t>涉及 XaaS 必填；纯设备选填</w:t>
@@ -5611,11 +5976,11 @@
             <w:r>
               <w:rPr>
                 <w:rFonts w:eastAsia="宋体-简" w:ascii="宋体-简" w:hAnsi="宋体-简" w:cs="宋体-简"/>
-                <w:b w:val="0"/>
-                <w:color w:val="000000"/>
-                <w:sz w:val="22"/>
-              </w:rPr>
-              <w:t>输入 11 位手机号自动匹配云图账号与租户ID；涉及 XaaS 开通时为强阻断必填项，未填或非11位强阻断提交</w:t>
+                <w:b/>
+                <w:color w:val="DC2626"/>
+                <w:sz w:val="22"/>
+              </w:rPr>
+              <w:t>输入 11 位手机号自动匹配云图账号与租户ID；涉及 XaaS 开通时为强阻断必填项，未填或非11位强阻断提交；多租户时自动激活卡片选择器</w:t>
             </w:r>
           </w:p>
         </w:tc>
@@ -5639,8 +6004,8 @@
             <w:r>
               <w:rPr>
                 <w:rFonts w:eastAsia="宋体-简" w:ascii="宋体-简" w:hAnsi="宋体-简" w:cs="宋体-简"/>
-                <w:b w:val="0"/>
-                <w:color w:val="000000"/>
+                <w:b/>
+                <w:color w:val="DC2626"/>
                 <w:sz w:val="22"/>
               </w:rPr>
               <w:t>所属云图账号</w:t>
@@ -5717,8 +6082,8 @@
             <w:r>
               <w:rPr>
                 <w:rFonts w:eastAsia="宋体-简" w:ascii="宋体-简" w:hAnsi="宋体-简" w:cs="宋体-简"/>
-                <w:b w:val="0"/>
-                <w:color w:val="000000"/>
+                <w:b/>
+                <w:color w:val="DC2626"/>
                 <w:sz w:val="22"/>
               </w:rPr>
               <w:t>多租户时必选</w:t>
@@ -5743,11 +6108,11 @@
             <w:r>
               <w:rPr>
                 <w:rFonts w:eastAsia="宋体-简" w:ascii="宋体-简" w:hAnsi="宋体-简" w:cs="宋体-简"/>
-                <w:b w:val="0"/>
-                <w:color w:val="000000"/>
-                <w:sz w:val="22"/>
-              </w:rPr>
-              <w:t>当手机号关联多个云图租户时展开 2×2 卡片列表，1:1 对齐生产环境</w:t>
+                <w:b/>
+                <w:color w:val="DC2626"/>
+                <w:sz w:val="22"/>
+              </w:rPr>
+              <w:t>当手机号关联多个云图租户时展开 2×2 卡片列表（云图ID、企业名、主账号、联系人），1:1 对齐生产环境，默认选中 17964872 · 110@163.com</w:t>
             </w:r>
           </w:p>
         </w:tc>
@@ -6165,7 +6530,7 @@
           <w:color w:val="595959"/>
           <w:sz w:val="20"/>
         </w:rPr>
-        <w:t>图 2  关联借测单、所属行业与准入状态校验原型参考</w:t>
+        <w:t>图 2  关联借测单、两列并列区域、所属行业与准入状态校验原型参考</w:t>
       </w:r>
     </w:p>
     <w:p>
@@ -6177,7 +6542,7 @@
       <w:r>
         <w:rPr>
           <w:rFonts w:eastAsia="宋体-简" w:ascii="宋体-简" w:hAnsi="宋体-简" w:cs="宋体-简"/>
-          <w:b w:val="0"/>
+          <w:b/>
           <w:color w:val="000000"/>
           <w:sz w:val="23"/>
         </w:rPr>
@@ -6337,7 +6702,7 @@
           <w:color w:val="000000"/>
           <w:sz w:val="23"/>
         </w:rPr>
-        <w:t>业务信息准确按自由配置字段模型动态展开；硬件产品线与 XaaS 产品线字段清晰隔离，XaaS 界面 100% 隐藏设备 ID 与 SN；借测单设备 ID 准确继承且只读锁定生效，带锁提示卡清晰可见；点击“+ 添加设备”能动态增删额外设备 ID 输入行，空白追加设备前置阻断拦截生效；客户全局云图身份标签展示准确；联系人手机号精准匹配云图租户并在 XaaS 场景强阻断生效；无云图账号客户申请包含 XaaS 的方案时，前置告警与提交拦截 100% 触发；成对协同组件“至少选一个”互斥守底联动生效；具备有效云图 ID 的客户能顺畅填写规格参数并通过校验；按需产品线开关开启/关闭逻辑与数据过滤完全正确。</w:t>
+        <w:t>业务信息准确按自由配置字段模型动态展开；硬件产品线与 XaaS 产品线字段清晰隔离，XaaS 界面 100% 隐藏设备 ID 与 SN；借测单设备 ID 准确继承且只读锁定生效，带锁提示卡清晰可见；点击“+ 添加设备”能动态增删额外设备 ID 输入行，空白追加设备前置阻断拦截生效；客户全局云图身份标签展示准确；联系人手机号精准匹配云图租户并在 XaaS 场景强阻断生效；成对协同组件“至少选一个”互斥守底联动生效；具备有效云图 ID 的客户能顺畅填写规格参数并通过校验；按需产品线开关开启/关闭逻辑与数据过滤完全正确。</w:t>
       </w:r>
     </w:p>
     <w:tbl>
@@ -7327,7 +7692,7 @@
       <w:r>
         <w:rPr>
           <w:rFonts w:eastAsia="宋体-简" w:ascii="宋体-简" w:hAnsi="宋体-简" w:cs="宋体-简"/>
-          <w:b w:val="0"/>
+          <w:b/>
           <w:color w:val="000000"/>
           <w:sz w:val="23"/>
         </w:rPr>
@@ -7387,7 +7752,25 @@
           <w:color w:val="000000"/>
           <w:sz w:val="23"/>
         </w:rPr>
-        <w:t>点击提交按钮，顺序执行严格前置校验（单据与客户有效性、所属行业必填性、业务信息完整性、XaaS 全局云图身份有效性、成对协同组件守底规则、所有激活产品线必填参数与模块卡片完整性）。任一不符在页面高亮报错并阻断。</w:t>
+        <w:t>点击提交按钮，顺序执行严格前置校验（单据与客户有效性、</w:t>
+      </w:r>
+      <w:r>
+        <w:rPr>
+          <w:rFonts w:eastAsia="宋体-简" w:ascii="宋体-简" w:hAnsi="宋体-简" w:cs="宋体-简"/>
+          <w:b/>
+          <w:color w:val="DC2626"/>
+          <w:sz w:val="23"/>
+        </w:rPr>
+        <w:t>区域两列并列必填性、</w:t>
+      </w:r>
+      <w:r>
+        <w:rPr>
+          <w:rFonts w:eastAsia="宋体-简" w:ascii="宋体-简" w:hAnsi="宋体-简" w:cs="宋体-简"/>
+          <w:b w:val="0"/>
+          <w:color w:val="000000"/>
+          <w:sz w:val="23"/>
+        </w:rPr>
+        <w:t>所属行业必填性、业务信息完整性、XaaS 全局云图身份有效性、成对协同组件守底规则、所有激活产品线必填参数与模块卡片完整性）。任一不符在页面高亮报错并阻断。</w:t>
         <w:br/>
         <w:t>校验通过后生成统一的 W3 方案申请单号（SOL-...）进入待审批状态。整单走统一审批流，任一审批节点驳回则整单驳回，申请人可修改重提。</w:t>
         <w:br/>
@@ -7487,7 +7870,7 @@
       <w:r>
         <w:rPr>
           <w:rFonts w:eastAsia="宋体-简" w:ascii="宋体-简" w:hAnsi="宋体-简" w:cs="宋体-简"/>
-          <w:b w:val="0"/>
+          <w:b/>
           <w:color w:val="000000"/>
           <w:sz w:val="26"/>
         </w:rPr>
@@ -8449,7 +8832,7 @@
       <w:r>
         <w:rPr>
           <w:rFonts w:eastAsia="宋体-简" w:ascii="宋体-简" w:hAnsi="宋体-简" w:cs="宋体-简"/>
-          <w:b w:val="0"/>
+          <w:b/>
           <w:color w:val="000000"/>
           <w:sz w:val="32"/>
         </w:rPr>
@@ -8465,7 +8848,7 @@
       <w:r>
         <w:rPr>
           <w:rFonts w:eastAsia="宋体-简" w:ascii="宋体-简" w:hAnsi="宋体-简" w:cs="宋体-简"/>
-          <w:b w:val="0"/>
+          <w:b/>
           <w:color w:val="000000"/>
           <w:sz w:val="26"/>
         </w:rPr>
@@ -8509,7 +8892,7 @@
       <w:r>
         <w:rPr>
           <w:rFonts w:eastAsia="宋体-简" w:ascii="宋体-简" w:hAnsi="宋体-简" w:cs="宋体-简"/>
-          <w:b w:val="0"/>
+          <w:b/>
           <w:color w:val="000000"/>
           <w:sz w:val="26"/>
         </w:rPr>
@@ -8553,7 +8936,7 @@
       <w:r>
         <w:rPr>
           <w:rFonts w:eastAsia="宋体-简" w:ascii="宋体-简" w:hAnsi="宋体-简" w:cs="宋体-简"/>
-          <w:b w:val="0"/>
+          <w:b/>
           <w:color w:val="000000"/>
           <w:sz w:val="32"/>
         </w:rPr>
@@ -9247,8 +9630,8 @@
             <w:r>
               <w:rPr>
                 <w:rFonts w:eastAsia="宋体-简" w:ascii="宋体-简" w:hAnsi="宋体-简" w:cs="宋体-简"/>
-                <w:b w:val="0"/>
-                <w:color w:val="000000"/>
+                <w:b/>
+                <w:color w:val="DC2626"/>
                 <w:sz w:val="22"/>
               </w:rPr>
               <w:t>未选择区域</w:t>
@@ -9273,8 +9656,8 @@
             <w:r>
               <w:rPr>
                 <w:rFonts w:eastAsia="宋体-简" w:ascii="宋体-简" w:hAnsi="宋体-简" w:cs="宋体-简"/>
-                <w:b w:val="0"/>
-                <w:color w:val="000000"/>
+                <w:b/>
+                <w:color w:val="DC2626"/>
                 <w:sz w:val="22"/>
               </w:rPr>
               <w:t>提交整单审批</w:t>
@@ -9299,8 +9682,8 @@
             <w:r>
               <w:rPr>
                 <w:rFonts w:eastAsia="宋体-简" w:ascii="宋体-简" w:hAnsi="宋体-简" w:cs="宋体-简"/>
-                <w:b w:val="0"/>
-                <w:color w:val="000000"/>
+                <w:b/>
+                <w:color w:val="DC2626"/>
                 <w:sz w:val="22"/>
               </w:rPr>
               <w:t>区域字段值为空</w:t>
@@ -9325,8 +9708,8 @@
             <w:r>
               <w:rPr>
                 <w:rFonts w:eastAsia="宋体-简" w:ascii="宋体-简" w:hAnsi="宋体-简" w:cs="宋体-简"/>
-                <w:b w:val="0"/>
-                <w:color w:val="000000"/>
+                <w:b/>
+                <w:color w:val="DC2626"/>
                 <w:sz w:val="22"/>
               </w:rPr>
               <w:t>提交栏报错：请选择区域。精准定位至区域下拉框。</w:t>
@@ -9459,8 +9842,8 @@
             <w:r>
               <w:rPr>
                 <w:rFonts w:eastAsia="宋体-简" w:ascii="宋体-简" w:hAnsi="宋体-简" w:cs="宋体-简"/>
-                <w:b w:val="0"/>
-                <w:color w:val="000000"/>
+                <w:b/>
+                <w:color w:val="DC2626"/>
                 <w:sz w:val="22"/>
               </w:rPr>
               <w:t>方案含 XaaS 手机号缺失或非法</w:t>
@@ -9485,8 +9868,8 @@
             <w:r>
               <w:rPr>
                 <w:rFonts w:eastAsia="宋体-简" w:ascii="宋体-简" w:hAnsi="宋体-简" w:cs="宋体-简"/>
-                <w:b w:val="0"/>
-                <w:color w:val="000000"/>
+                <w:b/>
+                <w:color w:val="DC2626"/>
                 <w:sz w:val="22"/>
               </w:rPr>
               <w:t>提交整单审批</w:t>
@@ -9511,8 +9894,8 @@
             <w:r>
               <w:rPr>
                 <w:rFonts w:eastAsia="宋体-简" w:ascii="宋体-简" w:hAnsi="宋体-简" w:cs="宋体-简"/>
-                <w:b w:val="0"/>
-                <w:color w:val="000000"/>
+                <w:b/>
+                <w:color w:val="DC2626"/>
                 <w:sz w:val="22"/>
               </w:rPr>
               <w:t>涉及 XaaS 且联系人手机号为空或非 11 位</w:t>
@@ -9537,8 +9920,8 @@
             <w:r>
               <w:rPr>
                 <w:rFonts w:eastAsia="宋体-简" w:ascii="宋体-简" w:hAnsi="宋体-简" w:cs="宋体-简"/>
-                <w:b w:val="0"/>
-                <w:color w:val="000000"/>
+                <w:b/>
+                <w:color w:val="DC2626"/>
                 <w:sz w:val="22"/>
               </w:rPr>
               <w:t>提交栏报错：方案包含 XaaS 产品线，必须填写客户联系人手机号以匹配云图账号。/ 请填写正确的11位客户联系人手机号。</w:t>
@@ -9565,8 +9948,8 @@
             <w:r>
               <w:rPr>
                 <w:rFonts w:eastAsia="宋体-简" w:ascii="宋体-简" w:hAnsi="宋体-简" w:cs="宋体-简"/>
-                <w:b w:val="0"/>
-                <w:color w:val="000000"/>
+                <w:b/>
+                <w:color w:val="DC2626"/>
                 <w:sz w:val="22"/>
               </w:rPr>
               <w:t>追加设备 ID 为空</w:t>
@@ -9591,8 +9974,8 @@
             <w:r>
               <w:rPr>
                 <w:rFonts w:eastAsia="宋体-简" w:ascii="宋体-简" w:hAnsi="宋体-简" w:cs="宋体-简"/>
-                <w:b w:val="0"/>
-                <w:color w:val="000000"/>
+                <w:b/>
+                <w:color w:val="DC2626"/>
                 <w:sz w:val="22"/>
               </w:rPr>
               <w:t>提交整单审批</w:t>
@@ -9617,8 +10000,8 @@
             <w:r>
               <w:rPr>
                 <w:rFonts w:eastAsia="宋体-简" w:ascii="宋体-简" w:hAnsi="宋体-简" w:cs="宋体-简"/>
-                <w:b w:val="0"/>
-                <w:color w:val="000000"/>
+                <w:b/>
+                <w:color w:val="DC2626"/>
                 <w:sz w:val="22"/>
               </w:rPr>
               <w:t>追加了额外设备行但未填设备 ID</w:t>
@@ -9643,8 +10026,8 @@
             <w:r>
               <w:rPr>
                 <w:rFonts w:eastAsia="宋体-简" w:ascii="宋体-简" w:hAnsi="宋体-简" w:cs="宋体-简"/>
-                <w:b w:val="0"/>
-                <w:color w:val="000000"/>
+                <w:b/>
+                <w:color w:val="DC2626"/>
                 <w:sz w:val="22"/>
               </w:rPr>
               <w:t>提交栏报错：[产品线名称] 追加的设备 ID 不能为空，请填写或删除空白追加项。</w:t>
@@ -10409,7 +10792,7 @@
       <w:r>
         <w:rPr>
           <w:rFonts w:eastAsia="宋体-简" w:ascii="宋体-简" w:hAnsi="宋体-简" w:cs="宋体-简"/>
-          <w:b w:val="0"/>
+          <w:b/>
           <w:color w:val="000000"/>
           <w:sz w:val="32"/>
         </w:rPr>
@@ -10425,7 +10808,7 @@
       <w:r>
         <w:rPr>
           <w:rFonts w:eastAsia="宋体-简" w:ascii="宋体-简" w:hAnsi="宋体-简" w:cs="宋体-简"/>
-          <w:b w:val="0"/>
+          <w:b/>
           <w:color w:val="000000"/>
           <w:sz w:val="26"/>
         </w:rPr>
@@ -10469,7 +10852,7 @@
       <w:r>
         <w:rPr>
           <w:rFonts w:eastAsia="宋体-简" w:ascii="宋体-简" w:hAnsi="宋体-简" w:cs="宋体-简"/>
-          <w:b w:val="0"/>
+          <w:b/>
           <w:color w:val="000000"/>
           <w:sz w:val="26"/>
         </w:rPr>
@@ -10499,7 +10882,7 @@
       <w:r>
         <w:rPr>
           <w:rFonts w:eastAsia="宋体-简" w:ascii="宋体-简" w:hAnsi="宋体-简" w:cs="宋体-简"/>
-          <w:b w:val="0"/>
+          <w:b/>
           <w:color w:val="000000"/>
           <w:sz w:val="26"/>
         </w:rPr>
@@ -11425,7 +11808,7 @@
       <w:r>
         <w:rPr>
           <w:rFonts w:eastAsia="宋体-简" w:ascii="宋体-简" w:hAnsi="宋体-简" w:cs="宋体-简"/>
-          <w:b w:val="0"/>
+          <w:b/>
           <w:color w:val="000000"/>
           <w:sz w:val="26"/>
         </w:rPr>
@@ -11459,7 +11842,7 @@
       <w:r>
         <w:rPr>
           <w:rFonts w:eastAsia="宋体-简" w:ascii="宋体-简" w:hAnsi="宋体-简" w:cs="宋体-简"/>
-          <w:b w:val="0"/>
+          <w:b/>
           <w:color w:val="000000"/>
           <w:sz w:val="26"/>
         </w:rPr>
@@ -11507,8 +11890,8 @@
       <w:r>
         <w:rPr>
           <w:rFonts w:eastAsia="宋体-简" w:ascii="宋体-简" w:hAnsi="宋体-简" w:cs="宋体-简"/>
-          <w:b w:val="0"/>
-          <w:color w:val="000000"/>
+          <w:b/>
+          <w:color w:val="DC2626"/>
           <w:sz w:val="26"/>
         </w:rPr>
         <w:t>7.6 多云图账号卡片选择器联动与两列并列区域联动规范（1:1 还原生产环境）</w:t>
@@ -11521,8 +11904,8 @@
       <w:r>
         <w:rPr>
           <w:rFonts w:eastAsia="宋体-简" w:ascii="宋体-简" w:hAnsi="宋体-简" w:cs="宋体-简"/>
-          <w:b w:val="0"/>
-          <w:color w:val="000000"/>
+          <w:b/>
+          <w:color w:val="DC2626"/>
           <w:sz w:val="23"/>
         </w:rPr>
         <w:t>1. 多云图账号卡片选择器规格（1:1 还原生产环境截图）：</w:t>
@@ -11532,7 +11915,19 @@
         <w:t xml:space="preserve">   - 2×2 网格卡片高保真渲染：下拉选项采用 2×2 结构化网格卡片布局，清晰呈现「云图ID」、「云图企业名称」、「主账号」、「主账号联系人」四项核心元数据，视觉层次与信息密度 1:1 对齐生产环境；</w:t>
         <w:br/>
         <w:t xml:space="preserve">   - 选中与回显联动：支持点击卡片项即时切换，选中项高亮加粗边框；触发器回显格式为“[云图ID] · [主账号]”；选中后即时联动客户全局云图身份 Badge、企业名称与所属区域；默认项策略支持精准预选（如真实生产环境默认选中 17964872 · 110@163.com）；</w:t>
-        <w:br/>
+      </w:r>
+    </w:p>
+    <w:p>
+      <w:pPr>
+        <w:spacing w:before="0" w:after="80" w:line="276" w:lineRule="auto"/>
+      </w:pPr>
+      <w:r>
+        <w:rPr>
+          <w:rFonts w:eastAsia="宋体-简" w:ascii="宋体-简" w:hAnsi="宋体-简" w:cs="宋体-简"/>
+          <w:b/>
+          <w:color w:val="DC2626"/>
+          <w:sz w:val="23"/>
+        </w:rPr>
         <w:t>2. 区域字段两列并列联动规范与整单强校验（1:1 还原生产环境截图）：</w:t>
         <w:br/>
         <w:t xml:space="preserve">   - 两列并列与字典联动架构：严格按照生产环境架构，区域拆分为并排两列自定义下拉组件（一级大区 + 二级办事处），全覆盖关联借测单来源（#solutionBorrowRegion / #solutionBorrowRegionL2）、纯软件本地申请来源（#solutionLocalRegion / #solutionLocalRegionL2）及单产品 XaaS 表单（#xaas-region / #xaas-region-l2）；</w:t>
@@ -11555,7 +11950,7 @@
       <w:r>
         <w:rPr>
           <w:rFonts w:eastAsia="宋体-简" w:ascii="宋体-简" w:hAnsi="宋体-简" w:cs="宋体-简"/>
-          <w:b w:val="0"/>
+          <w:b/>
           <w:color w:val="000000"/>
           <w:sz w:val="32"/>
         </w:rPr>
@@ -11625,11 +12020,11 @@
       <w:r>
         <w:rPr>
           <w:rFonts w:eastAsia="宋体-简" w:ascii="宋体-简" w:hAnsi="宋体-简" w:cs="宋体-简"/>
-          <w:b w:val="0"/>
-          <w:color w:val="000000"/>
+          <w:b/>
+          <w:color w:val="DC2626"/>
           <w:sz w:val="23"/>
         </w:rPr>
-        <w:t>5. 【已确认并落地】多云图账号选择器卡片（1:1 还原生产环境）：当联系人手机号关联多个云图租户时，弹出2×2卡片下拉列表（包含云图ID、企业名称、主账号、联系人），支持点击切换并联动全局云图Badge、企业名称与区域；同时新增并强校验必填「区域」字段。</w:t>
+        <w:t>5. 【已确认并落地】生产环境两列并列区域联动选择器（一级大区+二级办事处，默认'-'占位）与多云图账号选择器卡片（1:1 还原生产环境截图），支持全单强校验与记录持久化回显。</w:t>
       </w:r>
     </w:p>
     <w:p>

--- a/docs/解决方案型测试授权需求方案.docx
+++ b/docs/解决方案型测试授权需求方案.docx
@@ -1143,6 +1143,112 @@
           </w:p>
         </w:tc>
       </w:tr>
+      <w:tr>
+        <w:tc>
+          <w:tcPr>
+            <w:tcW w:type="dxa" w:w="2160"/>
+            <w:tcBorders>
+              <w:top w:val="single" w:color="CBCDD1" w:sz="4" w:space="0"/>
+              <w:left w:val="single" w:color="CBCDD1" w:sz="4" w:space="0"/>
+              <w:bottom w:val="single" w:color="CBCDD1" w:sz="4" w:space="0"/>
+              <w:right w:val="single" w:color="CBCDD1" w:sz="4" w:space="0"/>
+            </w:tcBorders>
+            <w:vAlign w:val="center"/>
+          </w:tcPr>
+          <w:p>
+            <w:pPr>
+              <w:spacing w:before="40" w:after="40" w:line="276" w:lineRule="auto"/>
+            </w:pPr>
+            <w:r>
+              <w:rPr>
+                <w:rFonts w:eastAsia="宋体-简" w:ascii="宋体-简" w:hAnsi="宋体-简" w:cs="宋体-简"/>
+                <w:b/>
+                <w:color w:val="DC2626"/>
+                <w:sz w:val="22"/>
+              </w:rPr>
+              <w:t>2026 年 10 月 10 日</w:t>
+            </w:r>
+          </w:p>
+        </w:tc>
+        <w:tc>
+          <w:tcPr>
+            <w:tcW w:type="dxa" w:w="1224"/>
+            <w:tcBorders>
+              <w:top w:val="single" w:color="CBCDD1" w:sz="4" w:space="0"/>
+              <w:left w:val="single" w:color="CBCDD1" w:sz="4" w:space="0"/>
+              <w:bottom w:val="single" w:color="CBCDD1" w:sz="4" w:space="0"/>
+              <w:right w:val="single" w:color="CBCDD1" w:sz="4" w:space="0"/>
+            </w:tcBorders>
+            <w:vAlign w:val="center"/>
+          </w:tcPr>
+          <w:p>
+            <w:pPr>
+              <w:spacing w:before="40" w:after="40" w:line="276" w:lineRule="auto"/>
+            </w:pPr>
+            <w:r>
+              <w:rPr>
+                <w:rFonts w:eastAsia="宋体-简" w:ascii="宋体-简" w:hAnsi="宋体-简" w:cs="宋体-简"/>
+                <w:b/>
+                <w:color w:val="DC2626"/>
+                <w:sz w:val="22"/>
+              </w:rPr>
+              <w:t>钱金城</w:t>
+            </w:r>
+          </w:p>
+        </w:tc>
+        <w:tc>
+          <w:tcPr>
+            <w:tcW w:type="dxa" w:w="3024"/>
+            <w:tcBorders>
+              <w:top w:val="single" w:color="CBCDD1" w:sz="4" w:space="0"/>
+              <w:left w:val="single" w:color="CBCDD1" w:sz="4" w:space="0"/>
+              <w:bottom w:val="single" w:color="CBCDD1" w:sz="4" w:space="0"/>
+              <w:right w:val="single" w:color="CBCDD1" w:sz="4" w:space="0"/>
+            </w:tcBorders>
+            <w:vAlign w:val="center"/>
+          </w:tcPr>
+          <w:p>
+            <w:pPr>
+              <w:spacing w:before="40" w:after="40" w:line="276" w:lineRule="auto"/>
+            </w:pPr>
+            <w:r>
+              <w:rPr>
+                <w:rFonts w:eastAsia="宋体-简" w:ascii="宋体-简" w:hAnsi="宋体-简" w:cs="宋体-简"/>
+                <w:b/>
+                <w:color w:val="DC2626"/>
+                <w:sz w:val="22"/>
+              </w:rPr>
+              <w:t>统一授权时间超限审核提示与时间选择窗口颜色区分优化（对齐规模优化）</w:t>
+            </w:r>
+          </w:p>
+        </w:tc>
+        <w:tc>
+          <w:tcPr>
+            <w:tcW w:type="dxa" w:w="4320"/>
+            <w:tcBorders>
+              <w:top w:val="single" w:color="CBCDD1" w:sz="4" w:space="0"/>
+              <w:left w:val="single" w:color="CBCDD1" w:sz="4" w:space="0"/>
+              <w:bottom w:val="single" w:color="CBCDD1" w:sz="4" w:space="0"/>
+              <w:right w:val="single" w:color="CBCDD1" w:sz="4" w:space="0"/>
+            </w:tcBorders>
+            <w:vAlign w:val="center"/>
+          </w:tcPr>
+          <w:p>
+            <w:pPr>
+              <w:spacing w:before="40" w:after="40" w:line="276" w:lineRule="auto"/>
+            </w:pPr>
+            <w:r>
+              <w:rPr>
+                <w:rFonts w:eastAsia="宋体-简" w:ascii="宋体-简" w:hAnsi="宋体-简" w:cs="宋体-简"/>
+                <w:b/>
+                <w:color w:val="DC2626"/>
+                <w:sz w:val="22"/>
+              </w:rPr>
+              <w:t>1. 针对授权时长（普通90天，KA180天），在选择时间的窗口（日历 Popover）中增加免审区间（绿色）与需审核区间（浅橙色）颜色区分及顶部色例图例；2. 选择超限时间后输入框高亮告警、展示审批提示徽章（'超过 90 天需审批'）及横幅，允许应用到各模块并同步提示，审批决策流实时重算切换为人工审核（大区及总部营销审核）。</w:t>
+            </w:r>
+          </w:p>
+        </w:tc>
+      </w:tr>
     </w:tbl>
     <w:p>
       <w:pPr>
@@ -1702,7 +1808,7 @@
                 <w:color w:val="000000"/>
                 <w:sz w:val="22"/>
               </w:rPr>
-              <w:t>方案范围只读锁定</w:t>
+              <w:t>方案范围只读锁定与时间</w:t>
             </w:r>
           </w:p>
         </w:tc>
@@ -1728,7 +1834,16 @@
                 <w:color w:val="000000"/>
                 <w:sz w:val="22"/>
               </w:rPr>
-              <w:t>展示方案编码、名称、关联产品线标签列表及统一授权时间</w:t>
+              <w:t>展示方案编码、名称、关联产品线标签列表及</w:t>
+            </w:r>
+            <w:r>
+              <w:rPr>
+                <w:rFonts w:eastAsia="宋体-简" w:ascii="宋体-简" w:hAnsi="宋体-简" w:cs="宋体-简"/>
+                <w:b/>
+                <w:color w:val="DC2626"/>
+                <w:sz w:val="22"/>
+              </w:rPr>
+              <w:t>统一授权到期时间（提供时间选择窗口免审/审核颜色区分与超限提示）</w:t>
             </w:r>
           </w:p>
         </w:tc>
@@ -1754,7 +1869,16 @@
                 <w:color w:val="000000"/>
                 <w:sz w:val="22"/>
               </w:rPr>
-              <w:t>严格只读，杜绝申请人手工增删或替换产品线</w:t>
+              <w:t>严格只读，杜绝手工增删产品线；</w:t>
+            </w:r>
+            <w:r>
+              <w:rPr>
+                <w:rFonts w:eastAsia="宋体-简" w:ascii="宋体-简" w:hAnsi="宋体-简" w:cs="宋体-简"/>
+                <w:b/>
+                <w:color w:val="DC2626"/>
+                <w:sz w:val="22"/>
+              </w:rPr>
+              <w:t>时间选择窗口提供绿色免审与橙色需审核色例区分，选定后支持批量分发各产品线并联动审批流</w:t>
             </w:r>
           </w:p>
         </w:tc>
@@ -3567,6 +3691,60 @@
                 <w:sz w:val="22"/>
               </w:rPr>
               <w:t>联系人手机号关联多租户时展开 2×2 结构化卡片（云图ID、企业名、主账号、联系人），默认选中 17964872 · 110@163.com，即时联动全局云图 Badge、企业名称与区域。</w:t>
+            </w:r>
+          </w:p>
+        </w:tc>
+      </w:tr>
+      <w:tr>
+        <w:tc>
+          <w:tcPr>
+            <w:tcW w:type="dxa" w:w="2592"/>
+            <w:tcBorders>
+              <w:top w:val="single" w:color="CBCDD1" w:sz="4" w:space="0"/>
+              <w:left w:val="single" w:color="CBCDD1" w:sz="4" w:space="0"/>
+              <w:bottom w:val="single" w:color="CBCDD1" w:sz="4" w:space="0"/>
+              <w:right w:val="single" w:color="CBCDD1" w:sz="4" w:space="0"/>
+            </w:tcBorders>
+            <w:vAlign w:val="center"/>
+          </w:tcPr>
+          <w:p>
+            <w:pPr>
+              <w:spacing w:before="40" w:after="40" w:line="276" w:lineRule="auto"/>
+            </w:pPr>
+            <w:r>
+              <w:rPr>
+                <w:rFonts w:eastAsia="宋体-简" w:ascii="宋体-简" w:hAnsi="宋体-简" w:cs="宋体-简"/>
+                <w:b/>
+                <w:color w:val="DC2626"/>
+                <w:sz w:val="22"/>
+              </w:rPr>
+              <w:t>统一授权时间超限审核与颜色区分口径</w:t>
+            </w:r>
+          </w:p>
+        </w:tc>
+        <w:tc>
+          <w:tcPr>
+            <w:tcW w:type="dxa" w:w="8063"/>
+            <w:tcBorders>
+              <w:top w:val="single" w:color="CBCDD1" w:sz="4" w:space="0"/>
+              <w:left w:val="single" w:color="CBCDD1" w:sz="4" w:space="0"/>
+              <w:bottom w:val="single" w:color="CBCDD1" w:sz="4" w:space="0"/>
+              <w:right w:val="single" w:color="CBCDD1" w:sz="4" w:space="0"/>
+            </w:tcBorders>
+            <w:vAlign w:val="center"/>
+          </w:tcPr>
+          <w:p>
+            <w:pPr>
+              <w:spacing w:before="40" w:after="40" w:line="276" w:lineRule="auto"/>
+            </w:pPr>
+            <w:r>
+              <w:rPr>
+                <w:rFonts w:eastAsia="宋体-简" w:ascii="宋体-简" w:hAnsi="宋体-简" w:cs="宋体-简"/>
+                <w:b/>
+                <w:color w:val="DC2626"/>
+                <w:sz w:val="22"/>
+              </w:rPr>
+              <w:t>对齐此前规模（线路数/分支数等）审批提示规范（.approval-threshold-note）；授权时间默认上限 90 天（KA客户 180 天）；选择时间的窗口（日历 Popover）提供免审区间（绿色）与超限需审核（浅橙色）颜色区分及色例图例；选定超限时间后输入框高亮告警、展示需审批提示徽章及横幅、允许应用到各模块并同步提示，审批流自动联动转入人工审核（大区及总部营销审核）。</w:t>
             </w:r>
           </w:p>
         </w:tc>
@@ -4988,7 +5166,23 @@
         <w:br/>
         <w:t>（3）借测单客户级联筛选与准入强校验：在关联借测单模式下，申请人在客户搜索框中输入关键字实现模糊检索匹配，选中客户后，系统自动级联过滤借测单下拉列表，仅展示该客户名下的借测单并标注单号与借测状态（如审批通过、审批中等）；未选择客户前借测单下拉处于禁用态；点击清空客户后借测单自动禁用并清空选择；系统执行借测单准入强校验：仅“审批通过且未归还、未撤销”且未被占用的借测单允许准入，带出借测关键信息并自动锁定方案范围；若借测单处于未审批、已归还、已撤销或已占用状态，系统弹出明确阻断提示卡片，严禁进入后续环节；</w:t>
         <w:br/>
-        <w:t>（4）方案范围固化锁定：方案包含的产品线清单及统一授权天数（authDays）严格只读锁定，杜绝申请人手工增删或替换产品线；系统依据 authDays 自动联动计算统一授权到期日（申请日 + authDays），并强制分发至方案下所有产品线，保持全方案授权周期严格一致。纯软件申请模式同样选择启用方案并锁定方案范围与到期日；</w:t>
+      </w:r>
+      <w:r>
+        <w:rPr>
+          <w:rFonts w:eastAsia="宋体-简" w:ascii="宋体-简" w:hAnsi="宋体-简" w:cs="宋体-简"/>
+          <w:b/>
+          <w:color w:val="DC2626"/>
+          <w:sz w:val="23"/>
+        </w:rPr>
+        <w:t>（4）方案范围固化锁定与统一授权时间（重点优化时间提示与窗口颜色区分）：方案包含的产品线清单及统一授权天数（authDays）严格只读锁定，杜绝申请人手工增删或替换产品线；系统依据 authDays 自动联动计算统一授权到期日，并强制分发至方案下所有产品线。针对统一授权日期，系统升级带颜色区分的日历弹窗（Popover）：通过绿色（≤90天）与橙色（&gt;90天）清晰划分免审与人工审核区间，头部提供色例图例与快捷预设按键；选择超限日期后，输入框高亮告警，并在日期栏及模块日期旁展示“超过 90 天需审批”提示徽章（对齐规模优化规范），下方展开醒目审核提示横幅；允许将超限日期应用到所有模块并自动将整单审批流切换为人工审批（大区及总部营销审核）。</w:t>
+      </w:r>
+      <w:r>
+        <w:rPr>
+          <w:rFonts w:eastAsia="宋体-简" w:ascii="宋体-简" w:hAnsi="宋体-简" w:cs="宋体-简"/>
+          <w:b w:val="0"/>
+          <w:color w:val="000000"/>
+          <w:sz w:val="23"/>
+        </w:rPr>
         <w:br/>
         <w:t>（5）客户联系人手机号与云图自动匹配联动（重点规范）：在基础信息区域新增客户联系人手机号字段（#solutionContactPhone），与接收邮箱并列布局。深信服云图账号以手机号为核心匹配依据：申请人选定 CRM 客户时自动带入客户联系人手机号；清空客户时自动重置；若需修改或手动录入，系统实时监听输入：当输入合法 11 位手机号（满足中国大陆手机正则 ^1\d{10}$）时，自动触发云图租户匹配服务并即时更新客户概要中的全局云图身份 Badge（展示绿色云图 ID 或未匹配告警）；</w:t>
       </w:r>
@@ -5156,7 +5350,16 @@
           <w:color w:val="000000"/>
           <w:sz w:val="23"/>
         </w:rPr>
-        <w:t>未审批、已归还、已撤销借测单 100% 阻断拦截；合法借测单回填准确；方案范围与产品清单严格只读锁定；统一授权到期日准确联动至所有产品线。</w:t>
+        <w:t>未审批、已归还、已撤销借测单 100% 阻断拦截；合法借测单回填准确；方案范围与产品清单严格只读锁定；</w:t>
+      </w:r>
+      <w:r>
+        <w:rPr>
+          <w:rFonts w:eastAsia="宋体-简" w:ascii="宋体-简" w:hAnsi="宋体-简" w:cs="宋体-简"/>
+          <w:b/>
+          <w:color w:val="DC2626"/>
+          <w:sz w:val="23"/>
+        </w:rPr>
+        <w:t>统一授权到期日日历窗口颜色区分清晰，超限提示徽章与横幅准确展示，并顺畅联动整单人工审批。</w:t>
       </w:r>
     </w:p>
     <w:tbl>
@@ -6377,6 +6580,138 @@
                 <w:sz w:val="22"/>
               </w:rPr>
               <w:t>格式如 SOL-ACCEL-006 | 全球加速方案-SaaS版</w:t>
+            </w:r>
+          </w:p>
+        </w:tc>
+      </w:tr>
+      <w:tr>
+        <w:tc>
+          <w:tcPr>
+            <w:tcW w:type="dxa" w:w="1728"/>
+            <w:tcBorders>
+              <w:top w:val="single" w:color="CBCDD1" w:sz="4" w:space="0"/>
+              <w:left w:val="single" w:color="CBCDD1" w:sz="4" w:space="0"/>
+              <w:bottom w:val="single" w:color="CBCDD1" w:sz="4" w:space="0"/>
+              <w:right w:val="single" w:color="CBCDD1" w:sz="4" w:space="0"/>
+            </w:tcBorders>
+            <w:vAlign w:val="center"/>
+          </w:tcPr>
+          <w:p>
+            <w:pPr>
+              <w:spacing w:before="40" w:after="40" w:line="276" w:lineRule="auto"/>
+            </w:pPr>
+            <w:r>
+              <w:rPr>
+                <w:rFonts w:eastAsia="宋体-简" w:ascii="宋体-简" w:hAnsi="宋体-简" w:cs="宋体-简"/>
+                <w:b/>
+                <w:color w:val="DC2626"/>
+                <w:sz w:val="22"/>
+              </w:rPr>
+              <w:t>统一授权到期日</w:t>
+            </w:r>
+          </w:p>
+        </w:tc>
+        <w:tc>
+          <w:tcPr>
+            <w:tcW w:type="dxa" w:w="2015"/>
+            <w:tcBorders>
+              <w:top w:val="single" w:color="CBCDD1" w:sz="4" w:space="0"/>
+              <w:left w:val="single" w:color="CBCDD1" w:sz="4" w:space="0"/>
+              <w:bottom w:val="single" w:color="CBCDD1" w:sz="4" w:space="0"/>
+              <w:right w:val="single" w:color="CBCDD1" w:sz="4" w:space="0"/>
+            </w:tcBorders>
+            <w:vAlign w:val="center"/>
+          </w:tcPr>
+          <w:p>
+            <w:pPr>
+              <w:spacing w:before="40" w:after="40" w:line="276" w:lineRule="auto"/>
+            </w:pPr>
+            <w:r>
+              <w:rPr>
+                <w:rFonts w:eastAsia="宋体-简" w:ascii="宋体-简" w:hAnsi="宋体-简" w:cs="宋体-简"/>
+                <w:b/>
+                <w:color w:val="DC2626"/>
+                <w:sz w:val="22"/>
+              </w:rPr>
+              <w:t>日历 Popover 选择器</w:t>
+            </w:r>
+          </w:p>
+        </w:tc>
+        <w:tc>
+          <w:tcPr>
+            <w:tcW w:type="dxa" w:w="1440"/>
+            <w:tcBorders>
+              <w:top w:val="single" w:color="CBCDD1" w:sz="4" w:space="0"/>
+              <w:left w:val="single" w:color="CBCDD1" w:sz="4" w:space="0"/>
+              <w:bottom w:val="single" w:color="CBCDD1" w:sz="4" w:space="0"/>
+              <w:right w:val="single" w:color="CBCDD1" w:sz="4" w:space="0"/>
+            </w:tcBorders>
+            <w:vAlign w:val="center"/>
+          </w:tcPr>
+          <w:p>
+            <w:pPr>
+              <w:spacing w:before="40" w:after="40" w:line="276" w:lineRule="auto"/>
+            </w:pPr>
+            <w:r>
+              <w:rPr>
+                <w:rFonts w:eastAsia="宋体-简" w:ascii="宋体-简" w:hAnsi="宋体-简" w:cs="宋体-简"/>
+                <w:b w:val="0"/>
+                <w:color w:val="000000"/>
+                <w:sz w:val="22"/>
+              </w:rPr>
+              <w:t>是</w:t>
+            </w:r>
+          </w:p>
+        </w:tc>
+        <w:tc>
+          <w:tcPr>
+            <w:tcW w:type="dxa" w:w="1728"/>
+            <w:tcBorders>
+              <w:top w:val="single" w:color="CBCDD1" w:sz="4" w:space="0"/>
+              <w:left w:val="single" w:color="CBCDD1" w:sz="4" w:space="0"/>
+              <w:bottom w:val="single" w:color="CBCDD1" w:sz="4" w:space="0"/>
+              <w:right w:val="single" w:color="CBCDD1" w:sz="4" w:space="0"/>
+            </w:tcBorders>
+            <w:vAlign w:val="center"/>
+          </w:tcPr>
+          <w:p>
+            <w:pPr>
+              <w:spacing w:before="40" w:after="40" w:line="276" w:lineRule="auto"/>
+            </w:pPr>
+            <w:r>
+              <w:rPr>
+                <w:rFonts w:eastAsia="宋体-简" w:ascii="宋体-简" w:hAnsi="宋体-简" w:cs="宋体-简"/>
+                <w:b w:val="0"/>
+                <w:color w:val="000000"/>
+                <w:sz w:val="22"/>
+              </w:rPr>
+              <w:t>是</w:t>
+            </w:r>
+          </w:p>
+        </w:tc>
+        <w:tc>
+          <w:tcPr>
+            <w:tcW w:type="dxa" w:w="3456"/>
+            <w:tcBorders>
+              <w:top w:val="single" w:color="CBCDD1" w:sz="4" w:space="0"/>
+              <w:left w:val="single" w:color="CBCDD1" w:sz="4" w:space="0"/>
+              <w:bottom w:val="single" w:color="CBCDD1" w:sz="4" w:space="0"/>
+              <w:right w:val="single" w:color="CBCDD1" w:sz="4" w:space="0"/>
+            </w:tcBorders>
+            <w:vAlign w:val="center"/>
+          </w:tcPr>
+          <w:p>
+            <w:pPr>
+              <w:spacing w:before="40" w:after="40" w:line="276" w:lineRule="auto"/>
+            </w:pPr>
+            <w:r>
+              <w:rPr>
+                <w:rFonts w:eastAsia="宋体-简" w:ascii="宋体-简" w:hAnsi="宋体-简" w:cs="宋体-简"/>
+                <w:b/>
+                <w:color w:val="DC2626"/>
+                <w:sz w:val="22"/>
+              </w:rPr>
+              <w:t>提供免审（绿色）与需审核（橙色）颜色区分；超过 90 天（KA 180 天）提示需人工审核，允许应用到所有模块并联动审批流</w:t>
             </w:r>
           </w:p>
         </w:tc>
@@ -10031,6 +10366,112 @@
                 <w:sz w:val="22"/>
               </w:rPr>
               <w:t>提交栏报错：[产品线名称] 追加的设备 ID 不能为空，请填写或删除空白追加项。</w:t>
+            </w:r>
+          </w:p>
+        </w:tc>
+      </w:tr>
+      <w:tr>
+        <w:tc>
+          <w:tcPr>
+            <w:tcW w:type="dxa" w:w="2160"/>
+            <w:tcBorders>
+              <w:top w:val="single" w:color="CBCDD1" w:sz="4" w:space="0"/>
+              <w:left w:val="single" w:color="CBCDD1" w:sz="4" w:space="0"/>
+              <w:bottom w:val="single" w:color="CBCDD1" w:sz="4" w:space="0"/>
+              <w:right w:val="single" w:color="CBCDD1" w:sz="4" w:space="0"/>
+            </w:tcBorders>
+            <w:vAlign w:val="center"/>
+          </w:tcPr>
+          <w:p>
+            <w:pPr>
+              <w:spacing w:before="40" w:after="40" w:line="276" w:lineRule="auto"/>
+            </w:pPr>
+            <w:r>
+              <w:rPr>
+                <w:rFonts w:eastAsia="宋体-简" w:ascii="宋体-简" w:hAnsi="宋体-简" w:cs="宋体-简"/>
+                <w:b/>
+                <w:color w:val="DC2626"/>
+                <w:sz w:val="22"/>
+              </w:rPr>
+              <w:t>选择超限授权时间</w:t>
+            </w:r>
+          </w:p>
+        </w:tc>
+        <w:tc>
+          <w:tcPr>
+            <w:tcW w:type="dxa" w:w="2015"/>
+            <w:tcBorders>
+              <w:top w:val="single" w:color="CBCDD1" w:sz="4" w:space="0"/>
+              <w:left w:val="single" w:color="CBCDD1" w:sz="4" w:space="0"/>
+              <w:bottom w:val="single" w:color="CBCDD1" w:sz="4" w:space="0"/>
+              <w:right w:val="single" w:color="CBCDD1" w:sz="4" w:space="0"/>
+            </w:tcBorders>
+            <w:vAlign w:val="center"/>
+          </w:tcPr>
+          <w:p>
+            <w:pPr>
+              <w:spacing w:before="40" w:after="40" w:line="276" w:lineRule="auto"/>
+            </w:pPr>
+            <w:r>
+              <w:rPr>
+                <w:rFonts w:eastAsia="宋体-简" w:ascii="宋体-简" w:hAnsi="宋体-简" w:cs="宋体-简"/>
+                <w:b/>
+                <w:color w:val="DC2626"/>
+                <w:sz w:val="22"/>
+              </w:rPr>
+              <w:t>选择时间或应用到模块</w:t>
+            </w:r>
+          </w:p>
+        </w:tc>
+        <w:tc>
+          <w:tcPr>
+            <w:tcW w:type="dxa" w:w="3311"/>
+            <w:tcBorders>
+              <w:top w:val="single" w:color="CBCDD1" w:sz="4" w:space="0"/>
+              <w:left w:val="single" w:color="CBCDD1" w:sz="4" w:space="0"/>
+              <w:bottom w:val="single" w:color="CBCDD1" w:sz="4" w:space="0"/>
+              <w:right w:val="single" w:color="CBCDD1" w:sz="4" w:space="0"/>
+            </w:tcBorders>
+            <w:vAlign w:val="center"/>
+          </w:tcPr>
+          <w:p>
+            <w:pPr>
+              <w:spacing w:before="40" w:after="40" w:line="276" w:lineRule="auto"/>
+            </w:pPr>
+            <w:r>
+              <w:rPr>
+                <w:rFonts w:eastAsia="宋体-简" w:ascii="宋体-简" w:hAnsi="宋体-简" w:cs="宋体-简"/>
+                <w:b/>
+                <w:color w:val="DC2626"/>
+                <w:sz w:val="22"/>
+              </w:rPr>
+              <w:t>选择到期日超过 90 天（或 KA 客户超过 180 天）</w:t>
+            </w:r>
+          </w:p>
+        </w:tc>
+        <w:tc>
+          <w:tcPr>
+            <w:tcW w:type="dxa" w:w="3168"/>
+            <w:tcBorders>
+              <w:top w:val="single" w:color="CBCDD1" w:sz="4" w:space="0"/>
+              <w:left w:val="single" w:color="CBCDD1" w:sz="4" w:space="0"/>
+              <w:bottom w:val="single" w:color="CBCDD1" w:sz="4" w:space="0"/>
+              <w:right w:val="single" w:color="CBCDD1" w:sz="4" w:space="0"/>
+            </w:tcBorders>
+            <w:vAlign w:val="center"/>
+          </w:tcPr>
+          <w:p>
+            <w:pPr>
+              <w:spacing w:before="40" w:after="40" w:line="276" w:lineRule="auto"/>
+            </w:pPr>
+            <w:r>
+              <w:rPr>
+                <w:rFonts w:eastAsia="宋体-简" w:ascii="宋体-简" w:hAnsi="宋体-简" w:cs="宋体-简"/>
+                <w:b/>
+                <w:color w:val="DC2626"/>
+                <w:sz w:val="22"/>
+              </w:rPr>
+              <w:t>输入框高亮告警，展开审核提示横幅与徽章（'超过 90 天需审批'）；允许应用到所有模块，提交时整单自动转入人工审批流（大区及总部营销审核）。</w:t>
             </w:r>
           </w:p>
         </w:tc>
@@ -11943,6 +12384,64 @@
     </w:p>
     <w:p>
       <w:pPr>
+        <w:pStyle w:val="00001e"/>
+        <w:spacing w:after="40" w:before="200" w:line="276" w:lineRule="auto"/>
+        <w:jc w:val="left"/>
+      </w:pPr>
+      <w:r>
+        <w:rPr>
+          <w:rFonts w:eastAsia="宋体-简" w:ascii="宋体-简" w:hAnsi="宋体-简" w:cs="宋体-简"/>
+          <w:b/>
+          <w:color w:val="DC2626"/>
+          <w:sz w:val="26"/>
+        </w:rPr>
+        <w:t>7.7 统一授权时间超限审核提示与时间选择窗口颜色区分规范（对齐规模优化交互）</w:t>
+      </w:r>
+    </w:p>
+    <w:p>
+      <w:pPr>
+        <w:spacing w:before="0" w:after="80" w:line="276" w:lineRule="auto"/>
+      </w:pPr>
+      <w:r>
+        <w:rPr>
+          <w:rFonts w:eastAsia="宋体-简" w:ascii="宋体-简" w:hAnsi="宋体-简" w:cs="宋体-简"/>
+          <w:b/>
+          <w:color w:val="DC2626"/>
+          <w:sz w:val="23"/>
+        </w:rPr>
+        <w:t>1. 业务背景与对齐基线：此前针对规模参数（线路数、分支数、移动用户并发数等）在超出免审门槛时引入了轻量化审批提示徽章（.approval-threshold-note，如“超过 10 需审批”），既消除原有硬阻断对业务造成的卡死，又明确告知转审批的业务影响；本次针对统一授权时间同样对齐该规范，废弃原先超过 90 天直接 setAttribute('max') 禁用选择的生硬体验，改为“超期可选、日历分区、颜色预警、模块同步、流转人工”。</w:t>
+        <w:br/>
+        <w:t>2. 选择时间的窗口（Popover 日历弹窗）颜色分区与色例规范：</w:t>
+        <w:br/>
+        <w:t xml:space="preserve">   - 头部颜色区分图例栏（Legend Bar）：配备 🟢 免审区间 (≤90天) 与 🟠 需审核区间 (&gt;90天) 图例，KA 客户时自动更新为 180 天，边界清晰一目了然；</w:t>
+        <w:br/>
+        <w:t xml:space="preserve">   - 快捷预设按键（Presets）：提供 30天 (免审)、60天 (免审)、90天 (免审上限)、120天 (需审核)、180天 (需审核) 快速点选，兼顾高频操作与业务引导；</w:t>
+        <w:br/>
+        <w:t xml:space="preserve">   - 日历单元格动态染色：</w:t>
+        <w:br/>
+        <w:t xml:space="preserve">     * 免审日期单元格（.safe-range）：淡绿清新底色（#f0fdf4）、淡绿边框（#dcfce7）、深绿文字（#0f172a），悬停加深；</w:t>
+        <w:br/>
+        <w:t xml:space="preserve">     * 需审核日期单元格（.warning-range）：浅琥珀橙色底色（#fffbeb）、橙色边框（#fde68a）、深琥珀文字（#92400e），右上角带有橙色警示标点；</w:t>
+        <w:br/>
+        <w:t xml:space="preserve">     * 底部实时动态提示条（Footer Hint）：鼠标悬停或聚焦到具体日期时，底部实时提示当前日期的授权天数以及是否进入人工审核；</w:t>
+        <w:br/>
+        <w:t>3. 选择了之后的实时告警、横幅与徽章规范：</w:t>
+        <w:br/>
+        <w:t xml:space="preserve">   - 输入框告警样式：选定超期日期后，输入框增加 .has-approval-warning 琥珀色告警边框与阴影；</w:t>
+        <w:br/>
+        <w:t xml:space="preserve">   - 审批提示徽章：日期标签右侧展示 .approval-threshold-note（“超过 90 天需审批”），与规模提示规范风格 100% 统一；</w:t>
+        <w:br/>
+        <w:t xml:space="preserve">   - 提示横幅展开：下方展开浅橙色告警横幅（.unified-date-warning-banner），明确提示：“您选择的到期时间为 [YYYY-MM-DD]（共 N 天），已超过 90 天免审限制（超出 M 天），提交后将转入【人工审批】流程（大区及总部营销审核）”；在限制内选择时展示绿色安全横幅（.unified-date-safe-banner）；</w:t>
+        <w:br/>
+        <w:t>4. 批量应用到所有模块与审批流联动：</w:t>
+        <w:br/>
+        <w:t xml:space="preserve">   - 保持“应用到所有模块”可用，点击后将日期批量同步到所有模块，同时各模块日期字段右侧同步标注 .approval-threshold-note；</w:t>
+        <w:br/>
+        <w:t xml:space="preserve">   - 审批流决策引擎即时重算（recalculateApprovalDecision()），由“自助审批”转入“人工审核”（REQUEST_DURATION_LIMIT），流转到大区及总部营销审核。</w:t>
+      </w:r>
+    </w:p>
+    <w:p>
+      <w:pPr>
         <w:pStyle w:val="00001c"/>
         <w:spacing w:after="80" w:before="480" w:line="276" w:lineRule="auto"/>
         <w:jc w:val="left"/>
@@ -12039,6 +12538,20 @@
           <w:sz w:val="23"/>
         </w:rPr>
         <w:t>6. 确认业务申请信息自由配置字段的持久化存储 Schema 与数据版本管理规范。</w:t>
+      </w:r>
+    </w:p>
+    <w:p>
+      <w:pPr>
+        <w:spacing w:before="0" w:after="80" w:line="276" w:lineRule="auto"/>
+      </w:pPr>
+      <w:r>
+        <w:rPr>
+          <w:rFonts w:eastAsia="宋体-简" w:ascii="宋体-简" w:hAnsi="宋体-简" w:cs="宋体-简"/>
+          <w:b/>
+          <w:color w:val="DC2626"/>
+          <w:sz w:val="23"/>
+        </w:rPr>
+        <w:t>7. 【已确认并落地】统一授权时间超限审核提示与时间选择窗口颜色区分优化（对齐规模优化交互），日历 Popover 颜色分区、超限横幅/徽章提示、全模块同步与审批流实时联动人工审核已全部落地。</w:t>
       </w:r>
     </w:p>
     <w:sectPr>

--- a/docs/解决方案型测试授权需求方案.docx
+++ b/docs/解决方案型测试授权需求方案.docx
@@ -10471,7 +10471,7 @@
                 <w:color w:val="DC2626"/>
                 <w:sz w:val="22"/>
               </w:rPr>
-              <w:t>输入框高亮告警，展开审核提示横幅与徽章（'超过 90 天需审批'）；允许应用到所有模块，提交时整单自动转入人工审批流（大区及总部营销审核）。</w:t>
+              <w:t>输入框轻度预警，展示单一轻量化审批提示徽章（'超过 90 天需审批'，对齐规模提示交互）；日历弹窗仅保留免审区间图例与单元格高亮；允许应用到所有模块，提交时整单自动转入人工审批流（大区及总部营销审核）。</w:t>
             </w:r>
           </w:p>
         </w:tc>
@@ -12409,33 +12409,27 @@
           <w:color w:val="DC2626"/>
           <w:sz w:val="23"/>
         </w:rPr>
-        <w:t>1. 业务背景与对齐基线：此前针对规模参数（线路数、分支数、移动用户并发数等）在超出免审门槛时引入了轻量化审批提示徽章（.approval-threshold-note，如“超过 10 需审批”），既消除原有硬阻断对业务造成的卡死，又明确告知转审批的业务影响；本次针对统一授权时间同样对齐该规范，废弃原先超过 90 天直接 setAttribute('max') 禁用选择的生硬体验，改为“超期可选、日历分区、颜色预警、模块同步、流转人工”。</w:t>
+        <w:t>1. 业务背景与对齐基线：此前针对规模参数（线路数、分支数、移动用户并发数等）在超出免审门槛时引入了轻量化审批提示徽章（.approval-threshold-note，如“超过 10 需审批”），既消除原有硬阻断对业务造成的卡死，又明确告知转审批的业务影响；本次针对统一授权时间同样对齐该规范，废弃原先超过 90 天直接 setAttribute('max') 禁用选择的生硬体验，改为“超期可选、日历免审分区、轻量审批提示、模块同步、流转人工”。</w:t>
         <w:br/>
-        <w:t>2. 选择时间的窗口（Popover 日历弹窗）颜色分区与色例规范：</w:t>
+        <w:t>2. 选择时间的窗口（Popover 日历弹窗）颜色分区与色例规范（极简去噪）：</w:t>
         <w:br/>
-        <w:t xml:space="preserve">   - 头部颜色区分图例栏（Legend Bar）：配备 🟢 免审区间 (≤90天) 与 🟠 需审核区间 (&gt;90天) 图例，KA 客户时自动更新为 180 天，边界清晰一目了然；</w:t>
+        <w:t xml:space="preserve">   - 免审区间图例栏（Legend Bar）：仅配备 🟢 免审区间 (≤90天) 图例（KA 客户自动更新为 180 天），直观清晰告知免审边界，不增加多余视觉负担；</w:t>
         <w:br/>
-        <w:t xml:space="preserve">   - 快捷预设按键（Presets）：提供 30天 (免审)、60天 (免审)、90天 (免审上限)、120天 (需审核)、180天 (需审核) 快速点选，兼顾高频操作与业务引导；</w:t>
+        <w:t xml:space="preserve">   - 移除繁杂预设按键与底部动态提示条：彻底去除快捷天数预设按键（30/60/90/120/180天）与底部实时长文本提示条，保持选择窗口紧凑纯粹；</w:t>
         <w:br/>
-        <w:t xml:space="preserve">   - 日历单元格动态染色：</w:t>
+        <w:t xml:space="preserve">   - 免审日期单元格（.safe-range）：淡绿清新底色（#f0fdf4）、淡绿边框（#dcfce7）、深绿文字（#0f172a），悬停加深；超出免审天数的单元格保持常规可选状态；</w:t>
         <w:br/>
-        <w:t xml:space="preserve">     * 免审日期单元格（.safe-range）：淡绿清新底色（#f0fdf4）、淡绿边框（#dcfce7）、深绿文字（#0f172a），悬停加深；</w:t>
+        <w:t>3. 选择了之后的提示去重与轻量化徽章规范（坚决杜绝双重并排复读）：</w:t>
         <w:br/>
-        <w:t xml:space="preserve">     * 需审核日期单元格（.warning-range）：浅琥珀橙色底色（#fffbeb）、橙色边框（#fde68a）、深琥珀文字（#92400e），右上角带有橙色警示标点；</w:t>
+        <w:t xml:space="preserve">   - 彻底移除告警横幅（Banner）：去除整行黄色超限警告横幅与绿色安全横幅，避免大面积占位造成视觉过载；</w:t>
         <w:br/>
-        <w:t xml:space="preserve">     * 底部实时动态提示条（Footer Hint）：鼠标悬停或聚焦到具体日期时，底部实时提示当前日期的授权天数以及是否进入人工审核；</w:t>
+        <w:t xml:space="preserve">   - 属性与提示去重对齐：日期基线标签维持属性说明（如“免审上限 90 天”，KA 为“免审上限 180 天”），超限时不会变为“超过 90 天 (需审核)”；</w:t>
         <w:br/>
-        <w:t>3. 选择了之后的实时告警、横幅与徽章规范：</w:t>
-        <w:br/>
-        <w:t xml:space="preserve">   - 输入框告警样式：选定超期日期后，输入框增加 .has-approval-warning 琥珀色告警边框与阴影；</w:t>
-        <w:br/>
-        <w:t xml:space="preserve">   - 审批提示徽章：日期标签右侧展示 .approval-threshold-note（“超过 90 天需审批”），与规模提示规范风格 100% 统一；</w:t>
-        <w:br/>
-        <w:t xml:space="preserve">   - 提示横幅展开：下方展开浅橙色告警横幅（.unified-date-warning-banner），明确提示：“您选择的到期时间为 [YYYY-MM-DD]（共 N 天），已超过 90 天免审限制（超出 M 天），提交后将转入【人工审批】流程（大区及总部营销审核）”；在限制内选择时展示绿色安全横幅（.unified-date-safe-banner）；</w:t>
+        <w:t xml:space="preserve">   - 单一审批提示徽章：超限时右侧仅展示唯一的轻量化审批提示标签（.approval-threshold-note：“超过 90 天需审批”），与规模阈值提示样式和文案粒度 100% 统一对齐，限制范围内选择时自动隐藏；</w:t>
         <w:br/>
         <w:t>4. 批量应用到所有模块与审批流联动：</w:t>
         <w:br/>
-        <w:t xml:space="preserve">   - 保持“应用到所有模块”可用，点击后将日期批量同步到所有模块，同时各模块日期字段右侧同步标注 .approval-threshold-note；</w:t>
+        <w:t xml:space="preserve">   - 保持“应用到所有模块”可用，点击后将日期批量同步到所有模块，各模块日期字段右侧同步标注 .approval-threshold-note；</w:t>
         <w:br/>
         <w:t xml:space="preserve">   - 审批流决策引擎即时重算（recalculateApprovalDecision()），由“自助审批”转入“人工审核”（REQUEST_DURATION_LIMIT），流转到大区及总部营销审核。</w:t>
       </w:r>
@@ -12551,7 +12545,7 @@
           <w:color w:val="DC2626"/>
           <w:sz w:val="23"/>
         </w:rPr>
-        <w:t>7. 【已确认并落地】统一授权时间超限审核提示与时间选择窗口颜色区分优化（对齐规模优化交互），日历 Popover 颜色分区、超限横幅/徽章提示、全模块同步与审批流实时联动人工审核已全部落地。</w:t>
+        <w:t>7. 【已确认并落地】统一授权时间超限审核提示与时间选择窗口优化（对齐规模优化交互）：日历 Popover 仅标注免审区间、去除多余预设与占位横幅、日期提示单一无重复（超过 90 天需审批）、全模块同步与审批流实时联动人工审核已全部落地。</w:t>
       </w:r>
     </w:p>
     <w:sectPr>

--- a/docs/解决方案型测试授权需求方案.docx
+++ b/docs/解决方案型测试授权需求方案.docx
@@ -1166,7 +1166,7 @@
                 <w:color w:val="DC2626"/>
                 <w:sz w:val="22"/>
               </w:rPr>
-              <w:t>2026 年 10 月 10 日</w:t>
+              <w:t>2026 年 10 月 12 日</w:t>
             </w:r>
           </w:p>
         </w:tc>
@@ -1218,7 +1218,7 @@
                 <w:color w:val="DC2626"/>
                 <w:sz w:val="22"/>
               </w:rPr>
-              <w:t>统一授权时间超限审核提示与时间选择窗口颜色区分优化（对齐规模优化）</w:t>
+              <w:t>统一授权时间超限审核提示与时间选择窗口规范优化（去噪与双色明确区分）</w:t>
             </w:r>
           </w:p>
         </w:tc>
@@ -1244,7 +1244,7 @@
                 <w:color w:val="DC2626"/>
                 <w:sz w:val="22"/>
               </w:rPr>
-              <w:t>1. 针对授权时长（普通90天，KA180天），在选择时间的窗口（日历 Popover）中增加免审区间（绿色）与需审核区间（浅橙色）颜色区分及顶部色例图例；2. 选择超限时间后输入框高亮告警、展示审批提示徽章（'超过 90 天需审批'）及横幅，允许应用到各模块并同步提示，审批决策流实时重算切换为人工审核（大区及总部营销审核）。</w:t>
+              <w:t>1. 针对授权时长（普通90天，KA180天），在选择时间的日历窗口中恢复免审区间（绿底 #f0fdf4）与需审批区间（浅橙底 #fffbeb）双色网格与图例清晰区分，彻底杜绝白色底无法识别的问题；2. 坚决去除多余预设按键、底部动态提示与输入框占位大横幅；3. 选定超限时间后输入框轻度告警，展示单一审批提示徽章（'超过 90 天需审批'，杜绝复读），允许应用到各模块并同步提示，审批决策流实时重算切换为人工审核。</w:t>
             </w:r>
           </w:p>
         </w:tc>
@@ -3744,7 +3744,7 @@
                 <w:color w:val="DC2626"/>
                 <w:sz w:val="22"/>
               </w:rPr>
-              <w:t>对齐此前规模（线路数/分支数等）审批提示规范（.approval-threshold-note）；授权时间默认上限 90 天（KA客户 180 天）；选择时间的窗口（日历 Popover）提供免审区间（绿色）与超限需审核（浅橙色）颜色区分及色例图例；选定超限时间后输入框高亮告警、展示需审批提示徽章及横幅、允许应用到各模块并同步提示，审批流自动联动转入人工审核（大区及总部营销审核）。</w:t>
+              <w:t>对齐此前规模（线路数/分支数等）审批提示规范（.approval-threshold-note）；授权时间默认上限 90 天（KA客户 180 天）；选择时间的窗口（日历 Popover）提供免审区间（绿底 #f0fdf4）与超限需审批（浅橙底 #fffbeb）双色网格与图例清晰区分，杜绝白色底无法识别；去除多余预设按键与占位大横幅；选定超限时间后输入框轻度告警、右侧展示单一需审批提示徽章（无重复复读）、允许应用到各模块并同步提示，审批流自动联动转入人工审核（大区及总部营销审核）。</w:t>
             </w:r>
           </w:p>
         </w:tc>
@@ -5174,7 +5174,7 @@
           <w:color w:val="DC2626"/>
           <w:sz w:val="23"/>
         </w:rPr>
-        <w:t>（4）方案范围固化锁定与统一授权时间（重点优化时间提示与窗口颜色区分）：方案包含的产品线清单及统一授权天数（authDays）严格只读锁定，杜绝申请人手工增删或替换产品线；系统依据 authDays 自动联动计算统一授权到期日，并强制分发至方案下所有产品线。针对统一授权日期，系统升级带颜色区分的日历弹窗（Popover）：通过绿色（≤90天）与橙色（&gt;90天）清晰划分免审与人工审核区间，头部提供色例图例与快捷预设按键；选择超限日期后，输入框高亮告警，并在日期栏及模块日期旁展示“超过 90 天需审批”提示徽章（对齐规模优化规范），下方展开醒目审核提示横幅；允许将超限日期应用到所有模块并自动将整单审批流切换为人工审批（大区及总部营销审核）。</w:t>
+        <w:t>（4）方案范围固化锁定与统一授权时间（重点优化时间提示与窗口颜色区分）：方案包含的产品线清单及统一授权天数（authDays）严格只读锁定，杜绝申请人手工增删或替换产品线；系统依据 authDays 自动联动计算统一授权到期日，并强制分发至方案下所有产品线。针对统一授权日期，系统升级带颜色区分的日历弹窗（Popover）：通过绿色（≤90天）与浅橙色（&gt;90天）清晰划分免审与人工审核区间，头部提供双色指示图例，彻底杜绝需审批日期显示为白色底无法识别的问题，并精简去除繁琐预设按键与底部提示；选择超限日期后，去除大面积占位横幅，输入框轻度告警并在右侧展示单一的“超过 90 天需审批”提示徽章（与规模阈值提示样式严格对齐，彻底去重无复读）；允许将超限日期应用到所有模块并自动将整单审批流切换为人工审批（大区及总部营销审核）。</w:t>
       </w:r>
       <w:r>
         <w:rPr>
@@ -5359,7 +5359,7 @@
           <w:color w:val="DC2626"/>
           <w:sz w:val="23"/>
         </w:rPr>
-        <w:t>统一授权到期日日历窗口颜色区分清晰，超限提示徽章与横幅准确展示，并顺畅联动整单人工审批。</w:t>
+        <w:t>统一授权到期日日历窗口颜色区分清晰（免审绿底 vs 需审批浅橙底），单一轻量化提示徽章准确展示无复读，去除占位大横幅，并顺畅联动整单人工审批。</w:t>
       </w:r>
     </w:p>
     <w:tbl>
@@ -12409,15 +12409,17 @@
           <w:color w:val="DC2626"/>
           <w:sz w:val="23"/>
         </w:rPr>
-        <w:t>1. 业务背景与对齐基线：此前针对规模参数（线路数、分支数、移动用户并发数等）在超出免审门槛时引入了轻量化审批提示徽章（.approval-threshold-note，如“超过 10 需审批”），既消除原有硬阻断对业务造成的卡死，又明确告知转审批的业务影响；本次针对统一授权时间同样对齐该规范，废弃原先超过 90 天直接 setAttribute('max') 禁用选择的生硬体验，改为“超期可选、日历免审分区、轻量审批提示、模块同步、流转人工”。</w:t>
+        <w:t>1. 业务背景与对齐基线：此前针对规模参数（线路数、分支数、移动用户并发数等）在超出免审门槛时引入了轻量化审批提示徽章（.approval-threshold-note，如“超过 10 需审批”），既消除原有硬阻断对业务造成的卡死，又明确告知转审批的业务影响；本次针对统一授权时间同样对齐该规范，废弃原先超过 90 天直接 setAttribute('max') 禁用选择的生硬体验，改为“超期可选、日历双色清晰分区、轻量审批提示、模块同步、流转人工”。</w:t>
         <w:br/>
-        <w:t>2. 选择时间的窗口（Popover 日历弹窗）颜色分区与色例规范（极简去噪）：</w:t>
+        <w:t>2. 选择时间的窗口（Popover 日历弹窗）颜色分区与色例规范（双色清晰区分 + 极简去噪）：</w:t>
         <w:br/>
-        <w:t xml:space="preserve">   - 免审区间图例栏（Legend Bar）：仅配备 🟢 免审区间 (≤90天) 图例（KA 客户自动更新为 180 天），直观清晰告知免审边界，不增加多余视觉负担；</w:t>
+        <w:t xml:space="preserve">   - 双色图例栏（Legend Bar）：顶部保留 🟢 免审区间 (≤90天) 与 🟠 需审批区间 (&gt;90天) 两个图例（KA 客户自动更新为 180 天），双色直观对照；</w:t>
         <w:br/>
-        <w:t xml:space="preserve">   - 移除繁杂预设按键与底部动态提示条：彻底去除快捷天数预设按键（30/60/90/120/180天）与底部实时长文本提示条，保持选择窗口紧凑纯粹；</w:t>
+        <w:t xml:space="preserve">   - 彻底移除繁杂预设按键与底部动态提示条：彻底去除快捷天数预设按键（30/60/90/120/180天）与底部实时长文本提示条，保持选择窗口紧凑纯粹；</w:t>
         <w:br/>
-        <w:t xml:space="preserve">   - 免审日期单元格（.safe-range）：淡绿清新底色（#f0fdf4）、淡绿边框（#dcfce7）、深绿文字（#0f172a），悬停加深；超出免审天数的单元格保持常规可选状态；</w:t>
+        <w:t xml:space="preserve">   - 免审日期单元格（.safe-range）：淡绿清新底色（#f0fdf4）、淡绿边框（#dcfce7）、深绿文字（#166534），悬停加深；</w:t>
+        <w:br/>
+        <w:t xml:space="preserve">   - 需审批日期单元格（.warning-range）：浅橙清晰底色（#fffbeb）、浅橙边框（#fde68a）、深橙文字（#92400e），杜绝普通白色底无法识别需审批区间的问题，让用户直观知晓需审批日期范围；</w:t>
         <w:br/>
         <w:t>3. 选择了之后的提示去重与轻量化徽章规范（坚决杜绝双重并排复读）：</w:t>
         <w:br/>
@@ -12545,7 +12547,7 @@
           <w:color w:val="DC2626"/>
           <w:sz w:val="23"/>
         </w:rPr>
-        <w:t>7. 【已确认并落地】统一授权时间超限审核提示与时间选择窗口优化（对齐规模优化交互）：日历 Popover 仅标注免审区间、去除多余预设与占位横幅、日期提示单一无重复（超过 90 天需审批）、全模块同步与审批流实时联动人工审核已全部落地。</w:t>
+        <w:t>7. 【已确认并落地】统一授权时间超限审核提示与时间选择窗口优化（对齐规模优化交互）：日历 Popover 清晰展示免审绿底与需审批浅橙底双色区分与图例、去除多余预设按键与占位横幅、日期提示单一无重复（超过 90 天需审批）、全模块同步与审批流实时联动人工审核已全部落地。</w:t>
       </w:r>
     </w:p>
     <w:sectPr>
